--- a/public/reports/nhom-13-bao-cao-day-du.docx
+++ b/public/reports/nhom-13-bao-cao-day-du.docx
@@ -237,7 +237,8 @@
     <w:p>
       <w:pPr>
         <w:pStyle w:val="Normal"/>
-        <w:spacing w:lineRule="auto" w:line="312" w:before="360" w:after="120"/>
+        <w:keepNext w:val="true"/>
+        <w:spacing w:before="0" w:after="120"/>
         <w:jc w:val="center"/>
         <w:rPr/>
       </w:pPr>
@@ -245,113 +246,403 @@
         <w:rPr>
           <w:rFonts w:eastAsia="Times New Roman" w:cs="Times New Roman"/>
           <w:b/>
-          <w:color w:val="000000"/>
-          <w:sz w:val="26"/>
-        </w:rPr>
-        <w:t>DANH SÁCH THÀNH VIÊN NHÓM 13.</w:t>
+          <w:sz w:val="26"/>
+        </w:rPr>
+        <w:t>BIÊN BẢN HỌP NHÓM 13.</w:t>
+      </w:r>
+    </w:p>
+    <w:p>
+      <w:pPr>
+        <w:pStyle w:val="Normal"/>
+        <w:keepNext w:val="true"/>
+        <w:spacing w:before="0" w:after="160"/>
+        <w:jc w:val="center"/>
+        <w:rPr/>
+      </w:pPr>
+      <w:r>
+        <w:rPr>
+          <w:rFonts w:eastAsia="Times New Roman" w:cs="Times New Roman"/>
+          <w:b/>
+          <w:sz w:val="26"/>
+        </w:rPr>
+        <w:t>BUỔI 2.</w:t>
       </w:r>
     </w:p>
     <w:tbl>
       <w:tblPr>
-        <w:tblStyle w:val="TableGrid"/>
-        <w:tblW w:w="9071" w:type="dxa"/>
+        <w:tblW w:w="9582" w:type="dxa"/>
         <w:jc w:val="center"/>
         <w:tblInd w:w="0" w:type="dxa"/>
         <w:tblLayout w:type="fixed"/>
         <w:tblCellMar>
-          <w:top w:w="55" w:type="dxa"/>
-          <w:start w:w="85" w:type="dxa"/>
-          <w:bottom w:w="55" w:type="dxa"/>
-          <w:end w:w="85" w:type="dxa"/>
+          <w:top w:w="80" w:type="dxa"/>
+          <w:start w:w="80" w:type="dxa"/>
+          <w:bottom w:w="80" w:type="dxa"/>
+          <w:end w:w="80" w:type="dxa"/>
         </w:tblCellMar>
         <w:tblLook w:noHBand="0" w:lastColumn="0" w:firstColumn="1" w:lastRow="0" w:firstRow="1" w:noVBand="1" w:val="04a0"/>
       </w:tblPr>
       <w:tblGrid>
-        <w:gridCol w:w="1524"/>
-        <w:gridCol w:w="4523"/>
-        <w:gridCol w:w="3024"/>
+        <w:gridCol w:w="4791"/>
+        <w:gridCol w:w="4791"/>
+      </w:tblGrid>
+      <w:tr>
+        <w:trPr/>
+        <w:tc>
+          <w:tcPr>
+            <w:tcW w:w="4791" w:type="dxa"/>
+            <w:tcBorders/>
+            <w:vAlign w:val="center"/>
+          </w:tcPr>
+          <w:p>
+            <w:pPr>
+              <w:pStyle w:val="Normal"/>
+              <w:spacing w:lineRule="auto" w:line="240" w:before="0" w:after="0"/>
+              <w:jc w:val="center"/>
+              <w:rPr/>
+            </w:pPr>
+            <w:r>
+              <w:rPr>
+                <w:rFonts w:eastAsia="Times New Roman" w:cs="Times New Roman"/>
+                <w:b/>
+                <w:sz w:val="26"/>
+              </w:rPr>
+              <w:t>HỌC VIỆN NGÂN HÀNG</w:t>
+            </w:r>
+          </w:p>
+          <w:p>
+            <w:pPr>
+              <w:pStyle w:val="Normal"/>
+              <w:spacing w:lineRule="auto" w:line="240" w:before="0" w:after="0"/>
+              <w:jc w:val="center"/>
+              <w:rPr/>
+            </w:pPr>
+            <w:r>
+              <w:rPr>
+                <w:rFonts w:eastAsia="Times New Roman" w:cs="Times New Roman"/>
+                <w:b/>
+                <w:sz w:val="26"/>
+              </w:rPr>
+              <w:t>LỚP 261LAW61A02</w:t>
+            </w:r>
+          </w:p>
+          <w:p>
+            <w:pPr>
+              <w:pStyle w:val="Normal"/>
+              <w:spacing w:lineRule="auto" w:line="240" w:before="0" w:after="0"/>
+              <w:jc w:val="center"/>
+              <w:rPr/>
+            </w:pPr>
+            <w:r>
+              <w:rPr>
+                <w:rFonts w:eastAsia="Times New Roman" w:cs="Times New Roman"/>
+                <w:b/>
+                <w:sz w:val="26"/>
+              </w:rPr>
+              <w:t>NHÓM 13</w:t>
+            </w:r>
+          </w:p>
+        </w:tc>
+        <w:tc>
+          <w:tcPr>
+            <w:tcW w:w="4791" w:type="dxa"/>
+            <w:tcBorders/>
+            <w:vAlign w:val="center"/>
+          </w:tcPr>
+          <w:p>
+            <w:pPr>
+              <w:pStyle w:val="Normal"/>
+              <w:spacing w:lineRule="auto" w:line="240" w:before="0" w:after="0"/>
+              <w:jc w:val="center"/>
+              <w:rPr/>
+            </w:pPr>
+            <w:r>
+              <w:rPr>
+                <w:rFonts w:eastAsia="Times New Roman" w:cs="Times New Roman"/>
+                <w:b/>
+                <w:sz w:val="26"/>
+              </w:rPr>
+              <w:t>CỘNG HÒA XÃ HỘI CHỦ NGHĨA VIỆT NAM</w:t>
+            </w:r>
+          </w:p>
+          <w:p>
+            <w:pPr>
+              <w:pStyle w:val="Normal"/>
+              <w:spacing w:lineRule="auto" w:line="240" w:before="0" w:after="0"/>
+              <w:jc w:val="center"/>
+              <w:rPr/>
+            </w:pPr>
+            <w:r>
+              <w:rPr>
+                <w:rFonts w:eastAsia="Times New Roman" w:cs="Times New Roman"/>
+                <w:b/>
+                <w:sz w:val="26"/>
+              </w:rPr>
+              <w:t>Độc lập - Tự do - Hạnh phúc</w:t>
+            </w:r>
+          </w:p>
+          <w:p>
+            <w:pPr>
+              <w:pStyle w:val="Normal"/>
+              <w:spacing w:lineRule="auto" w:line="240" w:before="0" w:after="0"/>
+              <w:jc w:val="center"/>
+              <w:rPr/>
+            </w:pPr>
+            <w:r>
+              <w:rPr>
+                <w:rFonts w:eastAsia="Times New Roman" w:cs="Times New Roman"/>
+                <w:b/>
+                <w:sz w:val="26"/>
+              </w:rPr>
+              <w:t>Ngày 19 tháng 8 năm 2026</w:t>
+            </w:r>
+          </w:p>
+        </w:tc>
+      </w:tr>
+    </w:tbl>
+    <w:p>
+      <w:pPr>
+        <w:pStyle w:val="Normal"/>
+        <w:keepNext w:val="true"/>
+        <w:pageBreakBefore w:val="false"/>
+        <w:spacing w:before="120" w:after="120"/>
+        <w:jc w:val="start"/>
+        <w:rPr/>
+      </w:pPr>
+      <w:r>
+        <w:rPr>
+          <w:rFonts w:eastAsia="Times New Roman" w:cs="Times New Roman"/>
+          <w:b/>
+          <w:sz w:val="26"/>
+        </w:rPr>
+        <w:t>I. Thời gian và địa điểm.</w:t>
+      </w:r>
+    </w:p>
+    <w:p>
+      <w:pPr>
+        <w:pStyle w:val="Normal"/>
+        <w:spacing w:lineRule="auto" w:line="360" w:before="0" w:after="120"/>
+        <w:jc w:val="both"/>
+        <w:rPr/>
+      </w:pPr>
+      <w:r>
+        <w:rPr>
+          <w:rFonts w:eastAsia="Times New Roman" w:cs="Times New Roman"/>
+          <w:b w:val="false"/>
+          <w:sz w:val="26"/>
+        </w:rPr>
+        <w:t>Ngày họp: Ngày 19 tháng 8 năm 2026.</w:t>
+      </w:r>
+    </w:p>
+    <w:p>
+      <w:pPr>
+        <w:pStyle w:val="Normal"/>
+        <w:spacing w:lineRule="auto" w:line="360" w:before="0" w:after="120"/>
+        <w:jc w:val="both"/>
+        <w:rPr/>
+      </w:pPr>
+      <w:r>
+        <w:rPr>
+          <w:rFonts w:eastAsia="Times New Roman" w:cs="Times New Roman"/>
+          <w:b w:val="false"/>
+          <w:sz w:val="26"/>
+        </w:rPr>
+        <w:t>Thời gian: 10 giờ 00 phút.</w:t>
+      </w:r>
+    </w:p>
+    <w:p>
+      <w:pPr>
+        <w:pStyle w:val="Normal"/>
+        <w:spacing w:lineRule="auto" w:line="360" w:before="0" w:after="120"/>
+        <w:jc w:val="both"/>
+        <w:rPr/>
+      </w:pPr>
+      <w:r>
+        <w:rPr>
+          <w:rFonts w:eastAsia="Times New Roman" w:cs="Times New Roman"/>
+          <w:b w:val="false"/>
+          <w:sz w:val="26"/>
+        </w:rPr>
+        <w:t>Địa điểm: Thư viện.</w:t>
+      </w:r>
+    </w:p>
+    <w:p>
+      <w:pPr>
+        <w:pStyle w:val="Normal"/>
+        <w:keepNext w:val="true"/>
+        <w:pageBreakBefore w:val="false"/>
+        <w:spacing w:before="120" w:after="120"/>
+        <w:jc w:val="start"/>
+        <w:rPr/>
+      </w:pPr>
+      <w:r>
+        <w:rPr>
+          <w:rFonts w:eastAsia="Times New Roman" w:cs="Times New Roman"/>
+          <w:b/>
+          <w:sz w:val="26"/>
+        </w:rPr>
+        <w:t>II. Thành phần tham dự.</w:t>
+      </w:r>
+    </w:p>
+    <w:p>
+      <w:pPr>
+        <w:pStyle w:val="Normal"/>
+        <w:spacing w:lineRule="auto" w:line="360" w:before="0" w:after="120"/>
+        <w:ind w:firstLine="567"/>
+        <w:jc w:val="both"/>
+        <w:rPr/>
+      </w:pPr>
+      <w:r>
+        <w:rPr>
+          <w:rFonts w:eastAsia="Times New Roman" w:cs="Times New Roman"/>
+          <w:b w:val="false"/>
+          <w:sz w:val="26"/>
+        </w:rPr>
+        <w:t>Toàn thể 12 thành viên Nhóm 13 - Lớp 261LAW61A02.</w:t>
+      </w:r>
+    </w:p>
+    <w:p>
+      <w:pPr>
+        <w:pStyle w:val="Normal"/>
+        <w:keepNext w:val="true"/>
+        <w:pageBreakBefore w:val="false"/>
+        <w:spacing w:before="120" w:after="120"/>
+        <w:jc w:val="start"/>
+        <w:rPr/>
+      </w:pPr>
+      <w:r>
+        <w:rPr>
+          <w:rFonts w:eastAsia="Times New Roman" w:cs="Times New Roman"/>
+          <w:b/>
+          <w:sz w:val="26"/>
+        </w:rPr>
+        <w:t>III. Nội dung cuộc họp.</w:t>
+      </w:r>
+    </w:p>
+    <w:p>
+      <w:pPr>
+        <w:pStyle w:val="Normal"/>
+        <w:spacing w:lineRule="auto" w:line="360" w:before="0" w:after="120"/>
+        <w:ind w:firstLine="567"/>
+        <w:jc w:val="both"/>
+        <w:rPr/>
+      </w:pPr>
+      <w:r>
+        <w:rPr>
+          <w:rFonts w:eastAsia="Times New Roman" w:cs="Times New Roman"/>
+          <w:b w:val="false"/>
+          <w:sz w:val="26"/>
+        </w:rPr>
+        <w:t>Nhóm tiến hành rà soát, phân công và ghi nhận kết quả thực hiện công việc của từng thành viên đối với Báo cáo sơ bộ dịch vụ pháp lý ví điện tử, cụ thể như sau:</w:t>
+      </w:r>
+    </w:p>
+    <w:p>
+      <w:pPr>
+        <w:pStyle w:val="Normal"/>
+        <w:rPr/>
+      </w:pPr>
+      <w:r>
+        <w:rPr/>
+      </w:r>
+      <w:r>
+        <w:br w:type="page"/>
+      </w:r>
+    </w:p>
+    <w:p>
+      <w:pPr>
+        <w:pStyle w:val="Normal"/>
+        <w:keepNext w:val="true"/>
+        <w:spacing w:before="0" w:after="120"/>
+        <w:jc w:val="start"/>
+        <w:rPr/>
+      </w:pPr>
+      <w:r>
+        <w:rPr>
+          <w:rFonts w:eastAsia="Times New Roman" w:cs="Times New Roman"/>
+          <w:b/>
+          <w:sz w:val="26"/>
+        </w:rPr>
+        <w:t>IV. Bảng phân công công việc và đánh giá đóng góp.</w:t>
+      </w:r>
+    </w:p>
+    <w:tbl>
+      <w:tblPr>
+        <w:tblW w:w="10193" w:type="dxa"/>
+        <w:jc w:val="center"/>
+        <w:tblInd w:w="0" w:type="dxa"/>
+        <w:tblLayout w:type="fixed"/>
+        <w:tblCellMar>
+          <w:top w:w="80" w:type="dxa"/>
+          <w:start w:w="80" w:type="dxa"/>
+          <w:bottom w:w="80" w:type="dxa"/>
+          <w:end w:w="80" w:type="dxa"/>
+        </w:tblCellMar>
+        <w:tblLook w:noHBand="0" w:lastColumn="0" w:firstColumn="1" w:lastRow="0" w:firstRow="1" w:noVBand="1" w:val="04a0"/>
+      </w:tblPr>
+      <w:tblGrid>
+        <w:gridCol w:w="983"/>
+        <w:gridCol w:w="2014"/>
+        <w:gridCol w:w="1643"/>
+        <w:gridCol w:w="4188"/>
+        <w:gridCol w:w="1365"/>
       </w:tblGrid>
       <w:tr>
         <w:trPr>
-          <w:cantSplit/>
+          <w:tblHeader w:val="true"/>
         </w:trPr>
         <w:tc>
           <w:tcPr>
-            <w:tcW w:w="1524" w:type="dxa"/>
+            <w:tcW w:w="983" w:type="dxa"/>
             <w:tcBorders>
               <w:top w:val="single" w:sz="6" w:space="0" w:color="000000"/>
               <w:start w:val="single" w:sz="6" w:space="0" w:color="000000"/>
               <w:bottom w:val="single" w:sz="6" w:space="0" w:color="000000"/>
               <w:end w:val="single" w:sz="6" w:space="0" w:color="000000"/>
             </w:tcBorders>
-            <w:shd w:color="auto" w:fill="FFFFFF" w:val="clear"/>
             <w:vAlign w:val="center"/>
           </w:tcPr>
           <w:p>
             <w:pPr>
               <w:pStyle w:val="Normal"/>
-              <w:widowControl/>
-              <w:suppressAutoHyphens w:val="true"/>
               <w:spacing w:lineRule="auto" w:line="240" w:before="0" w:after="0"/>
-              <w:ind w:hanging="0"/>
+              <w:ind w:hanging="0" w:start="0"/>
               <w:jc w:val="center"/>
-              <w:rPr>
-                <w:rFonts w:cs=""/>
-                <w:kern w:val="0"/>
-                <w:szCs w:val="22"/>
-                <w:lang w:val="en-US" w:eastAsia="en-US" w:bidi="ar-SA"/>
-              </w:rPr>
+              <w:rPr/>
             </w:pPr>
             <w:r>
               <w:rPr>
                 <w:rFonts w:eastAsia="Times New Roman" w:cs="Times New Roman"/>
                 <w:b/>
-                <w:color w:val="000000"/>
-                <w:kern w:val="0"/>
                 <w:sz w:val="26"/>
-                <w:szCs w:val="22"/>
-                <w:lang w:val="en-US" w:eastAsia="en-US" w:bidi="ar-SA"/>
               </w:rPr>
-              <w:t>STT</w:t>
+              <w:t>Số TT</w:t>
             </w:r>
           </w:p>
         </w:tc>
         <w:tc>
           <w:tcPr>
-            <w:tcW w:w="4523" w:type="dxa"/>
+            <w:tcW w:w="2014" w:type="dxa"/>
             <w:tcBorders>
               <w:top w:val="single" w:sz="6" w:space="0" w:color="000000"/>
               <w:start w:val="single" w:sz="6" w:space="0" w:color="000000"/>
               <w:bottom w:val="single" w:sz="6" w:space="0" w:color="000000"/>
               <w:end w:val="single" w:sz="6" w:space="0" w:color="000000"/>
             </w:tcBorders>
-            <w:shd w:color="auto" w:fill="FFFFFF" w:val="clear"/>
             <w:vAlign w:val="center"/>
           </w:tcPr>
           <w:p>
             <w:pPr>
               <w:pStyle w:val="Normal"/>
-              <w:widowControl/>
-              <w:suppressAutoHyphens w:val="true"/>
               <w:spacing w:lineRule="auto" w:line="240" w:before="0" w:after="0"/>
-              <w:ind w:hanging="0"/>
-              <w:jc w:val="start"/>
-              <w:rPr>
-                <w:rFonts w:cs=""/>
-                <w:kern w:val="0"/>
-                <w:szCs w:val="22"/>
-                <w:lang w:val="en-US" w:eastAsia="en-US" w:bidi="ar-SA"/>
-              </w:rPr>
+              <w:ind w:hanging="0" w:start="0"/>
+              <w:jc w:val="center"/>
+              <w:rPr/>
             </w:pPr>
             <w:r>
               <w:rPr>
                 <w:rFonts w:eastAsia="Times New Roman" w:cs="Times New Roman"/>
                 <w:b/>
-                <w:color w:val="000000"/>
-                <w:kern w:val="0"/>
                 <w:sz w:val="26"/>
-                <w:szCs w:val="22"/>
-                <w:lang w:val="en-US" w:eastAsia="en-US" w:bidi="ar-SA"/>
               </w:rPr>
               <w:t>Họ và tên</w:t>
             </w:r>
@@ -359,42 +650,105 @@
         </w:tc>
         <w:tc>
           <w:tcPr>
-            <w:tcW w:w="3024" w:type="dxa"/>
+            <w:tcW w:w="1643" w:type="dxa"/>
             <w:tcBorders>
               <w:top w:val="single" w:sz="6" w:space="0" w:color="000000"/>
               <w:start w:val="single" w:sz="6" w:space="0" w:color="000000"/>
               <w:bottom w:val="single" w:sz="6" w:space="0" w:color="000000"/>
               <w:end w:val="single" w:sz="6" w:space="0" w:color="000000"/>
             </w:tcBorders>
-            <w:shd w:color="auto" w:fill="FFFFFF" w:val="clear"/>
             <w:vAlign w:val="center"/>
           </w:tcPr>
           <w:p>
             <w:pPr>
               <w:pStyle w:val="Normal"/>
-              <w:widowControl/>
-              <w:suppressAutoHyphens w:val="true"/>
               <w:spacing w:lineRule="auto" w:line="240" w:before="0" w:after="0"/>
-              <w:ind w:hanging="0"/>
+              <w:ind w:hanging="0" w:start="0"/>
               <w:jc w:val="center"/>
-              <w:rPr>
-                <w:rFonts w:cs=""/>
-                <w:kern w:val="0"/>
-                <w:szCs w:val="22"/>
-                <w:lang w:val="en-US" w:eastAsia="en-US" w:bidi="ar-SA"/>
-              </w:rPr>
+              <w:rPr/>
             </w:pPr>
             <w:r>
               <w:rPr>
                 <w:rFonts w:eastAsia="Times New Roman" w:cs="Times New Roman"/>
                 <w:b/>
-                <w:color w:val="000000"/>
-                <w:kern w:val="0"/>
                 <w:sz w:val="26"/>
-                <w:szCs w:val="22"/>
-                <w:lang w:val="en-US" w:eastAsia="en-US" w:bidi="ar-SA"/>
               </w:rPr>
               <w:t>Mã sinh viên</w:t>
+            </w:r>
+          </w:p>
+        </w:tc>
+        <w:tc>
+          <w:tcPr>
+            <w:tcW w:w="4188" w:type="dxa"/>
+            <w:tcBorders>
+              <w:top w:val="single" w:sz="6" w:space="0" w:color="000000"/>
+              <w:start w:val="single" w:sz="6" w:space="0" w:color="000000"/>
+              <w:bottom w:val="single" w:sz="6" w:space="0" w:color="000000"/>
+              <w:end w:val="single" w:sz="6" w:space="0" w:color="000000"/>
+            </w:tcBorders>
+            <w:vAlign w:val="center"/>
+          </w:tcPr>
+          <w:p>
+            <w:pPr>
+              <w:pStyle w:val="Normal"/>
+              <w:spacing w:lineRule="auto" w:line="240" w:before="0" w:after="0"/>
+              <w:ind w:hanging="0" w:start="0"/>
+              <w:jc w:val="center"/>
+              <w:rPr/>
+            </w:pPr>
+            <w:r>
+              <w:rPr>
+                <w:rFonts w:eastAsia="Times New Roman" w:cs="Times New Roman"/>
+                <w:b/>
+                <w:sz w:val="26"/>
+              </w:rPr>
+              <w:t>Công việc</w:t>
+            </w:r>
+          </w:p>
+        </w:tc>
+        <w:tc>
+          <w:tcPr>
+            <w:tcW w:w="1365" w:type="dxa"/>
+            <w:tcBorders>
+              <w:top w:val="single" w:sz="6" w:space="0" w:color="000000"/>
+              <w:start w:val="single" w:sz="6" w:space="0" w:color="000000"/>
+              <w:bottom w:val="single" w:sz="6" w:space="0" w:color="000000"/>
+              <w:end w:val="single" w:sz="6" w:space="0" w:color="000000"/>
+            </w:tcBorders>
+            <w:vAlign w:val="center"/>
+          </w:tcPr>
+          <w:p>
+            <w:pPr>
+              <w:pStyle w:val="Normal"/>
+              <w:spacing w:lineRule="auto" w:line="240" w:before="0" w:after="0"/>
+              <w:ind w:hanging="0" w:start="0"/>
+              <w:jc w:val="center"/>
+              <w:rPr/>
+            </w:pPr>
+            <w:r>
+              <w:rPr>
+                <w:rFonts w:eastAsia="Times New Roman" w:cs="Times New Roman"/>
+                <w:b/>
+                <w:sz w:val="26"/>
+              </w:rPr>
+              <w:t>Đóng góp</w:t>
+            </w:r>
+          </w:p>
+          <w:p>
+            <w:pPr>
+              <w:pStyle w:val="Normal"/>
+              <w:spacing w:lineRule="auto" w:line="240" w:before="0" w:after="0"/>
+              <w:ind w:hanging="0" w:start="0"/>
+              <w:jc w:val="center"/>
+              <w:rPr/>
+            </w:pPr>
+            <w:r>
+              <w:rPr>
+                <w:rFonts w:eastAsia="Times New Roman" w:cs="Times New Roman"/>
+                <w:b/>
+                <w:sz w:val="26"/>
+              </w:rPr>
+              <w:t>(10 điểm)</w:t>
             </w:r>
           </w:p>
         </w:tc>
@@ -405,40 +759,28 @@
         </w:trPr>
         <w:tc>
           <w:tcPr>
-            <w:tcW w:w="1524" w:type="dxa"/>
+            <w:tcW w:w="983" w:type="dxa"/>
             <w:tcBorders>
               <w:top w:val="single" w:sz="6" w:space="0" w:color="000000"/>
               <w:start w:val="single" w:sz="6" w:space="0" w:color="000000"/>
               <w:bottom w:val="single" w:sz="6" w:space="0" w:color="000000"/>
               <w:end w:val="single" w:sz="6" w:space="0" w:color="000000"/>
             </w:tcBorders>
-            <w:shd w:color="auto" w:fill="FFFFFF" w:val="clear"/>
             <w:vAlign w:val="center"/>
           </w:tcPr>
           <w:p>
             <w:pPr>
               <w:pStyle w:val="Normal"/>
-              <w:widowControl/>
-              <w:suppressAutoHyphens w:val="true"/>
               <w:spacing w:lineRule="auto" w:line="240" w:before="0" w:after="0"/>
-              <w:ind w:hanging="0"/>
+              <w:ind w:hanging="0" w:start="0"/>
               <w:jc w:val="center"/>
-              <w:rPr>
-                <w:rFonts w:cs=""/>
-                <w:kern w:val="0"/>
-                <w:szCs w:val="22"/>
-                <w:lang w:val="en-US" w:eastAsia="en-US" w:bidi="ar-SA"/>
-              </w:rPr>
+              <w:rPr/>
             </w:pPr>
             <w:r>
               <w:rPr>
                 <w:rFonts w:eastAsia="Times New Roman" w:cs="Times New Roman"/>
                 <w:b w:val="false"/>
-                <w:color w:val="000000"/>
-                <w:kern w:val="0"/>
                 <w:sz w:val="26"/>
-                <w:szCs w:val="22"/>
-                <w:lang w:val="en-US" w:eastAsia="en-US" w:bidi="ar-SA"/>
               </w:rPr>
               <w:t>1</w:t>
             </w:r>
@@ -446,40 +788,28 @@
         </w:tc>
         <w:tc>
           <w:tcPr>
-            <w:tcW w:w="4523" w:type="dxa"/>
+            <w:tcW w:w="2014" w:type="dxa"/>
             <w:tcBorders>
               <w:top w:val="single" w:sz="6" w:space="0" w:color="000000"/>
               <w:start w:val="single" w:sz="6" w:space="0" w:color="000000"/>
               <w:bottom w:val="single" w:sz="6" w:space="0" w:color="000000"/>
               <w:end w:val="single" w:sz="6" w:space="0" w:color="000000"/>
             </w:tcBorders>
-            <w:shd w:color="auto" w:fill="FFFFFF" w:val="clear"/>
             <w:vAlign w:val="center"/>
           </w:tcPr>
           <w:p>
             <w:pPr>
               <w:pStyle w:val="Normal"/>
-              <w:widowControl/>
-              <w:suppressAutoHyphens w:val="true"/>
               <w:spacing w:lineRule="auto" w:line="240" w:before="0" w:after="0"/>
-              <w:ind w:hanging="0"/>
-              <w:jc w:val="start"/>
-              <w:rPr>
-                <w:rFonts w:cs=""/>
-                <w:kern w:val="0"/>
-                <w:szCs w:val="22"/>
-                <w:lang w:val="en-US" w:eastAsia="en-US" w:bidi="ar-SA"/>
-              </w:rPr>
+              <w:ind w:hanging="0" w:start="0"/>
+              <w:jc w:val="center"/>
+              <w:rPr/>
             </w:pPr>
             <w:r>
               <w:rPr>
                 <w:rFonts w:eastAsia="Times New Roman" w:cs="Times New Roman"/>
                 <w:b w:val="false"/>
-                <w:color w:val="000000"/>
-                <w:kern w:val="0"/>
                 <w:sz w:val="26"/>
-                <w:szCs w:val="22"/>
-                <w:lang w:val="en-US" w:eastAsia="en-US" w:bidi="ar-SA"/>
               </w:rPr>
               <w:t>Đoàn Anh Phương</w:t>
             </w:r>
@@ -487,42 +817,155 @@
         </w:tc>
         <w:tc>
           <w:tcPr>
-            <w:tcW w:w="3024" w:type="dxa"/>
+            <w:tcW w:w="1643" w:type="dxa"/>
             <w:tcBorders>
               <w:top w:val="single" w:sz="6" w:space="0" w:color="000000"/>
               <w:start w:val="single" w:sz="6" w:space="0" w:color="000000"/>
               <w:bottom w:val="single" w:sz="6" w:space="0" w:color="000000"/>
               <w:end w:val="single" w:sz="6" w:space="0" w:color="000000"/>
             </w:tcBorders>
-            <w:shd w:color="auto" w:fill="FFFFFF" w:val="clear"/>
             <w:vAlign w:val="center"/>
           </w:tcPr>
           <w:p>
             <w:pPr>
               <w:pStyle w:val="Normal"/>
-              <w:widowControl/>
-              <w:suppressAutoHyphens w:val="true"/>
               <w:spacing w:lineRule="auto" w:line="240" w:before="0" w:after="0"/>
-              <w:ind w:hanging="0"/>
+              <w:ind w:hanging="0" w:start="0"/>
               <w:jc w:val="center"/>
+              <w:rPr/>
+            </w:pPr>
+            <w:r>
               <w:rPr>
-                <w:rFonts w:cs=""/>
-                <w:kern w:val="0"/>
-                <w:szCs w:val="22"/>
-                <w:lang w:val="en-US" w:eastAsia="en-US" w:bidi="ar-SA"/>
+                <w:rFonts w:eastAsia="Times New Roman" w:cs="Times New Roman"/>
+                <w:b w:val="false"/>
+                <w:sz w:val="26"/>
+              </w:rPr>
+              <w:t>2</w:t>
+            </w:r>
+            <w:r>
+              <w:rPr>
+                <w:rFonts w:eastAsia="Times New Roman" w:cs="Times New Roman"/>
+                <w:b w:val="false"/>
+                <w:sz w:val="26"/>
+              </w:rPr>
+              <w:t>6A4062550</w:t>
+            </w:r>
+          </w:p>
+        </w:tc>
+        <w:tc>
+          <w:tcPr>
+            <w:tcW w:w="4188" w:type="dxa"/>
+            <w:tcBorders>
+              <w:top w:val="single" w:sz="6" w:space="0" w:color="000000"/>
+              <w:start w:val="single" w:sz="6" w:space="0" w:color="000000"/>
+              <w:bottom w:val="single" w:sz="6" w:space="0" w:color="000000"/>
+              <w:end w:val="single" w:sz="6" w:space="0" w:color="000000"/>
+            </w:tcBorders>
+            <w:vAlign w:val="center"/>
+          </w:tcPr>
+          <w:p>
+            <w:pPr>
+              <w:pStyle w:val="Normal"/>
+              <w:spacing w:lineRule="auto" w:line="240" w:before="0" w:after="0"/>
+              <w:ind w:hanging="0" w:start="0"/>
+              <w:jc w:val="start"/>
+              <w:rPr>
+                <w:rFonts w:ascii="Times New Roman" w:hAnsi="Times New Roman" w:eastAsia="Times New Roman" w:cs="Times New Roman"/>
+                <w:b w:val="false"/>
+                <w:sz w:val="26"/>
               </w:rPr>
             </w:pPr>
             <w:r>
               <w:rPr>
                 <w:rFonts w:eastAsia="Times New Roman" w:cs="Times New Roman"/>
                 <w:b w:val="false"/>
-                <w:color w:val="000000"/>
-                <w:kern w:val="0"/>
                 <w:sz w:val="26"/>
-                <w:szCs w:val="22"/>
-                <w:lang w:val="en-US" w:eastAsia="en-US" w:bidi="ar-SA"/>
               </w:rPr>
-              <w:t>26A4062550</w:t>
+              <w:t>1. Tư vấn xác định mô hình: Tư vấn pháp lý thường xuyên (nhánh thẩm định sản phẩm mới).</w:t>
+            </w:r>
+          </w:p>
+          <w:p>
+            <w:pPr>
+              <w:pStyle w:val="Normal"/>
+              <w:spacing w:lineRule="auto" w:line="240" w:before="0" w:after="0"/>
+              <w:ind w:hanging="0" w:start="0"/>
+              <w:jc w:val="start"/>
+              <w:rPr>
+                <w:rFonts w:ascii="Times New Roman" w:hAnsi="Times New Roman" w:eastAsia="Times New Roman" w:cs="Times New Roman"/>
+                <w:b w:val="false"/>
+                <w:sz w:val="26"/>
+              </w:rPr>
+            </w:pPr>
+            <w:r>
+              <w:rPr>
+                <w:rFonts w:eastAsia="Times New Roman" w:cs="Times New Roman"/>
+                <w:b w:val="false"/>
+                <w:sz w:val="26"/>
+              </w:rPr>
+              <w:t>2. Chỉnh sửa nội dung (Tuần 2 và bản cuối Báo cáo sơ bộ).</w:t>
+            </w:r>
+          </w:p>
+          <w:p>
+            <w:pPr>
+              <w:pStyle w:val="Normal"/>
+              <w:spacing w:lineRule="auto" w:line="240" w:before="0" w:after="0"/>
+              <w:ind w:hanging="0" w:start="0"/>
+              <w:jc w:val="start"/>
+              <w:rPr/>
+            </w:pPr>
+            <w:r>
+              <w:rPr>
+                <w:rFonts w:eastAsia="Times New Roman" w:cs="Times New Roman"/>
+                <w:b w:val="false"/>
+                <w:sz w:val="26"/>
+              </w:rPr>
+              <w:t>3. Xây dựng định dạng, dàn ý chung của Báo cáo.</w:t>
+            </w:r>
+          </w:p>
+          <w:p>
+            <w:pPr>
+              <w:pStyle w:val="Normal"/>
+              <w:spacing w:lineRule="auto" w:line="240" w:before="0" w:after="0"/>
+              <w:ind w:hanging="0" w:start="0"/>
+              <w:jc w:val="start"/>
+              <w:rPr/>
+            </w:pPr>
+            <w:r>
+              <w:rPr>
+                <w:rFonts w:eastAsia="Times New Roman" w:cs="Times New Roman"/>
+                <w:b w:val="false"/>
+                <w:sz w:val="26"/>
+              </w:rPr>
+              <w:t>4. Thuyết trình.</w:t>
+            </w:r>
+          </w:p>
+        </w:tc>
+        <w:tc>
+          <w:tcPr>
+            <w:tcW w:w="1365" w:type="dxa"/>
+            <w:tcBorders>
+              <w:top w:val="single" w:sz="6" w:space="0" w:color="000000"/>
+              <w:start w:val="single" w:sz="6" w:space="0" w:color="000000"/>
+              <w:bottom w:val="single" w:sz="6" w:space="0" w:color="000000"/>
+              <w:end w:val="single" w:sz="6" w:space="0" w:color="000000"/>
+            </w:tcBorders>
+            <w:vAlign w:val="center"/>
+          </w:tcPr>
+          <w:p>
+            <w:pPr>
+              <w:pStyle w:val="Normal"/>
+              <w:spacing w:lineRule="auto" w:line="240" w:before="0" w:after="0"/>
+              <w:ind w:hanging="0" w:start="0"/>
+              <w:jc w:val="center"/>
+              <w:rPr/>
+            </w:pPr>
+            <w:r>
+              <w:rPr>
+                <w:rFonts w:eastAsia="Times New Roman" w:cs="Times New Roman"/>
+                <w:b w:val="false"/>
+                <w:sz w:val="26"/>
+              </w:rPr>
+              <w:t>10</w:t>
             </w:r>
           </w:p>
         </w:tc>
@@ -533,40 +976,28 @@
         </w:trPr>
         <w:tc>
           <w:tcPr>
-            <w:tcW w:w="1524" w:type="dxa"/>
+            <w:tcW w:w="983" w:type="dxa"/>
             <w:tcBorders>
               <w:top w:val="single" w:sz="6" w:space="0" w:color="000000"/>
               <w:start w:val="single" w:sz="6" w:space="0" w:color="000000"/>
               <w:bottom w:val="single" w:sz="6" w:space="0" w:color="000000"/>
               <w:end w:val="single" w:sz="6" w:space="0" w:color="000000"/>
             </w:tcBorders>
-            <w:shd w:color="auto" w:fill="FFFFFF" w:val="clear"/>
             <w:vAlign w:val="center"/>
           </w:tcPr>
           <w:p>
             <w:pPr>
               <w:pStyle w:val="Normal"/>
-              <w:widowControl/>
-              <w:suppressAutoHyphens w:val="true"/>
               <w:spacing w:lineRule="auto" w:line="240" w:before="0" w:after="0"/>
-              <w:ind w:hanging="0"/>
+              <w:ind w:hanging="0" w:start="0"/>
               <w:jc w:val="center"/>
-              <w:rPr>
-                <w:rFonts w:cs=""/>
-                <w:kern w:val="0"/>
-                <w:szCs w:val="22"/>
-                <w:lang w:val="en-US" w:eastAsia="en-US" w:bidi="ar-SA"/>
-              </w:rPr>
+              <w:rPr/>
             </w:pPr>
             <w:r>
               <w:rPr>
                 <w:rFonts w:eastAsia="Times New Roman" w:cs="Times New Roman"/>
                 <w:b w:val="false"/>
-                <w:color w:val="000000"/>
-                <w:kern w:val="0"/>
                 <w:sz w:val="26"/>
-                <w:szCs w:val="22"/>
-                <w:lang w:val="en-US" w:eastAsia="en-US" w:bidi="ar-SA"/>
               </w:rPr>
               <w:t>2</w:t>
             </w:r>
@@ -574,83 +1005,151 @@
         </w:tc>
         <w:tc>
           <w:tcPr>
-            <w:tcW w:w="4523" w:type="dxa"/>
+            <w:tcW w:w="2014" w:type="dxa"/>
             <w:tcBorders>
               <w:top w:val="single" w:sz="6" w:space="0" w:color="000000"/>
               <w:start w:val="single" w:sz="6" w:space="0" w:color="000000"/>
               <w:bottom w:val="single" w:sz="6" w:space="0" w:color="000000"/>
               <w:end w:val="single" w:sz="6" w:space="0" w:color="000000"/>
             </w:tcBorders>
-            <w:shd w:color="auto" w:fill="FFFFFF" w:val="clear"/>
             <w:vAlign w:val="center"/>
           </w:tcPr>
           <w:p>
             <w:pPr>
               <w:pStyle w:val="Normal"/>
-              <w:widowControl/>
-              <w:suppressAutoHyphens w:val="true"/>
               <w:spacing w:lineRule="auto" w:line="240" w:before="0" w:after="0"/>
-              <w:ind w:hanging="0"/>
-              <w:jc w:val="start"/>
-              <w:rPr>
-                <w:rFonts w:cs=""/>
-                <w:kern w:val="0"/>
-                <w:szCs w:val="22"/>
-                <w:lang w:val="en-US" w:eastAsia="en-US" w:bidi="ar-SA"/>
-              </w:rPr>
+              <w:ind w:hanging="0" w:start="0"/>
+              <w:jc w:val="center"/>
+              <w:rPr/>
             </w:pPr>
             <w:r>
               <w:rPr>
                 <w:rFonts w:eastAsia="Times New Roman" w:cs="Times New Roman"/>
                 <w:b w:val="false"/>
-                <w:color w:val="000000"/>
-                <w:kern w:val="0"/>
                 <w:sz w:val="26"/>
-                <w:szCs w:val="22"/>
-                <w:lang w:val="en-US" w:eastAsia="en-US" w:bidi="ar-SA"/>
               </w:rPr>
-              <w:t>Kiều Hoài Thu</w:t>
+              <w:t>Lê Thị Hồng Nhung</w:t>
             </w:r>
           </w:p>
         </w:tc>
         <w:tc>
           <w:tcPr>
-            <w:tcW w:w="3024" w:type="dxa"/>
+            <w:tcW w:w="1643" w:type="dxa"/>
             <w:tcBorders>
               <w:top w:val="single" w:sz="6" w:space="0" w:color="000000"/>
               <w:start w:val="single" w:sz="6" w:space="0" w:color="000000"/>
               <w:bottom w:val="single" w:sz="6" w:space="0" w:color="000000"/>
               <w:end w:val="single" w:sz="6" w:space="0" w:color="000000"/>
             </w:tcBorders>
-            <w:shd w:color="auto" w:fill="FFFFFF" w:val="clear"/>
             <w:vAlign w:val="center"/>
           </w:tcPr>
           <w:p>
             <w:pPr>
               <w:pStyle w:val="Normal"/>
-              <w:widowControl/>
-              <w:suppressAutoHyphens w:val="true"/>
               <w:spacing w:lineRule="auto" w:line="240" w:before="0" w:after="0"/>
-              <w:ind w:hanging="0"/>
+              <w:ind w:hanging="0" w:start="0"/>
               <w:jc w:val="center"/>
-              <w:rPr>
-                <w:rFonts w:cs=""/>
-                <w:kern w:val="0"/>
-                <w:szCs w:val="22"/>
-                <w:lang w:val="en-US" w:eastAsia="en-US" w:bidi="ar-SA"/>
-              </w:rPr>
+              <w:rPr/>
             </w:pPr>
             <w:r>
               <w:rPr>
                 <w:rFonts w:eastAsia="Times New Roman" w:cs="Times New Roman"/>
                 <w:b w:val="false"/>
-                <w:color w:val="000000"/>
-                <w:kern w:val="0"/>
                 <w:sz w:val="26"/>
-                <w:szCs w:val="22"/>
-                <w:lang w:val="en-US" w:eastAsia="en-US" w:bidi="ar-SA"/>
               </w:rPr>
-              <w:t>26A4060739</w:t>
+              <w:t>26A4062545</w:t>
+            </w:r>
+          </w:p>
+        </w:tc>
+        <w:tc>
+          <w:tcPr>
+            <w:tcW w:w="4188" w:type="dxa"/>
+            <w:tcBorders>
+              <w:top w:val="single" w:sz="6" w:space="0" w:color="000000"/>
+              <w:start w:val="single" w:sz="6" w:space="0" w:color="000000"/>
+              <w:bottom w:val="single" w:sz="6" w:space="0" w:color="000000"/>
+              <w:end w:val="single" w:sz="6" w:space="0" w:color="000000"/>
+            </w:tcBorders>
+            <w:vAlign w:val="center"/>
+          </w:tcPr>
+          <w:p>
+            <w:pPr>
+              <w:pStyle w:val="Normal"/>
+              <w:spacing w:lineRule="auto" w:line="240" w:before="0" w:after="0"/>
+              <w:ind w:hanging="0" w:start="0"/>
+              <w:jc w:val="start"/>
+              <w:rPr/>
+            </w:pPr>
+            <w:r>
+              <w:rPr>
+                <w:rFonts w:eastAsia="Times New Roman" w:cs="Times New Roman"/>
+                <w:b w:val="false"/>
+                <w:sz w:val="26"/>
+              </w:rPr>
+              <w:t>1. Nội dung:</w:t>
+            </w:r>
+          </w:p>
+          <w:p>
+            <w:pPr>
+              <w:pStyle w:val="Normal"/>
+              <w:spacing w:lineRule="auto" w:line="240" w:before="0" w:after="0"/>
+              <w:ind w:hanging="0" w:start="0"/>
+              <w:jc w:val="start"/>
+              <w:rPr/>
+            </w:pPr>
+            <w:r>
+              <w:rPr>
+                <w:rFonts w:eastAsia="Times New Roman" w:cs="Times New Roman"/>
+                <w:b w:val="false"/>
+                <w:sz w:val="26"/>
+              </w:rPr>
+              <w:t>- Hợp đồng thuê ngoài dịch vụ công nghệ thông tin.</w:t>
+            </w:r>
+          </w:p>
+          <w:p>
+            <w:pPr>
+              <w:pStyle w:val="Normal"/>
+              <w:spacing w:lineRule="auto" w:line="240" w:before="0" w:after="0"/>
+              <w:ind w:hanging="0" w:start="0"/>
+              <w:jc w:val="start"/>
+              <w:rPr/>
+            </w:pPr>
+            <w:r>
+              <w:rPr>
+                <w:rFonts w:eastAsia="Times New Roman" w:cs="Times New Roman"/>
+                <w:b w:val="false"/>
+                <w:sz w:val="26"/>
+              </w:rPr>
+              <w:t>- Hợp đồng với đơn vị chấp nhận thanh toán.</w:t>
+            </w:r>
+          </w:p>
+        </w:tc>
+        <w:tc>
+          <w:tcPr>
+            <w:tcW w:w="1365" w:type="dxa"/>
+            <w:tcBorders>
+              <w:top w:val="single" w:sz="6" w:space="0" w:color="000000"/>
+              <w:start w:val="single" w:sz="6" w:space="0" w:color="000000"/>
+              <w:bottom w:val="single" w:sz="6" w:space="0" w:color="000000"/>
+              <w:end w:val="single" w:sz="6" w:space="0" w:color="000000"/>
+            </w:tcBorders>
+            <w:vAlign w:val="center"/>
+          </w:tcPr>
+          <w:p>
+            <w:pPr>
+              <w:pStyle w:val="Normal"/>
+              <w:spacing w:lineRule="auto" w:line="240" w:before="0" w:after="0"/>
+              <w:ind w:hanging="0" w:start="0"/>
+              <w:jc w:val="center"/>
+              <w:rPr/>
+            </w:pPr>
+            <w:r>
+              <w:rPr>
+                <w:rFonts w:eastAsia="Times New Roman" w:cs="Times New Roman"/>
+                <w:b w:val="false"/>
+                <w:sz w:val="26"/>
+              </w:rPr>
+              <w:t>8</w:t>
             </w:r>
           </w:p>
         </w:tc>
@@ -661,40 +1160,28 @@
         </w:trPr>
         <w:tc>
           <w:tcPr>
-            <w:tcW w:w="1524" w:type="dxa"/>
+            <w:tcW w:w="983" w:type="dxa"/>
             <w:tcBorders>
               <w:top w:val="single" w:sz="6" w:space="0" w:color="000000"/>
               <w:start w:val="single" w:sz="6" w:space="0" w:color="000000"/>
               <w:bottom w:val="single" w:sz="6" w:space="0" w:color="000000"/>
               <w:end w:val="single" w:sz="6" w:space="0" w:color="000000"/>
             </w:tcBorders>
-            <w:shd w:color="auto" w:fill="FFFFFF" w:val="clear"/>
             <w:vAlign w:val="center"/>
           </w:tcPr>
           <w:p>
             <w:pPr>
               <w:pStyle w:val="Normal"/>
-              <w:widowControl/>
-              <w:suppressAutoHyphens w:val="true"/>
               <w:spacing w:lineRule="auto" w:line="240" w:before="0" w:after="0"/>
-              <w:ind w:hanging="0"/>
+              <w:ind w:hanging="0" w:start="0"/>
               <w:jc w:val="center"/>
-              <w:rPr>
-                <w:rFonts w:cs=""/>
-                <w:kern w:val="0"/>
-                <w:szCs w:val="22"/>
-                <w:lang w:val="en-US" w:eastAsia="en-US" w:bidi="ar-SA"/>
-              </w:rPr>
+              <w:rPr/>
             </w:pPr>
             <w:r>
               <w:rPr>
                 <w:rFonts w:eastAsia="Times New Roman" w:cs="Times New Roman"/>
                 <w:b w:val="false"/>
-                <w:color w:val="000000"/>
-                <w:kern w:val="0"/>
                 <w:sz w:val="26"/>
-                <w:szCs w:val="22"/>
-                <w:lang w:val="en-US" w:eastAsia="en-US" w:bidi="ar-SA"/>
               </w:rPr>
               <w:t>3</w:t>
             </w:r>
@@ -702,83 +1189,151 @@
         </w:tc>
         <w:tc>
           <w:tcPr>
-            <w:tcW w:w="4523" w:type="dxa"/>
+            <w:tcW w:w="2014" w:type="dxa"/>
             <w:tcBorders>
               <w:top w:val="single" w:sz="6" w:space="0" w:color="000000"/>
               <w:start w:val="single" w:sz="6" w:space="0" w:color="000000"/>
               <w:bottom w:val="single" w:sz="6" w:space="0" w:color="000000"/>
               <w:end w:val="single" w:sz="6" w:space="0" w:color="000000"/>
             </w:tcBorders>
-            <w:shd w:color="auto" w:fill="FFFFFF" w:val="clear"/>
             <w:vAlign w:val="center"/>
           </w:tcPr>
           <w:p>
             <w:pPr>
               <w:pStyle w:val="Normal"/>
-              <w:widowControl/>
-              <w:suppressAutoHyphens w:val="true"/>
               <w:spacing w:lineRule="auto" w:line="240" w:before="0" w:after="0"/>
-              <w:ind w:hanging="0"/>
-              <w:jc w:val="start"/>
-              <w:rPr>
-                <w:rFonts w:cs=""/>
-                <w:kern w:val="0"/>
-                <w:szCs w:val="22"/>
-                <w:lang w:val="en-US" w:eastAsia="en-US" w:bidi="ar-SA"/>
-              </w:rPr>
+              <w:ind w:hanging="0" w:start="0"/>
+              <w:jc w:val="center"/>
+              <w:rPr/>
             </w:pPr>
             <w:r>
               <w:rPr>
                 <w:rFonts w:eastAsia="Times New Roman" w:cs="Times New Roman"/>
                 <w:b w:val="false"/>
-                <w:color w:val="000000"/>
-                <w:kern w:val="0"/>
                 <w:sz w:val="26"/>
-                <w:szCs w:val="22"/>
-                <w:lang w:val="en-US" w:eastAsia="en-US" w:bidi="ar-SA"/>
               </w:rPr>
-              <w:t>Trần Thị Thơ</w:t>
+              <w:t>Vũ Anh Quân</w:t>
             </w:r>
           </w:p>
         </w:tc>
         <w:tc>
           <w:tcPr>
-            <w:tcW w:w="3024" w:type="dxa"/>
+            <w:tcW w:w="1643" w:type="dxa"/>
             <w:tcBorders>
               <w:top w:val="single" w:sz="6" w:space="0" w:color="000000"/>
               <w:start w:val="single" w:sz="6" w:space="0" w:color="000000"/>
               <w:bottom w:val="single" w:sz="6" w:space="0" w:color="000000"/>
               <w:end w:val="single" w:sz="6" w:space="0" w:color="000000"/>
             </w:tcBorders>
-            <w:shd w:color="auto" w:fill="FFFFFF" w:val="clear"/>
             <w:vAlign w:val="center"/>
           </w:tcPr>
           <w:p>
             <w:pPr>
               <w:pStyle w:val="Normal"/>
-              <w:widowControl/>
-              <w:suppressAutoHyphens w:val="true"/>
               <w:spacing w:lineRule="auto" w:line="240" w:before="0" w:after="0"/>
-              <w:ind w:hanging="0"/>
+              <w:ind w:hanging="0" w:start="0"/>
               <w:jc w:val="center"/>
-              <w:rPr>
-                <w:rFonts w:cs=""/>
-                <w:kern w:val="0"/>
-                <w:szCs w:val="22"/>
-                <w:lang w:val="en-US" w:eastAsia="en-US" w:bidi="ar-SA"/>
-              </w:rPr>
+              <w:rPr/>
             </w:pPr>
             <w:r>
               <w:rPr>
                 <w:rFonts w:eastAsia="Times New Roman" w:cs="Times New Roman"/>
                 <w:b w:val="false"/>
-                <w:color w:val="000000"/>
-                <w:kern w:val="0"/>
                 <w:sz w:val="26"/>
-                <w:szCs w:val="22"/>
-                <w:lang w:val="en-US" w:eastAsia="en-US" w:bidi="ar-SA"/>
               </w:rPr>
-              <w:t>26A4060737</w:t>
+              <w:t>26A4062552</w:t>
+            </w:r>
+          </w:p>
+        </w:tc>
+        <w:tc>
+          <w:tcPr>
+            <w:tcW w:w="4188" w:type="dxa"/>
+            <w:tcBorders>
+              <w:top w:val="single" w:sz="6" w:space="0" w:color="000000"/>
+              <w:start w:val="single" w:sz="6" w:space="0" w:color="000000"/>
+              <w:bottom w:val="single" w:sz="6" w:space="0" w:color="000000"/>
+              <w:end w:val="single" w:sz="6" w:space="0" w:color="000000"/>
+            </w:tcBorders>
+            <w:vAlign w:val="center"/>
+          </w:tcPr>
+          <w:p>
+            <w:pPr>
+              <w:pStyle w:val="Normal"/>
+              <w:spacing w:lineRule="auto" w:line="240" w:before="0" w:after="0"/>
+              <w:ind w:hanging="0" w:start="0"/>
+              <w:jc w:val="start"/>
+              <w:rPr/>
+            </w:pPr>
+            <w:r>
+              <w:rPr>
+                <w:rFonts w:eastAsia="Times New Roman" w:cs="Times New Roman"/>
+                <w:b w:val="false"/>
+                <w:sz w:val="26"/>
+              </w:rPr>
+              <w:t>1. Nội dung: Hợp đồng cung cấp dịch vụ tích hợp API ví điện tử.</w:t>
+            </w:r>
+          </w:p>
+          <w:p>
+            <w:pPr>
+              <w:pStyle w:val="Normal"/>
+              <w:spacing w:lineRule="auto" w:line="240" w:before="0" w:after="0"/>
+              <w:ind w:hanging="0" w:start="0"/>
+              <w:jc w:val="start"/>
+              <w:rPr/>
+            </w:pPr>
+            <w:r>
+              <w:rPr>
+                <w:rFonts w:eastAsia="Times New Roman" w:cs="Times New Roman"/>
+                <w:b w:val="false"/>
+                <w:sz w:val="26"/>
+              </w:rPr>
+              <w:t>2. Tổng hợp Word: bản đầy đủ và bản tóm tắt.</w:t>
+            </w:r>
+          </w:p>
+          <w:p>
+            <w:pPr>
+              <w:pStyle w:val="Normal"/>
+              <w:spacing w:lineRule="auto" w:line="240" w:before="0" w:after="0"/>
+              <w:ind w:hanging="0" w:start="0"/>
+              <w:jc w:val="start"/>
+              <w:rPr/>
+            </w:pPr>
+            <w:r>
+              <w:rPr>
+                <w:rFonts w:eastAsia="Times New Roman" w:cs="Times New Roman"/>
+                <w:b w:val="false"/>
+                <w:sz w:val="26"/>
+              </w:rPr>
+              <w:t>3. Xây dựng website.</w:t>
+            </w:r>
+          </w:p>
+        </w:tc>
+        <w:tc>
+          <w:tcPr>
+            <w:tcW w:w="1365" w:type="dxa"/>
+            <w:tcBorders>
+              <w:top w:val="single" w:sz="6" w:space="0" w:color="000000"/>
+              <w:start w:val="single" w:sz="6" w:space="0" w:color="000000"/>
+              <w:bottom w:val="single" w:sz="6" w:space="0" w:color="000000"/>
+              <w:end w:val="single" w:sz="6" w:space="0" w:color="000000"/>
+            </w:tcBorders>
+            <w:vAlign w:val="center"/>
+          </w:tcPr>
+          <w:p>
+            <w:pPr>
+              <w:pStyle w:val="Normal"/>
+              <w:spacing w:lineRule="auto" w:line="240" w:before="0" w:after="0"/>
+              <w:ind w:hanging="0" w:start="0"/>
+              <w:jc w:val="center"/>
+              <w:rPr/>
+            </w:pPr>
+            <w:r>
+              <w:rPr>
+                <w:rFonts w:eastAsia="Times New Roman" w:cs="Times New Roman"/>
+                <w:b w:val="false"/>
+                <w:sz w:val="26"/>
+              </w:rPr>
+              <w:t>10</w:t>
             </w:r>
           </w:p>
         </w:tc>
@@ -789,40 +1344,28 @@
         </w:trPr>
         <w:tc>
           <w:tcPr>
-            <w:tcW w:w="1524" w:type="dxa"/>
+            <w:tcW w:w="983" w:type="dxa"/>
             <w:tcBorders>
               <w:top w:val="single" w:sz="6" w:space="0" w:color="000000"/>
               <w:start w:val="single" w:sz="6" w:space="0" w:color="000000"/>
               <w:bottom w:val="single" w:sz="6" w:space="0" w:color="000000"/>
               <w:end w:val="single" w:sz="6" w:space="0" w:color="000000"/>
             </w:tcBorders>
-            <w:shd w:color="auto" w:fill="FFFFFF" w:val="clear"/>
             <w:vAlign w:val="center"/>
           </w:tcPr>
           <w:p>
             <w:pPr>
               <w:pStyle w:val="Normal"/>
-              <w:widowControl/>
-              <w:suppressAutoHyphens w:val="true"/>
               <w:spacing w:lineRule="auto" w:line="240" w:before="0" w:after="0"/>
-              <w:ind w:hanging="0"/>
+              <w:ind w:hanging="0" w:start="0"/>
               <w:jc w:val="center"/>
-              <w:rPr>
-                <w:rFonts w:cs=""/>
-                <w:kern w:val="0"/>
-                <w:szCs w:val="22"/>
-                <w:lang w:val="en-US" w:eastAsia="en-US" w:bidi="ar-SA"/>
-              </w:rPr>
+              <w:rPr/>
             </w:pPr>
             <w:r>
               <w:rPr>
                 <w:rFonts w:eastAsia="Times New Roman" w:cs="Times New Roman"/>
                 <w:b w:val="false"/>
-                <w:color w:val="000000"/>
-                <w:kern w:val="0"/>
                 <w:sz w:val="26"/>
-                <w:szCs w:val="22"/>
-                <w:lang w:val="en-US" w:eastAsia="en-US" w:bidi="ar-SA"/>
               </w:rPr>
               <w:t>4</w:t>
             </w:r>
@@ -830,83 +1373,151 @@
         </w:tc>
         <w:tc>
           <w:tcPr>
-            <w:tcW w:w="4523" w:type="dxa"/>
+            <w:tcW w:w="2014" w:type="dxa"/>
             <w:tcBorders>
               <w:top w:val="single" w:sz="6" w:space="0" w:color="000000"/>
               <w:start w:val="single" w:sz="6" w:space="0" w:color="000000"/>
               <w:bottom w:val="single" w:sz="6" w:space="0" w:color="000000"/>
               <w:end w:val="single" w:sz="6" w:space="0" w:color="000000"/>
             </w:tcBorders>
-            <w:shd w:color="auto" w:fill="FFFFFF" w:val="clear"/>
             <w:vAlign w:val="center"/>
           </w:tcPr>
           <w:p>
             <w:pPr>
               <w:pStyle w:val="Normal"/>
-              <w:widowControl/>
-              <w:suppressAutoHyphens w:val="true"/>
               <w:spacing w:lineRule="auto" w:line="240" w:before="0" w:after="0"/>
-              <w:ind w:hanging="0"/>
-              <w:jc w:val="start"/>
-              <w:rPr>
-                <w:rFonts w:cs=""/>
-                <w:kern w:val="0"/>
-                <w:szCs w:val="22"/>
-                <w:lang w:val="en-US" w:eastAsia="en-US" w:bidi="ar-SA"/>
-              </w:rPr>
+              <w:ind w:hanging="0" w:start="0"/>
+              <w:jc w:val="center"/>
+              <w:rPr/>
             </w:pPr>
             <w:r>
               <w:rPr>
                 <w:rFonts w:eastAsia="Times New Roman" w:cs="Times New Roman"/>
                 <w:b w:val="false"/>
-                <w:color w:val="000000"/>
-                <w:kern w:val="0"/>
                 <w:sz w:val="26"/>
-                <w:szCs w:val="22"/>
-                <w:lang w:val="en-US" w:eastAsia="en-US" w:bidi="ar-SA"/>
               </w:rPr>
-              <w:t>Lê Phương Thảo</w:t>
+              <w:t>Phạm Văn Quang</w:t>
             </w:r>
           </w:p>
         </w:tc>
         <w:tc>
           <w:tcPr>
-            <w:tcW w:w="3024" w:type="dxa"/>
+            <w:tcW w:w="1643" w:type="dxa"/>
             <w:tcBorders>
               <w:top w:val="single" w:sz="6" w:space="0" w:color="000000"/>
               <w:start w:val="single" w:sz="6" w:space="0" w:color="000000"/>
               <w:bottom w:val="single" w:sz="6" w:space="0" w:color="000000"/>
               <w:end w:val="single" w:sz="6" w:space="0" w:color="000000"/>
             </w:tcBorders>
-            <w:shd w:color="auto" w:fill="FFFFFF" w:val="clear"/>
             <w:vAlign w:val="center"/>
           </w:tcPr>
           <w:p>
             <w:pPr>
               <w:pStyle w:val="Normal"/>
-              <w:widowControl/>
-              <w:suppressAutoHyphens w:val="true"/>
               <w:spacing w:lineRule="auto" w:line="240" w:before="0" w:after="0"/>
-              <w:ind w:hanging="0"/>
+              <w:ind w:hanging="0" w:start="0"/>
               <w:jc w:val="center"/>
-              <w:rPr>
-                <w:rFonts w:cs=""/>
-                <w:kern w:val="0"/>
-                <w:szCs w:val="22"/>
-                <w:lang w:val="en-US" w:eastAsia="en-US" w:bidi="ar-SA"/>
-              </w:rPr>
+              <w:rPr/>
             </w:pPr>
             <w:r>
               <w:rPr>
                 <w:rFonts w:eastAsia="Times New Roman" w:cs="Times New Roman"/>
                 <w:b w:val="false"/>
-                <w:color w:val="000000"/>
-                <w:kern w:val="0"/>
                 <w:sz w:val="26"/>
-                <w:szCs w:val="22"/>
-                <w:lang w:val="en-US" w:eastAsia="en-US" w:bidi="ar-SA"/>
               </w:rPr>
-              <w:t>26A4062560</w:t>
+              <w:t>26A4062551</w:t>
+            </w:r>
+          </w:p>
+        </w:tc>
+        <w:tc>
+          <w:tcPr>
+            <w:tcW w:w="4188" w:type="dxa"/>
+            <w:tcBorders>
+              <w:top w:val="single" w:sz="6" w:space="0" w:color="000000"/>
+              <w:start w:val="single" w:sz="6" w:space="0" w:color="000000"/>
+              <w:bottom w:val="single" w:sz="6" w:space="0" w:color="000000"/>
+              <w:end w:val="single" w:sz="6" w:space="0" w:color="000000"/>
+            </w:tcBorders>
+            <w:vAlign w:val="center"/>
+          </w:tcPr>
+          <w:p>
+            <w:pPr>
+              <w:pStyle w:val="Normal"/>
+              <w:spacing w:lineRule="auto" w:line="240" w:before="0" w:after="0"/>
+              <w:ind w:hanging="0" w:start="0"/>
+              <w:jc w:val="start"/>
+              <w:rPr/>
+            </w:pPr>
+            <w:r>
+              <w:rPr>
+                <w:rFonts w:eastAsia="Times New Roman" w:cs="Times New Roman"/>
+                <w:b w:val="false"/>
+                <w:sz w:val="26"/>
+              </w:rPr>
+              <w:t>1. Nội dung:</w:t>
+            </w:r>
+          </w:p>
+          <w:p>
+            <w:pPr>
+              <w:pStyle w:val="Normal"/>
+              <w:spacing w:lineRule="auto" w:line="240" w:before="0" w:after="0"/>
+              <w:ind w:hanging="0" w:start="0"/>
+              <w:jc w:val="start"/>
+              <w:rPr/>
+            </w:pPr>
+            <w:r>
+              <w:rPr>
+                <w:rFonts w:eastAsia="Times New Roman" w:cs="Times New Roman"/>
+                <w:b w:val="false"/>
+                <w:sz w:val="26"/>
+              </w:rPr>
+              <w:t>- Hợp đồng bảo mật thông tin.</w:t>
+            </w:r>
+          </w:p>
+          <w:p>
+            <w:pPr>
+              <w:pStyle w:val="Normal"/>
+              <w:spacing w:lineRule="auto" w:line="240" w:before="0" w:after="0"/>
+              <w:ind w:hanging="0" w:start="0"/>
+              <w:jc w:val="start"/>
+              <w:rPr/>
+            </w:pPr>
+            <w:r>
+              <w:rPr>
+                <w:rFonts w:eastAsia="Times New Roman" w:cs="Times New Roman"/>
+                <w:b w:val="false"/>
+                <w:sz w:val="26"/>
+              </w:rPr>
+              <w:t>- Thỏa thuận sở hữu trí tuệ.</w:t>
+            </w:r>
+          </w:p>
+        </w:tc>
+        <w:tc>
+          <w:tcPr>
+            <w:tcW w:w="1365" w:type="dxa"/>
+            <w:tcBorders>
+              <w:top w:val="single" w:sz="6" w:space="0" w:color="000000"/>
+              <w:start w:val="single" w:sz="6" w:space="0" w:color="000000"/>
+              <w:bottom w:val="single" w:sz="6" w:space="0" w:color="000000"/>
+              <w:end w:val="single" w:sz="6" w:space="0" w:color="000000"/>
+            </w:tcBorders>
+            <w:vAlign w:val="center"/>
+          </w:tcPr>
+          <w:p>
+            <w:pPr>
+              <w:pStyle w:val="Normal"/>
+              <w:spacing w:lineRule="auto" w:line="240" w:before="0" w:after="0"/>
+              <w:ind w:hanging="0" w:start="0"/>
+              <w:jc w:val="center"/>
+              <w:rPr/>
+            </w:pPr>
+            <w:r>
+              <w:rPr>
+                <w:rFonts w:eastAsia="Times New Roman" w:cs="Times New Roman"/>
+                <w:b w:val="false"/>
+                <w:sz w:val="26"/>
+              </w:rPr>
+              <w:t>7,5</w:t>
             </w:r>
           </w:p>
         </w:tc>
@@ -917,40 +1528,28 @@
         </w:trPr>
         <w:tc>
           <w:tcPr>
-            <w:tcW w:w="1524" w:type="dxa"/>
+            <w:tcW w:w="983" w:type="dxa"/>
             <w:tcBorders>
               <w:top w:val="single" w:sz="6" w:space="0" w:color="000000"/>
               <w:start w:val="single" w:sz="6" w:space="0" w:color="000000"/>
               <w:bottom w:val="single" w:sz="6" w:space="0" w:color="000000"/>
               <w:end w:val="single" w:sz="6" w:space="0" w:color="000000"/>
             </w:tcBorders>
-            <w:shd w:color="auto" w:fill="FFFFFF" w:val="clear"/>
             <w:vAlign w:val="center"/>
           </w:tcPr>
           <w:p>
             <w:pPr>
               <w:pStyle w:val="Normal"/>
-              <w:widowControl/>
-              <w:suppressAutoHyphens w:val="true"/>
               <w:spacing w:lineRule="auto" w:line="240" w:before="0" w:after="0"/>
-              <w:ind w:hanging="0"/>
+              <w:ind w:hanging="0" w:start="0"/>
               <w:jc w:val="center"/>
-              <w:rPr>
-                <w:rFonts w:cs=""/>
-                <w:kern w:val="0"/>
-                <w:szCs w:val="22"/>
-                <w:lang w:val="en-US" w:eastAsia="en-US" w:bidi="ar-SA"/>
-              </w:rPr>
+              <w:rPr/>
             </w:pPr>
             <w:r>
               <w:rPr>
                 <w:rFonts w:eastAsia="Times New Roman" w:cs="Times New Roman"/>
                 <w:b w:val="false"/>
-                <w:color w:val="000000"/>
-                <w:kern w:val="0"/>
                 <w:sz w:val="26"/>
-                <w:szCs w:val="22"/>
-                <w:lang w:val="en-US" w:eastAsia="en-US" w:bidi="ar-SA"/>
               </w:rPr>
               <w:t>5</w:t>
             </w:r>
@@ -958,83 +1557,151 @@
         </w:tc>
         <w:tc>
           <w:tcPr>
-            <w:tcW w:w="4523" w:type="dxa"/>
+            <w:tcW w:w="2014" w:type="dxa"/>
             <w:tcBorders>
               <w:top w:val="single" w:sz="6" w:space="0" w:color="000000"/>
               <w:start w:val="single" w:sz="6" w:space="0" w:color="000000"/>
               <w:bottom w:val="single" w:sz="6" w:space="0" w:color="000000"/>
               <w:end w:val="single" w:sz="6" w:space="0" w:color="000000"/>
             </w:tcBorders>
-            <w:shd w:color="auto" w:fill="FFFFFF" w:val="clear"/>
             <w:vAlign w:val="center"/>
           </w:tcPr>
           <w:p>
             <w:pPr>
               <w:pStyle w:val="Normal"/>
-              <w:widowControl/>
-              <w:suppressAutoHyphens w:val="true"/>
               <w:spacing w:lineRule="auto" w:line="240" w:before="0" w:after="0"/>
-              <w:ind w:hanging="0"/>
-              <w:jc w:val="start"/>
-              <w:rPr>
-                <w:rFonts w:cs=""/>
-                <w:kern w:val="0"/>
-                <w:szCs w:val="22"/>
-                <w:lang w:val="en-US" w:eastAsia="en-US" w:bidi="ar-SA"/>
-              </w:rPr>
+              <w:ind w:hanging="0" w:start="0"/>
+              <w:jc w:val="center"/>
+              <w:rPr/>
             </w:pPr>
             <w:r>
               <w:rPr>
                 <w:rFonts w:eastAsia="Times New Roman" w:cs="Times New Roman"/>
                 <w:b w:val="false"/>
-                <w:color w:val="000000"/>
-                <w:kern w:val="0"/>
                 <w:sz w:val="26"/>
-                <w:szCs w:val="22"/>
-                <w:lang w:val="en-US" w:eastAsia="en-US" w:bidi="ar-SA"/>
               </w:rPr>
-              <w:t>Vũ Anh Quân</w:t>
+              <w:t>Nguyễn Huy Thái</w:t>
             </w:r>
           </w:p>
         </w:tc>
         <w:tc>
           <w:tcPr>
-            <w:tcW w:w="3024" w:type="dxa"/>
+            <w:tcW w:w="1643" w:type="dxa"/>
             <w:tcBorders>
               <w:top w:val="single" w:sz="6" w:space="0" w:color="000000"/>
               <w:start w:val="single" w:sz="6" w:space="0" w:color="000000"/>
               <w:bottom w:val="single" w:sz="6" w:space="0" w:color="000000"/>
               <w:end w:val="single" w:sz="6" w:space="0" w:color="000000"/>
             </w:tcBorders>
-            <w:shd w:color="auto" w:fill="FFFFFF" w:val="clear"/>
             <w:vAlign w:val="center"/>
           </w:tcPr>
           <w:p>
             <w:pPr>
               <w:pStyle w:val="Normal"/>
-              <w:widowControl/>
-              <w:suppressAutoHyphens w:val="true"/>
               <w:spacing w:lineRule="auto" w:line="240" w:before="0" w:after="0"/>
-              <w:ind w:hanging="0"/>
+              <w:ind w:hanging="0" w:start="0"/>
               <w:jc w:val="center"/>
-              <w:rPr>
-                <w:rFonts w:cs=""/>
-                <w:kern w:val="0"/>
-                <w:szCs w:val="22"/>
-                <w:lang w:val="en-US" w:eastAsia="en-US" w:bidi="ar-SA"/>
-              </w:rPr>
+              <w:rPr/>
             </w:pPr>
             <w:r>
               <w:rPr>
                 <w:rFonts w:eastAsia="Times New Roman" w:cs="Times New Roman"/>
                 <w:b w:val="false"/>
-                <w:color w:val="000000"/>
-                <w:kern w:val="0"/>
                 <w:sz w:val="26"/>
-                <w:szCs w:val="22"/>
-                <w:lang w:val="en-US" w:eastAsia="en-US" w:bidi="ar-SA"/>
               </w:rPr>
-              <w:t>26A4062552</w:t>
+              <w:t>26A4062558</w:t>
+            </w:r>
+          </w:p>
+        </w:tc>
+        <w:tc>
+          <w:tcPr>
+            <w:tcW w:w="4188" w:type="dxa"/>
+            <w:tcBorders>
+              <w:top w:val="single" w:sz="6" w:space="0" w:color="000000"/>
+              <w:start w:val="single" w:sz="6" w:space="0" w:color="000000"/>
+              <w:bottom w:val="single" w:sz="6" w:space="0" w:color="000000"/>
+              <w:end w:val="single" w:sz="6" w:space="0" w:color="000000"/>
+            </w:tcBorders>
+            <w:vAlign w:val="center"/>
+          </w:tcPr>
+          <w:p>
+            <w:pPr>
+              <w:pStyle w:val="Normal"/>
+              <w:spacing w:lineRule="auto" w:line="240" w:before="0" w:after="0"/>
+              <w:ind w:hanging="0" w:start="0"/>
+              <w:jc w:val="start"/>
+              <w:rPr/>
+            </w:pPr>
+            <w:r>
+              <w:rPr>
+                <w:rFonts w:eastAsia="Times New Roman" w:cs="Times New Roman"/>
+                <w:b w:val="false"/>
+                <w:sz w:val="26"/>
+              </w:rPr>
+              <w:t>1. Nội dung:</w:t>
+            </w:r>
+          </w:p>
+          <w:p>
+            <w:pPr>
+              <w:pStyle w:val="Normal"/>
+              <w:spacing w:lineRule="auto" w:line="240" w:before="0" w:after="0"/>
+              <w:ind w:hanging="0" w:start="0"/>
+              <w:jc w:val="start"/>
+              <w:rPr/>
+            </w:pPr>
+            <w:r>
+              <w:rPr>
+                <w:rFonts w:eastAsia="Times New Roman" w:cs="Times New Roman"/>
+                <w:b w:val="false"/>
+                <w:sz w:val="26"/>
+              </w:rPr>
+              <w:t>- Quy trình xử lý khiếu nại.</w:t>
+            </w:r>
+          </w:p>
+          <w:p>
+            <w:pPr>
+              <w:pStyle w:val="Normal"/>
+              <w:spacing w:lineRule="auto" w:line="240" w:before="0" w:after="0"/>
+              <w:ind w:hanging="0" w:start="0"/>
+              <w:jc w:val="start"/>
+              <w:rPr/>
+            </w:pPr>
+            <w:r>
+              <w:rPr>
+                <w:rFonts w:eastAsia="Times New Roman" w:cs="Times New Roman"/>
+                <w:b w:val="false"/>
+                <w:sz w:val="26"/>
+              </w:rPr>
+              <w:t>- Các văn bản, hồ sơ xử lý tình huống.</w:t>
+            </w:r>
+          </w:p>
+        </w:tc>
+        <w:tc>
+          <w:tcPr>
+            <w:tcW w:w="1365" w:type="dxa"/>
+            <w:tcBorders>
+              <w:top w:val="single" w:sz="6" w:space="0" w:color="000000"/>
+              <w:start w:val="single" w:sz="6" w:space="0" w:color="000000"/>
+              <w:bottom w:val="single" w:sz="6" w:space="0" w:color="000000"/>
+              <w:end w:val="single" w:sz="6" w:space="0" w:color="000000"/>
+            </w:tcBorders>
+            <w:vAlign w:val="center"/>
+          </w:tcPr>
+          <w:p>
+            <w:pPr>
+              <w:pStyle w:val="Normal"/>
+              <w:spacing w:lineRule="auto" w:line="240" w:before="0" w:after="0"/>
+              <w:ind w:hanging="0" w:start="0"/>
+              <w:jc w:val="center"/>
+              <w:rPr/>
+            </w:pPr>
+            <w:r>
+              <w:rPr>
+                <w:rFonts w:eastAsia="Times New Roman" w:cs="Times New Roman"/>
+                <w:b w:val="false"/>
+                <w:sz w:val="26"/>
+              </w:rPr>
+              <w:t>8</w:t>
             </w:r>
           </w:p>
         </w:tc>
@@ -1045,40 +1712,28 @@
         </w:trPr>
         <w:tc>
           <w:tcPr>
-            <w:tcW w:w="1524" w:type="dxa"/>
+            <w:tcW w:w="983" w:type="dxa"/>
             <w:tcBorders>
               <w:top w:val="single" w:sz="6" w:space="0" w:color="000000"/>
               <w:start w:val="single" w:sz="6" w:space="0" w:color="000000"/>
               <w:bottom w:val="single" w:sz="6" w:space="0" w:color="000000"/>
               <w:end w:val="single" w:sz="6" w:space="0" w:color="000000"/>
             </w:tcBorders>
-            <w:shd w:color="auto" w:fill="FFFFFF" w:val="clear"/>
             <w:vAlign w:val="center"/>
           </w:tcPr>
           <w:p>
             <w:pPr>
               <w:pStyle w:val="Normal"/>
-              <w:widowControl/>
-              <w:suppressAutoHyphens w:val="true"/>
               <w:spacing w:lineRule="auto" w:line="240" w:before="0" w:after="0"/>
-              <w:ind w:hanging="0"/>
+              <w:ind w:hanging="0" w:start="0"/>
               <w:jc w:val="center"/>
-              <w:rPr>
-                <w:rFonts w:cs=""/>
-                <w:kern w:val="0"/>
-                <w:szCs w:val="22"/>
-                <w:lang w:val="en-US" w:eastAsia="en-US" w:bidi="ar-SA"/>
-              </w:rPr>
+              <w:rPr/>
             </w:pPr>
             <w:r>
               <w:rPr>
                 <w:rFonts w:eastAsia="Times New Roman" w:cs="Times New Roman"/>
                 <w:b w:val="false"/>
-                <w:color w:val="000000"/>
-                <w:kern w:val="0"/>
                 <w:sz w:val="26"/>
-                <w:szCs w:val="22"/>
-                <w:lang w:val="en-US" w:eastAsia="en-US" w:bidi="ar-SA"/>
               </w:rPr>
               <w:t>6</w:t>
             </w:r>
@@ -1086,83 +1741,168 @@
         </w:tc>
         <w:tc>
           <w:tcPr>
-            <w:tcW w:w="4523" w:type="dxa"/>
+            <w:tcW w:w="2014" w:type="dxa"/>
             <w:tcBorders>
               <w:top w:val="single" w:sz="6" w:space="0" w:color="000000"/>
               <w:start w:val="single" w:sz="6" w:space="0" w:color="000000"/>
               <w:bottom w:val="single" w:sz="6" w:space="0" w:color="000000"/>
               <w:end w:val="single" w:sz="6" w:space="0" w:color="000000"/>
             </w:tcBorders>
-            <w:shd w:color="auto" w:fill="FFFFFF" w:val="clear"/>
             <w:vAlign w:val="center"/>
           </w:tcPr>
           <w:p>
             <w:pPr>
               <w:pStyle w:val="Normal"/>
-              <w:widowControl/>
-              <w:suppressAutoHyphens w:val="true"/>
               <w:spacing w:lineRule="auto" w:line="240" w:before="0" w:after="0"/>
-              <w:ind w:hanging="0"/>
-              <w:jc w:val="start"/>
-              <w:rPr>
-                <w:rFonts w:cs=""/>
-                <w:kern w:val="0"/>
-                <w:szCs w:val="22"/>
-                <w:lang w:val="en-US" w:eastAsia="en-US" w:bidi="ar-SA"/>
-              </w:rPr>
+              <w:ind w:hanging="0" w:start="0"/>
+              <w:jc w:val="center"/>
+              <w:rPr/>
             </w:pPr>
             <w:r>
               <w:rPr>
                 <w:rFonts w:eastAsia="Times New Roman" w:cs="Times New Roman"/>
                 <w:b w:val="false"/>
-                <w:color w:val="000000"/>
-                <w:kern w:val="0"/>
                 <w:sz w:val="26"/>
-                <w:szCs w:val="22"/>
-                <w:lang w:val="en-US" w:eastAsia="en-US" w:bidi="ar-SA"/>
               </w:rPr>
-              <w:t>Lê Thị Hồng Nhung</w:t>
+              <w:t>Lê Phương Thảo</w:t>
             </w:r>
           </w:p>
         </w:tc>
         <w:tc>
           <w:tcPr>
-            <w:tcW w:w="3024" w:type="dxa"/>
+            <w:tcW w:w="1643" w:type="dxa"/>
             <w:tcBorders>
               <w:top w:val="single" w:sz="6" w:space="0" w:color="000000"/>
               <w:start w:val="single" w:sz="6" w:space="0" w:color="000000"/>
               <w:bottom w:val="single" w:sz="6" w:space="0" w:color="000000"/>
               <w:end w:val="single" w:sz="6" w:space="0" w:color="000000"/>
             </w:tcBorders>
-            <w:shd w:color="auto" w:fill="FFFFFF" w:val="clear"/>
             <w:vAlign w:val="center"/>
           </w:tcPr>
           <w:p>
             <w:pPr>
               <w:pStyle w:val="Normal"/>
-              <w:widowControl/>
-              <w:suppressAutoHyphens w:val="true"/>
               <w:spacing w:lineRule="auto" w:line="240" w:before="0" w:after="0"/>
-              <w:ind w:hanging="0"/>
+              <w:ind w:hanging="0" w:start="0"/>
               <w:jc w:val="center"/>
-              <w:rPr>
-                <w:rFonts w:cs=""/>
-                <w:kern w:val="0"/>
-                <w:szCs w:val="22"/>
-                <w:lang w:val="en-US" w:eastAsia="en-US" w:bidi="ar-SA"/>
-              </w:rPr>
+              <w:rPr/>
             </w:pPr>
             <w:r>
               <w:rPr>
                 <w:rFonts w:eastAsia="Times New Roman" w:cs="Times New Roman"/>
                 <w:b w:val="false"/>
-                <w:color w:val="000000"/>
-                <w:kern w:val="0"/>
                 <w:sz w:val="26"/>
-                <w:szCs w:val="22"/>
-                <w:lang w:val="en-US" w:eastAsia="en-US" w:bidi="ar-SA"/>
               </w:rPr>
-              <w:t>26A4062545</w:t>
+              <w:t>26A4062560</w:t>
+            </w:r>
+          </w:p>
+        </w:tc>
+        <w:tc>
+          <w:tcPr>
+            <w:tcW w:w="4188" w:type="dxa"/>
+            <w:tcBorders>
+              <w:top w:val="single" w:sz="6" w:space="0" w:color="000000"/>
+              <w:start w:val="single" w:sz="6" w:space="0" w:color="000000"/>
+              <w:bottom w:val="single" w:sz="6" w:space="0" w:color="000000"/>
+              <w:end w:val="single" w:sz="6" w:space="0" w:color="000000"/>
+            </w:tcBorders>
+            <w:vAlign w:val="center"/>
+          </w:tcPr>
+          <w:p>
+            <w:pPr>
+              <w:pStyle w:val="Normal"/>
+              <w:spacing w:lineRule="auto" w:line="240" w:before="0" w:after="0"/>
+              <w:ind w:hanging="0" w:start="0"/>
+              <w:jc w:val="start"/>
+              <w:rPr/>
+            </w:pPr>
+            <w:r>
+              <w:rPr>
+                <w:rFonts w:eastAsia="Times New Roman" w:cs="Times New Roman"/>
+                <w:b w:val="false"/>
+                <w:sz w:val="26"/>
+              </w:rPr>
+              <w:t>1. Nội dung:</w:t>
+            </w:r>
+          </w:p>
+          <w:p>
+            <w:pPr>
+              <w:pStyle w:val="Normal"/>
+              <w:spacing w:lineRule="auto" w:line="240" w:before="0" w:after="0"/>
+              <w:ind w:hanging="0" w:start="0"/>
+              <w:jc w:val="start"/>
+              <w:rPr/>
+            </w:pPr>
+            <w:r>
+              <w:rPr>
+                <w:rFonts w:eastAsia="Times New Roman" w:cs="Times New Roman"/>
+                <w:b w:val="false"/>
+                <w:sz w:val="26"/>
+              </w:rPr>
+              <w:t>- Hợp đồng lao động.</w:t>
+            </w:r>
+          </w:p>
+          <w:p>
+            <w:pPr>
+              <w:pStyle w:val="Normal"/>
+              <w:spacing w:lineRule="auto" w:line="240" w:before="0" w:after="0"/>
+              <w:ind w:hanging="0" w:start="0"/>
+              <w:jc w:val="start"/>
+              <w:rPr/>
+            </w:pPr>
+            <w:r>
+              <w:rPr>
+                <w:rFonts w:eastAsia="Times New Roman" w:cs="Times New Roman"/>
+                <w:b w:val="false"/>
+                <w:sz w:val="26"/>
+              </w:rPr>
+              <w:t>- Hợp đồng sử dụng dịch vụ ví điện tử liên kết ngân hàng.</w:t>
+            </w:r>
+          </w:p>
+          <w:p>
+            <w:pPr>
+              <w:pStyle w:val="Normal"/>
+              <w:spacing w:lineRule="auto" w:line="240" w:before="0" w:after="0"/>
+              <w:ind w:hanging="0" w:start="0"/>
+              <w:jc w:val="start"/>
+              <w:rPr/>
+            </w:pPr>
+            <w:r>
+              <w:rPr>
+                <w:rFonts w:eastAsia="Times New Roman" w:cs="Times New Roman"/>
+                <w:b w:val="false"/>
+                <w:sz w:val="26"/>
+              </w:rPr>
+              <w:t>2. Thuyết trình.</w:t>
+            </w:r>
+          </w:p>
+        </w:tc>
+        <w:tc>
+          <w:tcPr>
+            <w:tcW w:w="1365" w:type="dxa"/>
+            <w:tcBorders>
+              <w:top w:val="single" w:sz="6" w:space="0" w:color="000000"/>
+              <w:start w:val="single" w:sz="6" w:space="0" w:color="000000"/>
+              <w:bottom w:val="single" w:sz="6" w:space="0" w:color="000000"/>
+              <w:end w:val="single" w:sz="6" w:space="0" w:color="000000"/>
+            </w:tcBorders>
+            <w:vAlign w:val="center"/>
+          </w:tcPr>
+          <w:p>
+            <w:pPr>
+              <w:pStyle w:val="Normal"/>
+              <w:spacing w:lineRule="auto" w:line="240" w:before="0" w:after="0"/>
+              <w:ind w:hanging="0" w:start="0"/>
+              <w:jc w:val="center"/>
+              <w:rPr/>
+            </w:pPr>
+            <w:r>
+              <w:rPr>
+                <w:rFonts w:eastAsia="Times New Roman" w:cs="Times New Roman"/>
+                <w:b w:val="false"/>
+                <w:sz w:val="26"/>
+              </w:rPr>
+              <w:t>9</w:t>
             </w:r>
           </w:p>
         </w:tc>
@@ -1173,40 +1913,28 @@
         </w:trPr>
         <w:tc>
           <w:tcPr>
-            <w:tcW w:w="1524" w:type="dxa"/>
+            <w:tcW w:w="983" w:type="dxa"/>
             <w:tcBorders>
               <w:top w:val="single" w:sz="6" w:space="0" w:color="000000"/>
               <w:start w:val="single" w:sz="6" w:space="0" w:color="000000"/>
               <w:bottom w:val="single" w:sz="6" w:space="0" w:color="000000"/>
               <w:end w:val="single" w:sz="6" w:space="0" w:color="000000"/>
             </w:tcBorders>
-            <w:shd w:color="auto" w:fill="FFFFFF" w:val="clear"/>
             <w:vAlign w:val="center"/>
           </w:tcPr>
           <w:p>
             <w:pPr>
               <w:pStyle w:val="Normal"/>
-              <w:widowControl/>
-              <w:suppressAutoHyphens w:val="true"/>
               <w:spacing w:lineRule="auto" w:line="240" w:before="0" w:after="0"/>
-              <w:ind w:hanging="0"/>
+              <w:ind w:hanging="0" w:start="0"/>
               <w:jc w:val="center"/>
-              <w:rPr>
-                <w:rFonts w:cs=""/>
-                <w:kern w:val="0"/>
-                <w:szCs w:val="22"/>
-                <w:lang w:val="en-US" w:eastAsia="en-US" w:bidi="ar-SA"/>
-              </w:rPr>
+              <w:rPr/>
             </w:pPr>
             <w:r>
               <w:rPr>
                 <w:rFonts w:eastAsia="Times New Roman" w:cs="Times New Roman"/>
                 <w:b w:val="false"/>
-                <w:color w:val="000000"/>
-                <w:kern w:val="0"/>
                 <w:sz w:val="26"/>
-                <w:szCs w:val="22"/>
-                <w:lang w:val="en-US" w:eastAsia="en-US" w:bidi="ar-SA"/>
               </w:rPr>
               <w:t>7</w:t>
             </w:r>
@@ -1214,40 +1942,28 @@
         </w:tc>
         <w:tc>
           <w:tcPr>
-            <w:tcW w:w="4523" w:type="dxa"/>
+            <w:tcW w:w="2014" w:type="dxa"/>
             <w:tcBorders>
               <w:top w:val="single" w:sz="6" w:space="0" w:color="000000"/>
               <w:start w:val="single" w:sz="6" w:space="0" w:color="000000"/>
               <w:bottom w:val="single" w:sz="6" w:space="0" w:color="000000"/>
               <w:end w:val="single" w:sz="6" w:space="0" w:color="000000"/>
             </w:tcBorders>
-            <w:shd w:color="auto" w:fill="FFFFFF" w:val="clear"/>
             <w:vAlign w:val="center"/>
           </w:tcPr>
           <w:p>
             <w:pPr>
               <w:pStyle w:val="Normal"/>
-              <w:widowControl/>
-              <w:suppressAutoHyphens w:val="true"/>
               <w:spacing w:lineRule="auto" w:line="240" w:before="0" w:after="0"/>
-              <w:ind w:hanging="0"/>
-              <w:jc w:val="start"/>
-              <w:rPr>
-                <w:rFonts w:cs=""/>
-                <w:kern w:val="0"/>
-                <w:szCs w:val="22"/>
-                <w:lang w:val="en-US" w:eastAsia="en-US" w:bidi="ar-SA"/>
-              </w:rPr>
+              <w:ind w:hanging="0" w:start="0"/>
+              <w:jc w:val="center"/>
+              <w:rPr/>
             </w:pPr>
             <w:r>
               <w:rPr>
                 <w:rFonts w:eastAsia="Times New Roman" w:cs="Times New Roman"/>
                 <w:b w:val="false"/>
-                <w:color w:val="000000"/>
-                <w:kern w:val="0"/>
                 <w:sz w:val="26"/>
-                <w:szCs w:val="22"/>
-                <w:lang w:val="en-US" w:eastAsia="en-US" w:bidi="ar-SA"/>
               </w:rPr>
               <w:t>Phạm Dạ Thảo</w:t>
             </w:r>
@@ -1255,42 +1971,341 @@
         </w:tc>
         <w:tc>
           <w:tcPr>
-            <w:tcW w:w="3024" w:type="dxa"/>
+            <w:tcW w:w="1643" w:type="dxa"/>
             <w:tcBorders>
               <w:top w:val="single" w:sz="6" w:space="0" w:color="000000"/>
               <w:start w:val="single" w:sz="6" w:space="0" w:color="000000"/>
               <w:bottom w:val="single" w:sz="6" w:space="0" w:color="000000"/>
               <w:end w:val="single" w:sz="6" w:space="0" w:color="000000"/>
             </w:tcBorders>
-            <w:shd w:color="auto" w:fill="FFFFFF" w:val="clear"/>
             <w:vAlign w:val="center"/>
           </w:tcPr>
           <w:p>
             <w:pPr>
               <w:pStyle w:val="Normal"/>
-              <w:widowControl/>
-              <w:suppressAutoHyphens w:val="true"/>
               <w:spacing w:lineRule="auto" w:line="240" w:before="0" w:after="0"/>
-              <w:ind w:hanging="0"/>
+              <w:ind w:hanging="0" w:start="0"/>
               <w:jc w:val="center"/>
-              <w:rPr>
-                <w:rFonts w:cs=""/>
-                <w:kern w:val="0"/>
-                <w:szCs w:val="22"/>
-                <w:lang w:val="en-US" w:eastAsia="en-US" w:bidi="ar-SA"/>
-              </w:rPr>
+              <w:rPr/>
             </w:pPr>
             <w:r>
               <w:rPr>
                 <w:rFonts w:eastAsia="Times New Roman" w:cs="Times New Roman"/>
                 <w:b w:val="false"/>
-                <w:color w:val="000000"/>
-                <w:kern w:val="0"/>
                 <w:sz w:val="26"/>
-                <w:szCs w:val="22"/>
-                <w:lang w:val="en-US" w:eastAsia="en-US" w:bidi="ar-SA"/>
               </w:rPr>
               <w:t>26A4060735</w:t>
+            </w:r>
+          </w:p>
+        </w:tc>
+        <w:tc>
+          <w:tcPr>
+            <w:tcW w:w="4188" w:type="dxa"/>
+            <w:tcBorders>
+              <w:top w:val="single" w:sz="6" w:space="0" w:color="000000"/>
+              <w:start w:val="single" w:sz="6" w:space="0" w:color="000000"/>
+              <w:bottom w:val="single" w:sz="6" w:space="0" w:color="000000"/>
+              <w:end w:val="single" w:sz="6" w:space="0" w:color="000000"/>
+            </w:tcBorders>
+            <w:vAlign w:val="center"/>
+          </w:tcPr>
+          <w:p>
+            <w:pPr>
+              <w:pStyle w:val="Normal"/>
+              <w:spacing w:lineRule="auto" w:line="240" w:before="0" w:after="0"/>
+              <w:ind w:hanging="0" w:start="0"/>
+              <w:jc w:val="start"/>
+              <w:rPr/>
+            </w:pPr>
+            <w:r>
+              <w:rPr>
+                <w:rFonts w:eastAsia="Times New Roman" w:cs="Times New Roman"/>
+                <w:b w:val="false"/>
+                <w:sz w:val="26"/>
+              </w:rPr>
+              <w:t>1. Nội dung:</w:t>
+            </w:r>
+          </w:p>
+          <w:p>
+            <w:pPr>
+              <w:pStyle w:val="Normal"/>
+              <w:spacing w:lineRule="auto" w:line="240" w:before="0" w:after="0"/>
+              <w:ind w:hanging="0" w:start="0"/>
+              <w:jc w:val="start"/>
+              <w:rPr/>
+            </w:pPr>
+            <w:r>
+              <w:rPr>
+                <w:rFonts w:eastAsia="Times New Roman" w:cs="Times New Roman"/>
+                <w:b w:val="false"/>
+                <w:sz w:val="26"/>
+              </w:rPr>
+              <w:t>- Dịch vụ tư vấn thành lập công ty cổ phần.</w:t>
+            </w:r>
+          </w:p>
+          <w:p>
+            <w:pPr>
+              <w:pStyle w:val="Normal"/>
+              <w:spacing w:lineRule="auto" w:line="240" w:before="0" w:after="0"/>
+              <w:ind w:hanging="0" w:start="0"/>
+              <w:jc w:val="start"/>
+              <w:rPr/>
+            </w:pPr>
+            <w:r>
+              <w:rPr>
+                <w:rFonts w:eastAsia="Times New Roman" w:cs="Times New Roman"/>
+                <w:b w:val="false"/>
+                <w:sz w:val="26"/>
+              </w:rPr>
+              <w:t>- Hợp đồng hợp tác kinh doanh.</w:t>
+            </w:r>
+          </w:p>
+        </w:tc>
+        <w:tc>
+          <w:tcPr>
+            <w:tcW w:w="1365" w:type="dxa"/>
+            <w:tcBorders>
+              <w:top w:val="single" w:sz="6" w:space="0" w:color="000000"/>
+              <w:start w:val="single" w:sz="6" w:space="0" w:color="000000"/>
+              <w:bottom w:val="single" w:sz="6" w:space="0" w:color="000000"/>
+              <w:end w:val="single" w:sz="6" w:space="0" w:color="000000"/>
+            </w:tcBorders>
+            <w:vAlign w:val="center"/>
+          </w:tcPr>
+          <w:p>
+            <w:pPr>
+              <w:pStyle w:val="Normal"/>
+              <w:spacing w:lineRule="auto" w:line="240" w:before="0" w:after="0"/>
+              <w:ind w:hanging="0" w:start="0"/>
+              <w:jc w:val="center"/>
+              <w:rPr/>
+            </w:pPr>
+            <w:r>
+              <w:rPr>
+                <w:rFonts w:eastAsia="Times New Roman" w:cs="Times New Roman"/>
+                <w:b w:val="false"/>
+                <w:sz w:val="26"/>
+              </w:rPr>
+              <w:t>8</w:t>
+            </w:r>
+          </w:p>
+        </w:tc>
+      </w:tr>
+    </w:tbl>
+    <w:p>
+      <w:pPr>
+        <w:pStyle w:val="Normal"/>
+        <w:rPr/>
+      </w:pPr>
+      <w:r>
+        <w:rPr/>
+      </w:r>
+      <w:r>
+        <w:br w:type="page"/>
+      </w:r>
+    </w:p>
+    <w:tbl>
+      <w:tblPr>
+        <w:tblW w:w="10008" w:type="dxa"/>
+        <w:jc w:val="center"/>
+        <w:tblInd w:w="0" w:type="dxa"/>
+        <w:tblLayout w:type="fixed"/>
+        <w:tblCellMar>
+          <w:top w:w="80" w:type="dxa"/>
+          <w:start w:w="80" w:type="dxa"/>
+          <w:bottom w:w="80" w:type="dxa"/>
+          <w:end w:w="80" w:type="dxa"/>
+        </w:tblCellMar>
+        <w:tblLook w:noHBand="0" w:lastColumn="0" w:firstColumn="1" w:lastRow="0" w:firstRow="1" w:noVBand="1" w:val="04a0"/>
+      </w:tblPr>
+      <w:tblGrid>
+        <w:gridCol w:w="890"/>
+        <w:gridCol w:w="2014"/>
+        <w:gridCol w:w="1548"/>
+        <w:gridCol w:w="4189"/>
+        <w:gridCol w:w="1367"/>
+      </w:tblGrid>
+      <w:tr>
+        <w:trPr>
+          <w:tblHeader w:val="true"/>
+        </w:trPr>
+        <w:tc>
+          <w:tcPr>
+            <w:tcW w:w="890" w:type="dxa"/>
+            <w:tcBorders>
+              <w:top w:val="single" w:sz="6" w:space="0" w:color="000000"/>
+              <w:start w:val="single" w:sz="6" w:space="0" w:color="000000"/>
+              <w:bottom w:val="single" w:sz="6" w:space="0" w:color="000000"/>
+              <w:end w:val="single" w:sz="6" w:space="0" w:color="000000"/>
+            </w:tcBorders>
+            <w:vAlign w:val="center"/>
+          </w:tcPr>
+          <w:p>
+            <w:pPr>
+              <w:pStyle w:val="Normal"/>
+              <w:pageBreakBefore/>
+              <w:spacing w:lineRule="auto" w:line="240" w:before="0" w:after="0"/>
+              <w:ind w:hanging="0" w:start="0"/>
+              <w:jc w:val="center"/>
+              <w:rPr/>
+            </w:pPr>
+            <w:r>
+              <w:rPr>
+                <w:rFonts w:eastAsia="Times New Roman" w:cs="Times New Roman"/>
+                <w:b/>
+                <w:sz w:val="26"/>
+              </w:rPr>
+              <w:t>Số</w:t>
+            </w:r>
+          </w:p>
+          <w:p>
+            <w:pPr>
+              <w:pStyle w:val="Normal"/>
+              <w:spacing w:lineRule="auto" w:line="240" w:before="0" w:after="0"/>
+              <w:ind w:hanging="0" w:start="0"/>
+              <w:jc w:val="center"/>
+              <w:rPr/>
+            </w:pPr>
+            <w:r>
+              <w:rPr>
+                <w:rFonts w:eastAsia="Times New Roman" w:cs="Times New Roman"/>
+                <w:b/>
+                <w:sz w:val="26"/>
+              </w:rPr>
+              <w:t>TT</w:t>
+            </w:r>
+          </w:p>
+        </w:tc>
+        <w:tc>
+          <w:tcPr>
+            <w:tcW w:w="2014" w:type="dxa"/>
+            <w:tcBorders>
+              <w:top w:val="single" w:sz="6" w:space="0" w:color="000000"/>
+              <w:start w:val="single" w:sz="6" w:space="0" w:color="000000"/>
+              <w:bottom w:val="single" w:sz="6" w:space="0" w:color="000000"/>
+              <w:end w:val="single" w:sz="6" w:space="0" w:color="000000"/>
+            </w:tcBorders>
+            <w:vAlign w:val="center"/>
+          </w:tcPr>
+          <w:p>
+            <w:pPr>
+              <w:pStyle w:val="Normal"/>
+              <w:spacing w:lineRule="auto" w:line="240" w:before="0" w:after="0"/>
+              <w:ind w:hanging="0" w:start="0"/>
+              <w:jc w:val="center"/>
+              <w:rPr/>
+            </w:pPr>
+            <w:r>
+              <w:rPr>
+                <w:rFonts w:eastAsia="Times New Roman" w:cs="Times New Roman"/>
+                <w:b/>
+                <w:sz w:val="26"/>
+              </w:rPr>
+              <w:t>Họ và tên</w:t>
+            </w:r>
+          </w:p>
+        </w:tc>
+        <w:tc>
+          <w:tcPr>
+            <w:tcW w:w="1548" w:type="dxa"/>
+            <w:tcBorders>
+              <w:top w:val="single" w:sz="6" w:space="0" w:color="000000"/>
+              <w:start w:val="single" w:sz="6" w:space="0" w:color="000000"/>
+              <w:bottom w:val="single" w:sz="6" w:space="0" w:color="000000"/>
+              <w:end w:val="single" w:sz="6" w:space="0" w:color="000000"/>
+            </w:tcBorders>
+            <w:vAlign w:val="center"/>
+          </w:tcPr>
+          <w:p>
+            <w:pPr>
+              <w:pStyle w:val="Normal"/>
+              <w:spacing w:lineRule="auto" w:line="240" w:before="0" w:after="0"/>
+              <w:ind w:hanging="0" w:start="0"/>
+              <w:jc w:val="center"/>
+              <w:rPr/>
+            </w:pPr>
+            <w:r>
+              <w:rPr>
+                <w:rFonts w:eastAsia="Times New Roman" w:cs="Times New Roman"/>
+                <w:b/>
+                <w:sz w:val="26"/>
+              </w:rPr>
+              <w:t>Mã sinh viên</w:t>
+            </w:r>
+          </w:p>
+        </w:tc>
+        <w:tc>
+          <w:tcPr>
+            <w:tcW w:w="4189" w:type="dxa"/>
+            <w:tcBorders>
+              <w:top w:val="single" w:sz="6" w:space="0" w:color="000000"/>
+              <w:start w:val="single" w:sz="6" w:space="0" w:color="000000"/>
+              <w:bottom w:val="single" w:sz="6" w:space="0" w:color="000000"/>
+              <w:end w:val="single" w:sz="6" w:space="0" w:color="000000"/>
+            </w:tcBorders>
+            <w:vAlign w:val="center"/>
+          </w:tcPr>
+          <w:p>
+            <w:pPr>
+              <w:pStyle w:val="Normal"/>
+              <w:spacing w:lineRule="auto" w:line="240" w:before="0" w:after="0"/>
+              <w:ind w:hanging="0" w:start="0"/>
+              <w:jc w:val="center"/>
+              <w:rPr/>
+            </w:pPr>
+            <w:r>
+              <w:rPr>
+                <w:rFonts w:eastAsia="Times New Roman" w:cs="Times New Roman"/>
+                <w:b/>
+                <w:sz w:val="26"/>
+              </w:rPr>
+              <w:t>Công việc</w:t>
+            </w:r>
+          </w:p>
+        </w:tc>
+        <w:tc>
+          <w:tcPr>
+            <w:tcW w:w="1367" w:type="dxa"/>
+            <w:tcBorders>
+              <w:top w:val="single" w:sz="6" w:space="0" w:color="000000"/>
+              <w:start w:val="single" w:sz="6" w:space="0" w:color="000000"/>
+              <w:bottom w:val="single" w:sz="6" w:space="0" w:color="000000"/>
+              <w:end w:val="single" w:sz="6" w:space="0" w:color="000000"/>
+            </w:tcBorders>
+            <w:vAlign w:val="center"/>
+          </w:tcPr>
+          <w:p>
+            <w:pPr>
+              <w:pStyle w:val="Normal"/>
+              <w:spacing w:lineRule="auto" w:line="240" w:before="0" w:after="0"/>
+              <w:ind w:hanging="0" w:start="0"/>
+              <w:jc w:val="center"/>
+              <w:rPr/>
+            </w:pPr>
+            <w:r>
+              <w:rPr>
+                <w:rFonts w:eastAsia="Times New Roman" w:cs="Times New Roman"/>
+                <w:b/>
+                <w:sz w:val="26"/>
+              </w:rPr>
+              <w:t>Đóng góp</w:t>
+            </w:r>
+          </w:p>
+          <w:p>
+            <w:pPr>
+              <w:pStyle w:val="Normal"/>
+              <w:spacing w:lineRule="auto" w:line="240" w:before="0" w:after="0"/>
+              <w:ind w:hanging="0" w:start="0"/>
+              <w:jc w:val="center"/>
+              <w:rPr/>
+            </w:pPr>
+            <w:r>
+              <w:rPr>
+                <w:rFonts w:eastAsia="Times New Roman" w:cs="Times New Roman"/>
+                <w:b/>
+                <w:sz w:val="26"/>
+              </w:rPr>
+              <w:t>(10 điểm)</w:t>
             </w:r>
           </w:p>
         </w:tc>
@@ -1301,40 +2316,28 @@
         </w:trPr>
         <w:tc>
           <w:tcPr>
-            <w:tcW w:w="1524" w:type="dxa"/>
+            <w:tcW w:w="890" w:type="dxa"/>
             <w:tcBorders>
               <w:top w:val="single" w:sz="6" w:space="0" w:color="000000"/>
               <w:start w:val="single" w:sz="6" w:space="0" w:color="000000"/>
               <w:bottom w:val="single" w:sz="6" w:space="0" w:color="000000"/>
               <w:end w:val="single" w:sz="6" w:space="0" w:color="000000"/>
             </w:tcBorders>
-            <w:shd w:color="auto" w:fill="FFFFFF" w:val="clear"/>
             <w:vAlign w:val="center"/>
           </w:tcPr>
           <w:p>
             <w:pPr>
               <w:pStyle w:val="Normal"/>
-              <w:widowControl/>
-              <w:suppressAutoHyphens w:val="true"/>
               <w:spacing w:lineRule="auto" w:line="240" w:before="0" w:after="0"/>
-              <w:ind w:hanging="0"/>
+              <w:ind w:hanging="0" w:start="0"/>
               <w:jc w:val="center"/>
-              <w:rPr>
-                <w:rFonts w:cs=""/>
-                <w:kern w:val="0"/>
-                <w:szCs w:val="22"/>
-                <w:lang w:val="en-US" w:eastAsia="en-US" w:bidi="ar-SA"/>
-              </w:rPr>
+              <w:rPr/>
             </w:pPr>
             <w:r>
               <w:rPr>
                 <w:rFonts w:eastAsia="Times New Roman" w:cs="Times New Roman"/>
                 <w:b w:val="false"/>
-                <w:color w:val="000000"/>
-                <w:kern w:val="0"/>
                 <w:sz w:val="26"/>
-                <w:szCs w:val="22"/>
-                <w:lang w:val="en-US" w:eastAsia="en-US" w:bidi="ar-SA"/>
               </w:rPr>
               <w:t>8</w:t>
             </w:r>
@@ -1342,83 +2345,151 @@
         </w:tc>
         <w:tc>
           <w:tcPr>
-            <w:tcW w:w="4523" w:type="dxa"/>
+            <w:tcW w:w="2014" w:type="dxa"/>
             <w:tcBorders>
               <w:top w:val="single" w:sz="6" w:space="0" w:color="000000"/>
               <w:start w:val="single" w:sz="6" w:space="0" w:color="000000"/>
               <w:bottom w:val="single" w:sz="6" w:space="0" w:color="000000"/>
               <w:end w:val="single" w:sz="6" w:space="0" w:color="000000"/>
             </w:tcBorders>
-            <w:shd w:color="auto" w:fill="FFFFFF" w:val="clear"/>
             <w:vAlign w:val="center"/>
           </w:tcPr>
           <w:p>
             <w:pPr>
               <w:pStyle w:val="Normal"/>
-              <w:widowControl/>
-              <w:suppressAutoHyphens w:val="true"/>
               <w:spacing w:lineRule="auto" w:line="240" w:before="0" w:after="0"/>
-              <w:ind w:hanging="0"/>
-              <w:jc w:val="start"/>
-              <w:rPr>
-                <w:rFonts w:cs=""/>
-                <w:kern w:val="0"/>
-                <w:szCs w:val="22"/>
-                <w:lang w:val="en-US" w:eastAsia="en-US" w:bidi="ar-SA"/>
-              </w:rPr>
+              <w:ind w:hanging="0" w:start="0"/>
+              <w:jc w:val="center"/>
+              <w:rPr/>
             </w:pPr>
             <w:r>
               <w:rPr>
                 <w:rFonts w:eastAsia="Times New Roman" w:cs="Times New Roman"/>
                 <w:b w:val="false"/>
-                <w:color w:val="000000"/>
-                <w:kern w:val="0"/>
                 <w:sz w:val="26"/>
-                <w:szCs w:val="22"/>
-                <w:lang w:val="en-US" w:eastAsia="en-US" w:bidi="ar-SA"/>
               </w:rPr>
-              <w:t>Nguyễn Huy Thái</w:t>
+              <w:t>Vũ Phương Thảo</w:t>
             </w:r>
           </w:p>
         </w:tc>
         <w:tc>
           <w:tcPr>
-            <w:tcW w:w="3024" w:type="dxa"/>
+            <w:tcW w:w="1548" w:type="dxa"/>
             <w:tcBorders>
               <w:top w:val="single" w:sz="6" w:space="0" w:color="000000"/>
               <w:start w:val="single" w:sz="6" w:space="0" w:color="000000"/>
               <w:bottom w:val="single" w:sz="6" w:space="0" w:color="000000"/>
               <w:end w:val="single" w:sz="6" w:space="0" w:color="000000"/>
             </w:tcBorders>
-            <w:shd w:color="auto" w:fill="FFFFFF" w:val="clear"/>
             <w:vAlign w:val="center"/>
           </w:tcPr>
           <w:p>
             <w:pPr>
               <w:pStyle w:val="Normal"/>
-              <w:widowControl/>
-              <w:suppressAutoHyphens w:val="true"/>
               <w:spacing w:lineRule="auto" w:line="240" w:before="0" w:after="0"/>
-              <w:ind w:hanging="0"/>
+              <w:ind w:hanging="0" w:start="0"/>
               <w:jc w:val="center"/>
-              <w:rPr>
-                <w:rFonts w:cs=""/>
-                <w:kern w:val="0"/>
-                <w:szCs w:val="22"/>
-                <w:lang w:val="en-US" w:eastAsia="en-US" w:bidi="ar-SA"/>
-              </w:rPr>
+              <w:rPr/>
             </w:pPr>
             <w:r>
               <w:rPr>
                 <w:rFonts w:eastAsia="Times New Roman" w:cs="Times New Roman"/>
                 <w:b w:val="false"/>
-                <w:color w:val="000000"/>
-                <w:kern w:val="0"/>
                 <w:sz w:val="26"/>
-                <w:szCs w:val="22"/>
-                <w:lang w:val="en-US" w:eastAsia="en-US" w:bidi="ar-SA"/>
               </w:rPr>
-              <w:t>26A4062558</w:t>
+              <w:t>26A4060736</w:t>
+            </w:r>
+          </w:p>
+        </w:tc>
+        <w:tc>
+          <w:tcPr>
+            <w:tcW w:w="4189" w:type="dxa"/>
+            <w:tcBorders>
+              <w:top w:val="single" w:sz="6" w:space="0" w:color="000000"/>
+              <w:start w:val="single" w:sz="6" w:space="0" w:color="000000"/>
+              <w:bottom w:val="single" w:sz="6" w:space="0" w:color="000000"/>
+              <w:end w:val="single" w:sz="6" w:space="0" w:color="000000"/>
+            </w:tcBorders>
+            <w:vAlign w:val="center"/>
+          </w:tcPr>
+          <w:p>
+            <w:pPr>
+              <w:pStyle w:val="Normal"/>
+              <w:spacing w:lineRule="auto" w:line="240" w:before="0" w:after="0"/>
+              <w:ind w:hanging="0" w:start="0"/>
+              <w:jc w:val="start"/>
+              <w:rPr/>
+            </w:pPr>
+            <w:r>
+              <w:rPr>
+                <w:rFonts w:eastAsia="Times New Roman" w:cs="Times New Roman"/>
+                <w:b w:val="false"/>
+                <w:sz w:val="26"/>
+              </w:rPr>
+              <w:t>1. Nội dung:</w:t>
+            </w:r>
+          </w:p>
+          <w:p>
+            <w:pPr>
+              <w:pStyle w:val="Normal"/>
+              <w:spacing w:lineRule="auto" w:line="240" w:before="0" w:after="0"/>
+              <w:ind w:hanging="0" w:start="0"/>
+              <w:jc w:val="start"/>
+              <w:rPr/>
+            </w:pPr>
+            <w:r>
+              <w:rPr>
+                <w:rFonts w:eastAsia="Times New Roman" w:cs="Times New Roman"/>
+                <w:b w:val="false"/>
+                <w:sz w:val="26"/>
+              </w:rPr>
+              <w:t>- Hợp đồng hợp tác kết nối và mở tài khoản bảo đảm thanh toán.</w:t>
+            </w:r>
+          </w:p>
+          <w:p>
+            <w:pPr>
+              <w:pStyle w:val="Normal"/>
+              <w:spacing w:lineRule="auto" w:line="240" w:before="0" w:after="0"/>
+              <w:ind w:hanging="0" w:start="0"/>
+              <w:jc w:val="start"/>
+              <w:rPr/>
+            </w:pPr>
+            <w:r>
+              <w:rPr>
+                <w:rFonts w:eastAsia="Times New Roman" w:cs="Times New Roman"/>
+                <w:b w:val="false"/>
+                <w:sz w:val="26"/>
+              </w:rPr>
+              <w:t>- Dịch vụ tư vấn thường xuyên (nhánh cập nhật pháp lý định kỳ).</w:t>
+            </w:r>
+          </w:p>
+        </w:tc>
+        <w:tc>
+          <w:tcPr>
+            <w:tcW w:w="1367" w:type="dxa"/>
+            <w:tcBorders>
+              <w:top w:val="single" w:sz="6" w:space="0" w:color="000000"/>
+              <w:start w:val="single" w:sz="6" w:space="0" w:color="000000"/>
+              <w:bottom w:val="single" w:sz="6" w:space="0" w:color="000000"/>
+              <w:end w:val="single" w:sz="6" w:space="0" w:color="000000"/>
+            </w:tcBorders>
+            <w:vAlign w:val="center"/>
+          </w:tcPr>
+          <w:p>
+            <w:pPr>
+              <w:pStyle w:val="Normal"/>
+              <w:spacing w:lineRule="auto" w:line="240" w:before="0" w:after="0"/>
+              <w:ind w:hanging="0" w:start="0"/>
+              <w:jc w:val="center"/>
+              <w:rPr/>
+            </w:pPr>
+            <w:r>
+              <w:rPr>
+                <w:rFonts w:eastAsia="Times New Roman" w:cs="Times New Roman"/>
+                <w:b w:val="false"/>
+                <w:sz w:val="26"/>
+              </w:rPr>
+              <w:t>7,5</w:t>
             </w:r>
           </w:p>
         </w:tc>
@@ -1429,40 +2500,28 @@
         </w:trPr>
         <w:tc>
           <w:tcPr>
-            <w:tcW w:w="1524" w:type="dxa"/>
+            <w:tcW w:w="890" w:type="dxa"/>
             <w:tcBorders>
               <w:top w:val="single" w:sz="6" w:space="0" w:color="000000"/>
               <w:start w:val="single" w:sz="6" w:space="0" w:color="000000"/>
               <w:bottom w:val="single" w:sz="6" w:space="0" w:color="000000"/>
               <w:end w:val="single" w:sz="6" w:space="0" w:color="000000"/>
             </w:tcBorders>
-            <w:shd w:color="auto" w:fill="FFFFFF" w:val="clear"/>
             <w:vAlign w:val="center"/>
           </w:tcPr>
           <w:p>
             <w:pPr>
               <w:pStyle w:val="Normal"/>
-              <w:widowControl/>
-              <w:suppressAutoHyphens w:val="true"/>
               <w:spacing w:lineRule="auto" w:line="240" w:before="0" w:after="0"/>
-              <w:ind w:hanging="0"/>
+              <w:ind w:hanging="0" w:start="0"/>
               <w:jc w:val="center"/>
-              <w:rPr>
-                <w:rFonts w:cs=""/>
-                <w:kern w:val="0"/>
-                <w:szCs w:val="22"/>
-                <w:lang w:val="en-US" w:eastAsia="en-US" w:bidi="ar-SA"/>
-              </w:rPr>
+              <w:rPr/>
             </w:pPr>
             <w:r>
               <w:rPr>
                 <w:rFonts w:eastAsia="Times New Roman" w:cs="Times New Roman"/>
                 <w:b w:val="false"/>
-                <w:color w:val="000000"/>
-                <w:kern w:val="0"/>
                 <w:sz w:val="26"/>
-                <w:szCs w:val="22"/>
-                <w:lang w:val="en-US" w:eastAsia="en-US" w:bidi="ar-SA"/>
               </w:rPr>
               <w:t>9</w:t>
             </w:r>
@@ -1470,83 +2529,168 @@
         </w:tc>
         <w:tc>
           <w:tcPr>
-            <w:tcW w:w="4523" w:type="dxa"/>
+            <w:tcW w:w="2014" w:type="dxa"/>
             <w:tcBorders>
               <w:top w:val="single" w:sz="6" w:space="0" w:color="000000"/>
               <w:start w:val="single" w:sz="6" w:space="0" w:color="000000"/>
               <w:bottom w:val="single" w:sz="6" w:space="0" w:color="000000"/>
               <w:end w:val="single" w:sz="6" w:space="0" w:color="000000"/>
             </w:tcBorders>
-            <w:shd w:color="auto" w:fill="FFFFFF" w:val="clear"/>
             <w:vAlign w:val="center"/>
           </w:tcPr>
           <w:p>
             <w:pPr>
               <w:pStyle w:val="Normal"/>
-              <w:widowControl/>
-              <w:suppressAutoHyphens w:val="true"/>
               <w:spacing w:lineRule="auto" w:line="240" w:before="0" w:after="0"/>
-              <w:ind w:hanging="0"/>
-              <w:jc w:val="start"/>
-              <w:rPr>
-                <w:rFonts w:cs=""/>
-                <w:kern w:val="0"/>
-                <w:szCs w:val="22"/>
-                <w:lang w:val="en-US" w:eastAsia="en-US" w:bidi="ar-SA"/>
-              </w:rPr>
+              <w:ind w:hanging="0" w:start="0"/>
+              <w:jc w:val="center"/>
+              <w:rPr/>
             </w:pPr>
             <w:r>
               <w:rPr>
                 <w:rFonts w:eastAsia="Times New Roman" w:cs="Times New Roman"/>
                 <w:b w:val="false"/>
-                <w:color w:val="000000"/>
-                <w:kern w:val="0"/>
                 <w:sz w:val="26"/>
-                <w:szCs w:val="22"/>
-                <w:lang w:val="en-US" w:eastAsia="en-US" w:bidi="ar-SA"/>
               </w:rPr>
-              <w:t>Phạm Văn Quang</w:t>
+              <w:t>Kiều Hoài Thu</w:t>
             </w:r>
           </w:p>
         </w:tc>
         <w:tc>
           <w:tcPr>
-            <w:tcW w:w="3024" w:type="dxa"/>
+            <w:tcW w:w="1548" w:type="dxa"/>
             <w:tcBorders>
               <w:top w:val="single" w:sz="6" w:space="0" w:color="000000"/>
               <w:start w:val="single" w:sz="6" w:space="0" w:color="000000"/>
               <w:bottom w:val="single" w:sz="6" w:space="0" w:color="000000"/>
               <w:end w:val="single" w:sz="6" w:space="0" w:color="000000"/>
             </w:tcBorders>
-            <w:shd w:color="auto" w:fill="FFFFFF" w:val="clear"/>
             <w:vAlign w:val="center"/>
           </w:tcPr>
           <w:p>
             <w:pPr>
               <w:pStyle w:val="Normal"/>
-              <w:widowControl/>
-              <w:suppressAutoHyphens w:val="true"/>
               <w:spacing w:lineRule="auto" w:line="240" w:before="0" w:after="0"/>
-              <w:ind w:hanging="0"/>
+              <w:ind w:hanging="0" w:start="0"/>
               <w:jc w:val="center"/>
-              <w:rPr>
-                <w:rFonts w:cs=""/>
-                <w:kern w:val="0"/>
-                <w:szCs w:val="22"/>
-                <w:lang w:val="en-US" w:eastAsia="en-US" w:bidi="ar-SA"/>
-              </w:rPr>
+              <w:rPr/>
             </w:pPr>
             <w:r>
               <w:rPr>
                 <w:rFonts w:eastAsia="Times New Roman" w:cs="Times New Roman"/>
                 <w:b w:val="false"/>
-                <w:color w:val="000000"/>
-                <w:kern w:val="0"/>
                 <w:sz w:val="26"/>
-                <w:szCs w:val="22"/>
-                <w:lang w:val="en-US" w:eastAsia="en-US" w:bidi="ar-SA"/>
               </w:rPr>
-              <w:t>26A4062551</w:t>
+              <w:t>26A4060739</w:t>
+            </w:r>
+          </w:p>
+        </w:tc>
+        <w:tc>
+          <w:tcPr>
+            <w:tcW w:w="4189" w:type="dxa"/>
+            <w:tcBorders>
+              <w:top w:val="single" w:sz="6" w:space="0" w:color="000000"/>
+              <w:start w:val="single" w:sz="6" w:space="0" w:color="000000"/>
+              <w:bottom w:val="single" w:sz="6" w:space="0" w:color="000000"/>
+              <w:end w:val="single" w:sz="6" w:space="0" w:color="000000"/>
+            </w:tcBorders>
+            <w:vAlign w:val="center"/>
+          </w:tcPr>
+          <w:p>
+            <w:pPr>
+              <w:pStyle w:val="Normal"/>
+              <w:spacing w:lineRule="auto" w:line="240" w:before="0" w:after="0"/>
+              <w:ind w:hanging="0" w:start="0"/>
+              <w:jc w:val="start"/>
+              <w:rPr/>
+            </w:pPr>
+            <w:r>
+              <w:rPr>
+                <w:rFonts w:eastAsia="Times New Roman" w:cs="Times New Roman"/>
+                <w:b w:val="false"/>
+                <w:sz w:val="26"/>
+              </w:rPr>
+              <w:t>1. Nội dung:</w:t>
+            </w:r>
+          </w:p>
+          <w:p>
+            <w:pPr>
+              <w:pStyle w:val="Normal"/>
+              <w:spacing w:lineRule="auto" w:line="240" w:before="0" w:after="0"/>
+              <w:ind w:hanging="0" w:start="0"/>
+              <w:jc w:val="start"/>
+              <w:rPr/>
+            </w:pPr>
+            <w:r>
+              <w:rPr>
+                <w:rFonts w:eastAsia="Times New Roman" w:cs="Times New Roman"/>
+                <w:b w:val="false"/>
+                <w:sz w:val="26"/>
+              </w:rPr>
+              <w:t>- Điều lệ công ty.</w:t>
+            </w:r>
+          </w:p>
+          <w:p>
+            <w:pPr>
+              <w:pStyle w:val="Normal"/>
+              <w:spacing w:lineRule="auto" w:line="240" w:before="0" w:after="0"/>
+              <w:ind w:hanging="0" w:start="0"/>
+              <w:jc w:val="start"/>
+              <w:rPr/>
+            </w:pPr>
+            <w:r>
+              <w:rPr>
+                <w:rFonts w:eastAsia="Times New Roman" w:cs="Times New Roman"/>
+                <w:b w:val="false"/>
+                <w:sz w:val="26"/>
+              </w:rPr>
+              <w:t>- Tư vấn tổ chức và tiến hành Đại hội đồng cổ đông.</w:t>
+            </w:r>
+          </w:p>
+          <w:p>
+            <w:pPr>
+              <w:pStyle w:val="Normal"/>
+              <w:spacing w:lineRule="auto" w:line="240" w:before="0" w:after="0"/>
+              <w:ind w:hanging="0" w:start="0"/>
+              <w:jc w:val="start"/>
+              <w:rPr/>
+            </w:pPr>
+            <w:r>
+              <w:rPr>
+                <w:rFonts w:eastAsia="Times New Roman" w:cs="Times New Roman"/>
+                <w:b w:val="false"/>
+                <w:sz w:val="26"/>
+              </w:rPr>
+              <w:t>2. Thuyết trình.</w:t>
+            </w:r>
+          </w:p>
+        </w:tc>
+        <w:tc>
+          <w:tcPr>
+            <w:tcW w:w="1367" w:type="dxa"/>
+            <w:tcBorders>
+              <w:top w:val="single" w:sz="6" w:space="0" w:color="000000"/>
+              <w:start w:val="single" w:sz="6" w:space="0" w:color="000000"/>
+              <w:bottom w:val="single" w:sz="6" w:space="0" w:color="000000"/>
+              <w:end w:val="single" w:sz="6" w:space="0" w:color="000000"/>
+            </w:tcBorders>
+            <w:vAlign w:val="center"/>
+          </w:tcPr>
+          <w:p>
+            <w:pPr>
+              <w:pStyle w:val="Normal"/>
+              <w:spacing w:lineRule="auto" w:line="240" w:before="0" w:after="0"/>
+              <w:ind w:hanging="0" w:start="0"/>
+              <w:jc w:val="center"/>
+              <w:rPr/>
+            </w:pPr>
+            <w:r>
+              <w:rPr>
+                <w:rFonts w:eastAsia="Times New Roman" w:cs="Times New Roman"/>
+                <w:b w:val="false"/>
+                <w:sz w:val="26"/>
+              </w:rPr>
+              <w:t>8,5</w:t>
             </w:r>
           </w:p>
         </w:tc>
@@ -1557,40 +2701,28 @@
         </w:trPr>
         <w:tc>
           <w:tcPr>
-            <w:tcW w:w="1524" w:type="dxa"/>
+            <w:tcW w:w="890" w:type="dxa"/>
             <w:tcBorders>
               <w:top w:val="single" w:sz="6" w:space="0" w:color="000000"/>
               <w:start w:val="single" w:sz="6" w:space="0" w:color="000000"/>
               <w:bottom w:val="single" w:sz="6" w:space="0" w:color="000000"/>
               <w:end w:val="single" w:sz="6" w:space="0" w:color="000000"/>
             </w:tcBorders>
-            <w:shd w:color="auto" w:fill="FFFFFF" w:val="clear"/>
             <w:vAlign w:val="center"/>
           </w:tcPr>
           <w:p>
             <w:pPr>
               <w:pStyle w:val="Normal"/>
-              <w:widowControl/>
-              <w:suppressAutoHyphens w:val="true"/>
               <w:spacing w:lineRule="auto" w:line="240" w:before="0" w:after="0"/>
-              <w:ind w:hanging="0"/>
+              <w:ind w:hanging="0" w:start="0"/>
               <w:jc w:val="center"/>
-              <w:rPr>
-                <w:rFonts w:cs=""/>
-                <w:kern w:val="0"/>
-                <w:szCs w:val="22"/>
-                <w:lang w:val="en-US" w:eastAsia="en-US" w:bidi="ar-SA"/>
-              </w:rPr>
+              <w:rPr/>
             </w:pPr>
             <w:r>
               <w:rPr>
                 <w:rFonts w:eastAsia="Times New Roman" w:cs="Times New Roman"/>
                 <w:b w:val="false"/>
-                <w:color w:val="000000"/>
-                <w:kern w:val="0"/>
                 <w:sz w:val="26"/>
-                <w:szCs w:val="22"/>
-                <w:lang w:val="en-US" w:eastAsia="en-US" w:bidi="ar-SA"/>
               </w:rPr>
               <w:t>10</w:t>
             </w:r>
@@ -1598,83 +2730,151 @@
         </w:tc>
         <w:tc>
           <w:tcPr>
-            <w:tcW w:w="4523" w:type="dxa"/>
+            <w:tcW w:w="2014" w:type="dxa"/>
             <w:tcBorders>
               <w:top w:val="single" w:sz="6" w:space="0" w:color="000000"/>
               <w:start w:val="single" w:sz="6" w:space="0" w:color="000000"/>
               <w:bottom w:val="single" w:sz="6" w:space="0" w:color="000000"/>
               <w:end w:val="single" w:sz="6" w:space="0" w:color="000000"/>
             </w:tcBorders>
-            <w:shd w:color="auto" w:fill="FFFFFF" w:val="clear"/>
             <w:vAlign w:val="center"/>
           </w:tcPr>
           <w:p>
             <w:pPr>
               <w:pStyle w:val="Normal"/>
-              <w:widowControl/>
-              <w:suppressAutoHyphens w:val="true"/>
               <w:spacing w:lineRule="auto" w:line="240" w:before="0" w:after="0"/>
-              <w:ind w:hanging="0"/>
-              <w:jc w:val="start"/>
-              <w:rPr>
-                <w:rFonts w:cs=""/>
-                <w:kern w:val="0"/>
-                <w:szCs w:val="22"/>
-                <w:lang w:val="en-US" w:eastAsia="en-US" w:bidi="ar-SA"/>
-              </w:rPr>
+              <w:ind w:hanging="0" w:start="0"/>
+              <w:jc w:val="center"/>
+              <w:rPr/>
             </w:pPr>
             <w:r>
               <w:rPr>
                 <w:rFonts w:eastAsia="Times New Roman" w:cs="Times New Roman"/>
                 <w:b w:val="false"/>
-                <w:color w:val="000000"/>
-                <w:kern w:val="0"/>
                 <w:sz w:val="26"/>
-                <w:szCs w:val="22"/>
-                <w:lang w:val="en-US" w:eastAsia="en-US" w:bidi="ar-SA"/>
               </w:rPr>
-              <w:t>Trần Thị Thùy</w:t>
+              <w:t>Trần Thị Thơ</w:t>
             </w:r>
           </w:p>
         </w:tc>
         <w:tc>
           <w:tcPr>
-            <w:tcW w:w="3024" w:type="dxa"/>
+            <w:tcW w:w="1548" w:type="dxa"/>
             <w:tcBorders>
               <w:top w:val="single" w:sz="6" w:space="0" w:color="000000"/>
               <w:start w:val="single" w:sz="6" w:space="0" w:color="000000"/>
               <w:bottom w:val="single" w:sz="6" w:space="0" w:color="000000"/>
               <w:end w:val="single" w:sz="6" w:space="0" w:color="000000"/>
             </w:tcBorders>
-            <w:shd w:color="auto" w:fill="FFFFFF" w:val="clear"/>
             <w:vAlign w:val="center"/>
           </w:tcPr>
           <w:p>
             <w:pPr>
               <w:pStyle w:val="Normal"/>
-              <w:widowControl/>
-              <w:suppressAutoHyphens w:val="true"/>
               <w:spacing w:lineRule="auto" w:line="240" w:before="0" w:after="0"/>
-              <w:ind w:hanging="0"/>
+              <w:ind w:hanging="0" w:start="0"/>
               <w:jc w:val="center"/>
-              <w:rPr>
-                <w:rFonts w:cs=""/>
-                <w:kern w:val="0"/>
-                <w:szCs w:val="22"/>
-                <w:lang w:val="en-US" w:eastAsia="en-US" w:bidi="ar-SA"/>
-              </w:rPr>
+              <w:rPr/>
             </w:pPr>
             <w:r>
               <w:rPr>
                 <w:rFonts w:eastAsia="Times New Roman" w:cs="Times New Roman"/>
                 <w:b w:val="false"/>
-                <w:color w:val="000000"/>
-                <w:kern w:val="0"/>
                 <w:sz w:val="26"/>
-                <w:szCs w:val="22"/>
-                <w:lang w:val="en-US" w:eastAsia="en-US" w:bidi="ar-SA"/>
               </w:rPr>
-              <w:t>26A4062565</w:t>
+              <w:t>26A4060737</w:t>
+            </w:r>
+          </w:p>
+        </w:tc>
+        <w:tc>
+          <w:tcPr>
+            <w:tcW w:w="4189" w:type="dxa"/>
+            <w:tcBorders>
+              <w:top w:val="single" w:sz="6" w:space="0" w:color="000000"/>
+              <w:start w:val="single" w:sz="6" w:space="0" w:color="000000"/>
+              <w:bottom w:val="single" w:sz="6" w:space="0" w:color="000000"/>
+              <w:end w:val="single" w:sz="6" w:space="0" w:color="000000"/>
+            </w:tcBorders>
+            <w:vAlign w:val="center"/>
+          </w:tcPr>
+          <w:p>
+            <w:pPr>
+              <w:pStyle w:val="Normal"/>
+              <w:spacing w:lineRule="auto" w:line="240" w:before="0" w:after="0"/>
+              <w:ind w:hanging="0" w:start="0"/>
+              <w:jc w:val="start"/>
+              <w:rPr/>
+            </w:pPr>
+            <w:r>
+              <w:rPr>
+                <w:rFonts w:eastAsia="Times New Roman" w:cs="Times New Roman"/>
+                <w:b w:val="false"/>
+                <w:sz w:val="26"/>
+              </w:rPr>
+              <w:t>1. Nội dung:</w:t>
+            </w:r>
+          </w:p>
+          <w:p>
+            <w:pPr>
+              <w:pStyle w:val="Normal"/>
+              <w:spacing w:lineRule="auto" w:line="240" w:before="0" w:after="0"/>
+              <w:ind w:hanging="0" w:start="0"/>
+              <w:jc w:val="start"/>
+              <w:rPr/>
+            </w:pPr>
+            <w:r>
+              <w:rPr>
+                <w:rFonts w:eastAsia="Times New Roman" w:cs="Times New Roman"/>
+                <w:b w:val="false"/>
+                <w:sz w:val="26"/>
+              </w:rPr>
+              <w:t>- Hợp đồng với Giám đốc/Tổng giám đốc.</w:t>
+            </w:r>
+          </w:p>
+          <w:p>
+            <w:pPr>
+              <w:pStyle w:val="Normal"/>
+              <w:spacing w:lineRule="auto" w:line="240" w:before="0" w:after="0"/>
+              <w:ind w:hanging="0" w:start="0"/>
+              <w:jc w:val="start"/>
+              <w:rPr/>
+            </w:pPr>
+            <w:r>
+              <w:rPr>
+                <w:rFonts w:eastAsia="Times New Roman" w:cs="Times New Roman"/>
+                <w:b w:val="false"/>
+                <w:sz w:val="26"/>
+              </w:rPr>
+              <w:t>- Hợp đồng mở và sử dụng ví điện tử.</w:t>
+            </w:r>
+          </w:p>
+        </w:tc>
+        <w:tc>
+          <w:tcPr>
+            <w:tcW w:w="1367" w:type="dxa"/>
+            <w:tcBorders>
+              <w:top w:val="single" w:sz="6" w:space="0" w:color="000000"/>
+              <w:start w:val="single" w:sz="6" w:space="0" w:color="000000"/>
+              <w:bottom w:val="single" w:sz="6" w:space="0" w:color="000000"/>
+              <w:end w:val="single" w:sz="6" w:space="0" w:color="000000"/>
+            </w:tcBorders>
+            <w:vAlign w:val="center"/>
+          </w:tcPr>
+          <w:p>
+            <w:pPr>
+              <w:pStyle w:val="Normal"/>
+              <w:spacing w:lineRule="auto" w:line="240" w:before="0" w:after="0"/>
+              <w:ind w:hanging="0" w:start="0"/>
+              <w:jc w:val="center"/>
+              <w:rPr/>
+            </w:pPr>
+            <w:r>
+              <w:rPr>
+                <w:rFonts w:eastAsia="Times New Roman" w:cs="Times New Roman"/>
+                <w:b w:val="false"/>
+                <w:sz w:val="26"/>
+              </w:rPr>
+              <w:t>8</w:t>
             </w:r>
           </w:p>
         </w:tc>
@@ -1685,40 +2885,28 @@
         </w:trPr>
         <w:tc>
           <w:tcPr>
-            <w:tcW w:w="1524" w:type="dxa"/>
+            <w:tcW w:w="890" w:type="dxa"/>
             <w:tcBorders>
               <w:top w:val="single" w:sz="6" w:space="0" w:color="000000"/>
               <w:start w:val="single" w:sz="6" w:space="0" w:color="000000"/>
               <w:bottom w:val="single" w:sz="6" w:space="0" w:color="000000"/>
               <w:end w:val="single" w:sz="6" w:space="0" w:color="000000"/>
             </w:tcBorders>
-            <w:shd w:color="auto" w:fill="FFFFFF" w:val="clear"/>
             <w:vAlign w:val="center"/>
           </w:tcPr>
           <w:p>
             <w:pPr>
               <w:pStyle w:val="Normal"/>
-              <w:widowControl/>
-              <w:suppressAutoHyphens w:val="true"/>
               <w:spacing w:lineRule="auto" w:line="240" w:before="0" w:after="0"/>
-              <w:ind w:hanging="0"/>
+              <w:ind w:hanging="0" w:start="0"/>
               <w:jc w:val="center"/>
-              <w:rPr>
-                <w:rFonts w:cs=""/>
-                <w:kern w:val="0"/>
-                <w:szCs w:val="22"/>
-                <w:lang w:val="en-US" w:eastAsia="en-US" w:bidi="ar-SA"/>
-              </w:rPr>
+              <w:rPr/>
             </w:pPr>
             <w:r>
               <w:rPr>
                 <w:rFonts w:eastAsia="Times New Roman" w:cs="Times New Roman"/>
                 <w:b w:val="false"/>
-                <w:color w:val="000000"/>
-                <w:kern w:val="0"/>
                 <w:sz w:val="26"/>
-                <w:szCs w:val="22"/>
-                <w:lang w:val="en-US" w:eastAsia="en-US" w:bidi="ar-SA"/>
               </w:rPr>
               <w:t>11</w:t>
             </w:r>
@@ -1726,83 +2914,151 @@
         </w:tc>
         <w:tc>
           <w:tcPr>
-            <w:tcW w:w="4523" w:type="dxa"/>
+            <w:tcW w:w="2014" w:type="dxa"/>
             <w:tcBorders>
               <w:top w:val="single" w:sz="6" w:space="0" w:color="000000"/>
               <w:start w:val="single" w:sz="6" w:space="0" w:color="000000"/>
               <w:bottom w:val="single" w:sz="6" w:space="0" w:color="000000"/>
               <w:end w:val="single" w:sz="6" w:space="0" w:color="000000"/>
             </w:tcBorders>
-            <w:shd w:color="auto" w:fill="FFFFFF" w:val="clear"/>
             <w:vAlign w:val="center"/>
           </w:tcPr>
           <w:p>
             <w:pPr>
               <w:pStyle w:val="Normal"/>
-              <w:widowControl/>
-              <w:suppressAutoHyphens w:val="true"/>
               <w:spacing w:lineRule="auto" w:line="240" w:before="0" w:after="0"/>
-              <w:ind w:hanging="0"/>
-              <w:jc w:val="start"/>
-              <w:rPr>
-                <w:rFonts w:cs=""/>
-                <w:kern w:val="0"/>
-                <w:szCs w:val="22"/>
-                <w:lang w:val="en-US" w:eastAsia="en-US" w:bidi="ar-SA"/>
-              </w:rPr>
+              <w:ind w:hanging="0" w:start="0"/>
+              <w:jc w:val="center"/>
+              <w:rPr/>
             </w:pPr>
             <w:r>
               <w:rPr>
                 <w:rFonts w:eastAsia="Times New Roman" w:cs="Times New Roman"/>
                 <w:b w:val="false"/>
-                <w:color w:val="000000"/>
-                <w:kern w:val="0"/>
                 <w:sz w:val="26"/>
-                <w:szCs w:val="22"/>
-                <w:lang w:val="en-US" w:eastAsia="en-US" w:bidi="ar-SA"/>
               </w:rPr>
-              <w:t>Vương Thu Thủy</w:t>
+              <w:t>Trần Thị Thùy</w:t>
             </w:r>
           </w:p>
         </w:tc>
         <w:tc>
           <w:tcPr>
-            <w:tcW w:w="3024" w:type="dxa"/>
+            <w:tcW w:w="1548" w:type="dxa"/>
             <w:tcBorders>
               <w:top w:val="single" w:sz="6" w:space="0" w:color="000000"/>
               <w:start w:val="single" w:sz="6" w:space="0" w:color="000000"/>
               <w:bottom w:val="single" w:sz="6" w:space="0" w:color="000000"/>
               <w:end w:val="single" w:sz="6" w:space="0" w:color="000000"/>
             </w:tcBorders>
-            <w:shd w:color="auto" w:fill="FFFFFF" w:val="clear"/>
             <w:vAlign w:val="center"/>
           </w:tcPr>
           <w:p>
             <w:pPr>
               <w:pStyle w:val="Normal"/>
-              <w:widowControl/>
-              <w:suppressAutoHyphens w:val="true"/>
               <w:spacing w:lineRule="auto" w:line="240" w:before="0" w:after="0"/>
-              <w:ind w:hanging="0"/>
+              <w:ind w:hanging="0" w:start="0"/>
               <w:jc w:val="center"/>
-              <w:rPr>
-                <w:rFonts w:cs=""/>
-                <w:kern w:val="0"/>
-                <w:szCs w:val="22"/>
-                <w:lang w:val="en-US" w:eastAsia="en-US" w:bidi="ar-SA"/>
-              </w:rPr>
+              <w:rPr/>
             </w:pPr>
             <w:r>
               <w:rPr>
                 <w:rFonts w:eastAsia="Times New Roman" w:cs="Times New Roman"/>
                 <w:b w:val="false"/>
-                <w:color w:val="000000"/>
-                <w:kern w:val="0"/>
                 <w:sz w:val="26"/>
-                <w:szCs w:val="22"/>
-                <w:lang w:val="en-US" w:eastAsia="en-US" w:bidi="ar-SA"/>
               </w:rPr>
-              <w:t>26A4062567</w:t>
+              <w:t>26A4062565</w:t>
+            </w:r>
+          </w:p>
+        </w:tc>
+        <w:tc>
+          <w:tcPr>
+            <w:tcW w:w="4189" w:type="dxa"/>
+            <w:tcBorders>
+              <w:top w:val="single" w:sz="6" w:space="0" w:color="000000"/>
+              <w:start w:val="single" w:sz="6" w:space="0" w:color="000000"/>
+              <w:bottom w:val="single" w:sz="6" w:space="0" w:color="000000"/>
+              <w:end w:val="single" w:sz="6" w:space="0" w:color="000000"/>
+            </w:tcBorders>
+            <w:vAlign w:val="center"/>
+          </w:tcPr>
+          <w:p>
+            <w:pPr>
+              <w:pStyle w:val="Normal"/>
+              <w:spacing w:lineRule="auto" w:line="240" w:before="0" w:after="0"/>
+              <w:ind w:hanging="0" w:start="0"/>
+              <w:jc w:val="start"/>
+              <w:rPr/>
+            </w:pPr>
+            <w:r>
+              <w:rPr>
+                <w:rFonts w:eastAsia="Times New Roman" w:cs="Times New Roman"/>
+                <w:b w:val="false"/>
+                <w:sz w:val="26"/>
+              </w:rPr>
+              <w:t>1. Nội dung:</w:t>
+            </w:r>
+          </w:p>
+          <w:p>
+            <w:pPr>
+              <w:pStyle w:val="Normal"/>
+              <w:spacing w:lineRule="auto" w:line="240" w:before="0" w:after="0"/>
+              <w:ind w:hanging="0" w:start="0"/>
+              <w:jc w:val="start"/>
+              <w:rPr/>
+            </w:pPr>
+            <w:r>
+              <w:rPr>
+                <w:rFonts w:eastAsia="Times New Roman" w:cs="Times New Roman"/>
+                <w:b w:val="false"/>
+                <w:sz w:val="26"/>
+              </w:rPr>
+              <w:t>- Thỏa thuận giữa các cổ đông.</w:t>
+            </w:r>
+          </w:p>
+          <w:p>
+            <w:pPr>
+              <w:pStyle w:val="Normal"/>
+              <w:spacing w:lineRule="auto" w:line="240" w:before="0" w:after="0"/>
+              <w:ind w:hanging="0" w:start="0"/>
+              <w:jc w:val="start"/>
+              <w:rPr/>
+            </w:pPr>
+            <w:r>
+              <w:rPr>
+                <w:rFonts w:eastAsia="Times New Roman" w:cs="Times New Roman"/>
+                <w:b w:val="false"/>
+                <w:sz w:val="26"/>
+              </w:rPr>
+              <w:t>- Hợp đồng cung cấp dịch vụ thanh toán.</w:t>
+            </w:r>
+          </w:p>
+        </w:tc>
+        <w:tc>
+          <w:tcPr>
+            <w:tcW w:w="1367" w:type="dxa"/>
+            <w:tcBorders>
+              <w:top w:val="single" w:sz="6" w:space="0" w:color="000000"/>
+              <w:start w:val="single" w:sz="6" w:space="0" w:color="000000"/>
+              <w:bottom w:val="single" w:sz="6" w:space="0" w:color="000000"/>
+              <w:end w:val="single" w:sz="6" w:space="0" w:color="000000"/>
+            </w:tcBorders>
+            <w:vAlign w:val="center"/>
+          </w:tcPr>
+          <w:p>
+            <w:pPr>
+              <w:pStyle w:val="Normal"/>
+              <w:spacing w:lineRule="auto" w:line="240" w:before="0" w:after="0"/>
+              <w:ind w:hanging="0" w:start="0"/>
+              <w:jc w:val="center"/>
+              <w:rPr/>
+            </w:pPr>
+            <w:r>
+              <w:rPr>
+                <w:rFonts w:eastAsia="Times New Roman" w:cs="Times New Roman"/>
+                <w:b w:val="false"/>
+                <w:sz w:val="26"/>
+              </w:rPr>
+              <w:t>8</w:t>
             </w:r>
           </w:p>
         </w:tc>
@@ -1813,40 +3069,28 @@
         </w:trPr>
         <w:tc>
           <w:tcPr>
-            <w:tcW w:w="1524" w:type="dxa"/>
+            <w:tcW w:w="890" w:type="dxa"/>
             <w:tcBorders>
               <w:top w:val="single" w:sz="6" w:space="0" w:color="000000"/>
               <w:start w:val="single" w:sz="6" w:space="0" w:color="000000"/>
               <w:bottom w:val="single" w:sz="6" w:space="0" w:color="000000"/>
               <w:end w:val="single" w:sz="6" w:space="0" w:color="000000"/>
             </w:tcBorders>
-            <w:shd w:color="auto" w:fill="FFFFFF" w:val="clear"/>
             <w:vAlign w:val="center"/>
           </w:tcPr>
           <w:p>
             <w:pPr>
               <w:pStyle w:val="Normal"/>
-              <w:widowControl/>
-              <w:suppressAutoHyphens w:val="true"/>
               <w:spacing w:lineRule="auto" w:line="240" w:before="0" w:after="0"/>
-              <w:ind w:hanging="0"/>
+              <w:ind w:hanging="0" w:start="0"/>
               <w:jc w:val="center"/>
-              <w:rPr>
-                <w:rFonts w:cs=""/>
-                <w:kern w:val="0"/>
-                <w:szCs w:val="22"/>
-                <w:lang w:val="en-US" w:eastAsia="en-US" w:bidi="ar-SA"/>
-              </w:rPr>
+              <w:rPr/>
             </w:pPr>
             <w:r>
               <w:rPr>
                 <w:rFonts w:eastAsia="Times New Roman" w:cs="Times New Roman"/>
                 <w:b w:val="false"/>
-                <w:color w:val="000000"/>
-                <w:kern w:val="0"/>
                 <w:sz w:val="26"/>
-                <w:szCs w:val="22"/>
-                <w:lang w:val="en-US" w:eastAsia="en-US" w:bidi="ar-SA"/>
               </w:rPr>
               <w:t>12</w:t>
             </w:r>
@@ -1854,83 +3098,151 @@
         </w:tc>
         <w:tc>
           <w:tcPr>
-            <w:tcW w:w="4523" w:type="dxa"/>
+            <w:tcW w:w="2014" w:type="dxa"/>
             <w:tcBorders>
               <w:top w:val="single" w:sz="6" w:space="0" w:color="000000"/>
               <w:start w:val="single" w:sz="6" w:space="0" w:color="000000"/>
               <w:bottom w:val="single" w:sz="6" w:space="0" w:color="000000"/>
               <w:end w:val="single" w:sz="6" w:space="0" w:color="000000"/>
             </w:tcBorders>
-            <w:shd w:color="auto" w:fill="FFFFFF" w:val="clear"/>
             <w:vAlign w:val="center"/>
           </w:tcPr>
           <w:p>
             <w:pPr>
               <w:pStyle w:val="Normal"/>
-              <w:widowControl/>
-              <w:suppressAutoHyphens w:val="true"/>
               <w:spacing w:lineRule="auto" w:line="240" w:before="0" w:after="0"/>
-              <w:ind w:hanging="0"/>
-              <w:jc w:val="start"/>
-              <w:rPr>
-                <w:rFonts w:cs=""/>
-                <w:kern w:val="0"/>
-                <w:szCs w:val="22"/>
-                <w:lang w:val="en-US" w:eastAsia="en-US" w:bidi="ar-SA"/>
-              </w:rPr>
+              <w:ind w:hanging="0" w:start="0"/>
+              <w:jc w:val="center"/>
+              <w:rPr/>
             </w:pPr>
             <w:r>
               <w:rPr>
                 <w:rFonts w:eastAsia="Times New Roman" w:cs="Times New Roman"/>
                 <w:b w:val="false"/>
-                <w:color w:val="000000"/>
-                <w:kern w:val="0"/>
                 <w:sz w:val="26"/>
-                <w:szCs w:val="22"/>
-                <w:lang w:val="en-US" w:eastAsia="en-US" w:bidi="ar-SA"/>
               </w:rPr>
-              <w:t>Vũ Phương Thảo</w:t>
+              <w:t>Vương Thu Thủy</w:t>
             </w:r>
           </w:p>
         </w:tc>
         <w:tc>
           <w:tcPr>
-            <w:tcW w:w="3024" w:type="dxa"/>
+            <w:tcW w:w="1548" w:type="dxa"/>
             <w:tcBorders>
               <w:top w:val="single" w:sz="6" w:space="0" w:color="000000"/>
               <w:start w:val="single" w:sz="6" w:space="0" w:color="000000"/>
               <w:bottom w:val="single" w:sz="6" w:space="0" w:color="000000"/>
               <w:end w:val="single" w:sz="6" w:space="0" w:color="000000"/>
             </w:tcBorders>
-            <w:shd w:color="auto" w:fill="FFFFFF" w:val="clear"/>
             <w:vAlign w:val="center"/>
           </w:tcPr>
           <w:p>
             <w:pPr>
               <w:pStyle w:val="Normal"/>
-              <w:widowControl/>
-              <w:suppressAutoHyphens w:val="true"/>
               <w:spacing w:lineRule="auto" w:line="240" w:before="0" w:after="0"/>
-              <w:ind w:hanging="0"/>
+              <w:ind w:hanging="0" w:start="0"/>
               <w:jc w:val="center"/>
-              <w:rPr>
-                <w:rFonts w:cs=""/>
-                <w:kern w:val="0"/>
-                <w:szCs w:val="22"/>
-                <w:lang w:val="en-US" w:eastAsia="en-US" w:bidi="ar-SA"/>
-              </w:rPr>
+              <w:rPr/>
             </w:pPr>
             <w:r>
               <w:rPr>
                 <w:rFonts w:eastAsia="Times New Roman" w:cs="Times New Roman"/>
                 <w:b w:val="false"/>
-                <w:color w:val="000000"/>
-                <w:kern w:val="0"/>
                 <w:sz w:val="26"/>
-                <w:szCs w:val="22"/>
-                <w:lang w:val="en-US" w:eastAsia="en-US" w:bidi="ar-SA"/>
               </w:rPr>
-              <w:t>26A4060736</w:t>
+              <w:t>26A4062567</w:t>
+            </w:r>
+          </w:p>
+        </w:tc>
+        <w:tc>
+          <w:tcPr>
+            <w:tcW w:w="4189" w:type="dxa"/>
+            <w:tcBorders>
+              <w:top w:val="single" w:sz="6" w:space="0" w:color="000000"/>
+              <w:start w:val="single" w:sz="6" w:space="0" w:color="000000"/>
+              <w:bottom w:val="single" w:sz="6" w:space="0" w:color="000000"/>
+              <w:end w:val="single" w:sz="6" w:space="0" w:color="000000"/>
+            </w:tcBorders>
+            <w:vAlign w:val="center"/>
+          </w:tcPr>
+          <w:p>
+            <w:pPr>
+              <w:pStyle w:val="Normal"/>
+              <w:spacing w:lineRule="auto" w:line="240" w:before="0" w:after="0"/>
+              <w:ind w:hanging="0" w:start="0"/>
+              <w:jc w:val="start"/>
+              <w:rPr/>
+            </w:pPr>
+            <w:r>
+              <w:rPr>
+                <w:rFonts w:eastAsia="Times New Roman" w:cs="Times New Roman"/>
+                <w:b w:val="false"/>
+                <w:sz w:val="26"/>
+              </w:rPr>
+              <w:t>1. Nội dung:</w:t>
+            </w:r>
+          </w:p>
+          <w:p>
+            <w:pPr>
+              <w:pStyle w:val="Normal"/>
+              <w:spacing w:lineRule="auto" w:line="240" w:before="0" w:after="0"/>
+              <w:ind w:hanging="0" w:start="0"/>
+              <w:jc w:val="start"/>
+              <w:rPr/>
+            </w:pPr>
+            <w:r>
+              <w:rPr>
+                <w:rFonts w:eastAsia="Times New Roman" w:cs="Times New Roman"/>
+                <w:b w:val="false"/>
+                <w:sz w:val="26"/>
+              </w:rPr>
+              <w:t>- Hợp đồng hợp tác khuyến mại.</w:t>
+            </w:r>
+          </w:p>
+          <w:p>
+            <w:pPr>
+              <w:pStyle w:val="Normal"/>
+              <w:spacing w:lineRule="auto" w:line="240" w:before="0" w:after="0"/>
+              <w:ind w:hanging="0" w:start="0"/>
+              <w:jc w:val="start"/>
+              <w:rPr/>
+            </w:pPr>
+            <w:r>
+              <w:rPr>
+                <w:rFonts w:eastAsia="Times New Roman" w:cs="Times New Roman"/>
+                <w:b w:val="false"/>
+                <w:sz w:val="26"/>
+              </w:rPr>
+              <w:t>- Chính sách bảo vệ dữ liệu cá nhân.</w:t>
+            </w:r>
+          </w:p>
+        </w:tc>
+        <w:tc>
+          <w:tcPr>
+            <w:tcW w:w="1367" w:type="dxa"/>
+            <w:tcBorders>
+              <w:top w:val="single" w:sz="6" w:space="0" w:color="000000"/>
+              <w:start w:val="single" w:sz="6" w:space="0" w:color="000000"/>
+              <w:bottom w:val="single" w:sz="6" w:space="0" w:color="000000"/>
+              <w:end w:val="single" w:sz="6" w:space="0" w:color="000000"/>
+            </w:tcBorders>
+            <w:vAlign w:val="center"/>
+          </w:tcPr>
+          <w:p>
+            <w:pPr>
+              <w:pStyle w:val="Normal"/>
+              <w:spacing w:lineRule="auto" w:line="240" w:before="0" w:after="0"/>
+              <w:ind w:hanging="0" w:start="0"/>
+              <w:jc w:val="center"/>
+              <w:rPr/>
+            </w:pPr>
+            <w:r>
+              <w:rPr>
+                <w:rFonts w:eastAsia="Times New Roman" w:cs="Times New Roman"/>
+                <w:b w:val="false"/>
+                <w:sz w:val="26"/>
+              </w:rPr>
+              <w:t>8</w:t>
             </w:r>
           </w:p>
         </w:tc>
@@ -1939,13 +3251,104 @@
     <w:p>
       <w:pPr>
         <w:pStyle w:val="Normal"/>
-        <w:rPr/>
-      </w:pPr>
-      <w:r>
-        <w:rPr/>
-      </w:r>
-      <w:r>
-        <w:br w:type="page"/>
+        <w:keepNext w:val="true"/>
+        <w:spacing w:before="120" w:after="120"/>
+        <w:ind w:hanging="0" w:start="0"/>
+        <w:jc w:val="start"/>
+        <w:rPr>
+          <w:rFonts w:ascii="Times New Roman" w:hAnsi="Times New Roman" w:eastAsia="Times New Roman" w:cs="Times New Roman"/>
+          <w:b/>
+          <w:sz w:val="26"/>
+        </w:rPr>
+      </w:pPr>
+      <w:r>
+        <w:rPr>
+          <w:rFonts w:eastAsia="Times New Roman" w:cs="Times New Roman"/>
+          <w:b/>
+          <w:sz w:val="26"/>
+        </w:rPr>
+      </w:r>
+    </w:p>
+    <w:p>
+      <w:pPr>
+        <w:pStyle w:val="Normal"/>
+        <w:spacing w:before="120" w:after="120"/>
+        <w:ind w:hanging="0" w:start="0"/>
+        <w:jc w:val="start"/>
+        <w:rPr>
+          <w:rFonts w:ascii="Times New Roman" w:hAnsi="Times New Roman" w:eastAsia="Times New Roman" w:cs="Times New Roman"/>
+          <w:b/>
+          <w:sz w:val="26"/>
+        </w:rPr>
+      </w:pPr>
+      <w:r>
+        <w:rPr>
+          <w:rFonts w:eastAsia="Times New Roman" w:cs="Times New Roman"/>
+          <w:b/>
+          <w:sz w:val="26"/>
+        </w:rPr>
+        <w:t>V. Kết luận.</w:t>
+      </w:r>
+    </w:p>
+    <w:p>
+      <w:pPr>
+        <w:pStyle w:val="Normal"/>
+        <w:spacing w:lineRule="auto" w:line="360" w:before="0" w:after="120"/>
+        <w:ind w:firstLine="567"/>
+        <w:jc w:val="both"/>
+        <w:rPr/>
+      </w:pPr>
+      <w:r>
+        <w:rPr>
+          <w:rFonts w:eastAsia="Times New Roman" w:cs="Times New Roman"/>
+          <w:b w:val="false"/>
+          <w:sz w:val="26"/>
+        </w:rPr>
+        <w:t>Cuộc họp kết thúc lúc 11 giờ 30 phút cùng ngày. Các thành viên đã thống nhất về nội dung công việc đã thực hiện và mức điểm đóng góp được ghi nhận trong biên bản này.</w:t>
+      </w:r>
+    </w:p>
+    <w:p>
+      <w:pPr>
+        <w:pStyle w:val="Normal"/>
+        <w:keepLines/>
+        <w:spacing w:before="240" w:after="120"/>
+        <w:jc w:val="end"/>
+        <w:rPr/>
+        <w:sectPr>
+          <w:headerReference w:type="even" r:id="rId10"/>
+          <w:headerReference w:type="default" r:id="rId11"/>
+          <w:headerReference w:type="first" r:id="rId12"/>
+          <w:footerReference w:type="even" r:id="rId13"/>
+          <w:footerReference w:type="default" r:id="rId14"/>
+          <w:footerReference w:type="first" r:id="rId15"/>
+          <w:type w:val="nextPage"/>
+          <w:pgSz w:w="11906" w:h="16838"/>
+          <w:pgMar w:left="1701" w:right="1134" w:gutter="0" w:header="567" w:top="1134" w:footer="567" w:bottom="1134"/>
+          <w:pgNumType w:fmt="decimal"/>
+          <w:formProt w:val="false"/>
+          <w:textDirection w:val="lrTb"/>
+          <w:docGrid w:type="default" w:linePitch="360" w:charSpace="0"/>
+        </w:sectPr>
+      </w:pPr>
+      <w:r>
+        <w:rPr>
+          <w:rFonts w:eastAsia="Times New Roman" w:cs="Times New Roman"/>
+          <w:b/>
+          <w:sz w:val="26"/>
+        </w:rPr>
+        <w:t>NHÓM TRƯỞNG</w:t>
+      </w:r>
+      <w:r>
+        <w:rPr/>
+        <w:br/>
+      </w:r>
+      <w:r>
+        <w:rPr>
+          <w:rFonts w:eastAsia="Times New Roman" w:cs="Times New Roman"/>
+          <w:i/>
+          <w:sz w:val="26"/>
+        </w:rPr>
+        <w:t>(Ký, ghi rõ họ tên)</w:t>
       </w:r>
     </w:p>
     <w:p>
@@ -1971,22 +3374,31 @@
         <w:pStyle w:val="TOC1"/>
         <w:tabs>
           <w:tab w:val="clear" w:pos="720"/>
-          <w:tab w:val="right" w:pos="8617" w:leader="dot"/>
+          <w:tab w:val="right" w:pos="8844" w:leader="dot"/>
         </w:tabs>
-        <w:spacing w:lineRule="auto" w:line="240" w:before="0" w:after="40"/>
-        <w:ind w:hanging="0" w:start="0"/>
+        <w:spacing w:lineRule="auto" w:line="240" w:before="0" w:after="0"/>
+        <w:ind w:hanging="0" w:start="0" w:end="0"/>
         <w:rPr/>
       </w:pPr>
       <w:r>
         <w:rPr>
           <w:rFonts w:eastAsia="Times New Roman" w:cs="Times New Roman"/>
           <w:b/>
-          <w:color w:val="000000"/>
           <w:sz w:val="26"/>
         </w:rPr>
         <w:t>CHƯƠNG 1. TƯ VẤN XÁC ĐỊNH MÔ HÌNH FINTECH.</w:t>
+      </w:r>
+      <w:r>
+        <w:rPr/>
         <w:tab/>
-        <w:t>4</w:t>
+      </w:r>
+      <w:r>
+        <w:rPr>
+          <w:rFonts w:eastAsia="Times New Roman" w:cs="Times New Roman"/>
+          <w:b/>
+          <w:sz w:val="26"/>
+        </w:rPr>
+        <w:t>2</w:t>
       </w:r>
     </w:p>
     <w:p>
@@ -1994,22 +3406,31 @@
         <w:pStyle w:val="TOC2"/>
         <w:tabs>
           <w:tab w:val="clear" w:pos="720"/>
-          <w:tab w:val="right" w:pos="8617" w:leader="dot"/>
+          <w:tab w:val="right" w:pos="8844" w:leader="dot"/>
         </w:tabs>
-        <w:spacing w:lineRule="auto" w:line="240" w:before="0" w:after="40"/>
-        <w:ind w:hanging="0" w:start="340"/>
+        <w:spacing w:lineRule="auto" w:line="240" w:before="0" w:after="0"/>
+        <w:ind w:hanging="0" w:start="340" w:end="0"/>
         <w:rPr/>
       </w:pPr>
       <w:r>
         <w:rPr>
           <w:rFonts w:eastAsia="Times New Roman" w:cs="Times New Roman"/>
           <w:b w:val="false"/>
-          <w:color w:val="000000"/>
           <w:sz w:val="26"/>
         </w:rPr>
         <w:t>1.1. Giới thiệu dịch vụ.</w:t>
+      </w:r>
+      <w:r>
+        <w:rPr/>
         <w:tab/>
-        <w:t>4</w:t>
+      </w:r>
+      <w:r>
+        <w:rPr>
+          <w:rFonts w:eastAsia="Times New Roman" w:cs="Times New Roman"/>
+          <w:b w:val="false"/>
+          <w:sz w:val="26"/>
+        </w:rPr>
+        <w:t>2</w:t>
       </w:r>
     </w:p>
     <w:p>
@@ -2017,22 +3438,31 @@
         <w:pStyle w:val="TOC2"/>
         <w:tabs>
           <w:tab w:val="clear" w:pos="720"/>
-          <w:tab w:val="right" w:pos="8617" w:leader="dot"/>
+          <w:tab w:val="right" w:pos="8844" w:leader="dot"/>
         </w:tabs>
-        <w:spacing w:lineRule="auto" w:line="240" w:before="0" w:after="40"/>
-        <w:ind w:hanging="0" w:start="340"/>
+        <w:spacing w:lineRule="auto" w:line="240" w:before="0" w:after="0"/>
+        <w:ind w:hanging="0" w:start="340" w:end="0"/>
         <w:rPr/>
       </w:pPr>
       <w:r>
         <w:rPr>
           <w:rFonts w:eastAsia="Times New Roman" w:cs="Times New Roman"/>
           <w:b w:val="false"/>
-          <w:color w:val="000000"/>
           <w:sz w:val="26"/>
         </w:rPr>
         <w:t>1.2. Nội dung dịch vụ.</w:t>
+      </w:r>
+      <w:r>
+        <w:rPr/>
         <w:tab/>
-        <w:t>4</w:t>
+      </w:r>
+      <w:r>
+        <w:rPr>
+          <w:rFonts w:eastAsia="Times New Roman" w:cs="Times New Roman"/>
+          <w:b w:val="false"/>
+          <w:sz w:val="26"/>
+        </w:rPr>
+        <w:t>2</w:t>
       </w:r>
     </w:p>
     <w:p>
@@ -2040,22 +3470,31 @@
         <w:pStyle w:val="TOC2"/>
         <w:tabs>
           <w:tab w:val="clear" w:pos="720"/>
-          <w:tab w:val="right" w:pos="8617" w:leader="dot"/>
+          <w:tab w:val="right" w:pos="8844" w:leader="dot"/>
         </w:tabs>
-        <w:spacing w:lineRule="auto" w:line="240" w:before="0" w:after="40"/>
-        <w:ind w:hanging="0" w:start="340"/>
+        <w:spacing w:lineRule="auto" w:line="240" w:before="0" w:after="0"/>
+        <w:ind w:hanging="0" w:start="340" w:end="0"/>
         <w:rPr/>
       </w:pPr>
       <w:r>
         <w:rPr>
           <w:rFonts w:eastAsia="Times New Roman" w:cs="Times New Roman"/>
           <w:b w:val="false"/>
-          <w:color w:val="000000"/>
           <w:sz w:val="26"/>
         </w:rPr>
         <w:t>1.3. Phạm vi dịch vụ.</w:t>
+      </w:r>
+      <w:r>
+        <w:rPr/>
         <w:tab/>
-        <w:t>5</w:t>
+      </w:r>
+      <w:r>
+        <w:rPr>
+          <w:rFonts w:eastAsia="Times New Roman" w:cs="Times New Roman"/>
+          <w:b w:val="false"/>
+          <w:sz w:val="26"/>
+        </w:rPr>
+        <w:t>3</w:t>
       </w:r>
     </w:p>
     <w:p>
@@ -2063,22 +3502,31 @@
         <w:pStyle w:val="TOC2"/>
         <w:tabs>
           <w:tab w:val="clear" w:pos="720"/>
-          <w:tab w:val="right" w:pos="8617" w:leader="dot"/>
+          <w:tab w:val="right" w:pos="8844" w:leader="dot"/>
         </w:tabs>
-        <w:spacing w:lineRule="auto" w:line="240" w:before="0" w:after="40"/>
-        <w:ind w:hanging="0" w:start="340"/>
+        <w:spacing w:lineRule="auto" w:line="240" w:before="0" w:after="0"/>
+        <w:ind w:hanging="0" w:start="340" w:end="0"/>
         <w:rPr/>
       </w:pPr>
       <w:r>
         <w:rPr>
           <w:rFonts w:eastAsia="Times New Roman" w:cs="Times New Roman"/>
           <w:b w:val="false"/>
-          <w:color w:val="000000"/>
           <w:sz w:val="26"/>
         </w:rPr>
         <w:t>1.4. Mục đích dịch vụ.</w:t>
+      </w:r>
+      <w:r>
+        <w:rPr/>
         <w:tab/>
-        <w:t>6</w:t>
+      </w:r>
+      <w:r>
+        <w:rPr>
+          <w:rFonts w:eastAsia="Times New Roman" w:cs="Times New Roman"/>
+          <w:b w:val="false"/>
+          <w:sz w:val="26"/>
+        </w:rPr>
+        <w:t>4</w:t>
       </w:r>
     </w:p>
     <w:p>
@@ -2086,22 +3534,31 @@
         <w:pStyle w:val="TOC1"/>
         <w:tabs>
           <w:tab w:val="clear" w:pos="720"/>
-          <w:tab w:val="right" w:pos="8617" w:leader="dot"/>
+          <w:tab w:val="right" w:pos="8844" w:leader="dot"/>
         </w:tabs>
-        <w:spacing w:lineRule="auto" w:line="240" w:before="0" w:after="40"/>
-        <w:ind w:hanging="0" w:start="0"/>
+        <w:spacing w:lineRule="auto" w:line="240" w:before="0" w:after="0"/>
+        <w:ind w:hanging="0" w:start="0" w:end="0"/>
         <w:rPr/>
       </w:pPr>
       <w:r>
         <w:rPr>
           <w:rFonts w:eastAsia="Times New Roman" w:cs="Times New Roman"/>
           <w:b/>
-          <w:color w:val="000000"/>
           <w:sz w:val="26"/>
         </w:rPr>
         <w:t>CHƯƠNG 2. TƯ VẤN THÀNH LẬP DOANH NGHIỆP.</w:t>
+      </w:r>
+      <w:r>
+        <w:rPr/>
         <w:tab/>
-        <w:t>8</w:t>
+      </w:r>
+      <w:r>
+        <w:rPr>
+          <w:rFonts w:eastAsia="Times New Roman" w:cs="Times New Roman"/>
+          <w:b/>
+          <w:sz w:val="26"/>
+        </w:rPr>
+        <w:t>6</w:t>
       </w:r>
     </w:p>
     <w:p>
@@ -2109,22 +3566,31 @@
         <w:pStyle w:val="TOC2"/>
         <w:tabs>
           <w:tab w:val="clear" w:pos="720"/>
-          <w:tab w:val="right" w:pos="8617" w:leader="dot"/>
+          <w:tab w:val="right" w:pos="8844" w:leader="dot"/>
         </w:tabs>
-        <w:spacing w:lineRule="auto" w:line="240" w:before="0" w:after="40"/>
-        <w:ind w:hanging="0" w:start="340"/>
+        <w:spacing w:lineRule="auto" w:line="240" w:before="0" w:after="0"/>
+        <w:ind w:hanging="0" w:start="340" w:end="0"/>
         <w:rPr/>
       </w:pPr>
       <w:r>
         <w:rPr>
           <w:rFonts w:eastAsia="Times New Roman" w:cs="Times New Roman"/>
           <w:b w:val="false"/>
-          <w:color w:val="000000"/>
           <w:sz w:val="26"/>
         </w:rPr>
         <w:t>2.1. Dịch vụ tư vấn thành lập công ty cổ phần.</w:t>
+      </w:r>
+      <w:r>
+        <w:rPr/>
         <w:tab/>
-        <w:t>8</w:t>
+      </w:r>
+      <w:r>
+        <w:rPr>
+          <w:rFonts w:eastAsia="Times New Roman" w:cs="Times New Roman"/>
+          <w:b w:val="false"/>
+          <w:sz w:val="26"/>
+        </w:rPr>
+        <w:t>6</w:t>
       </w:r>
     </w:p>
     <w:p>
@@ -2132,22 +3598,31 @@
         <w:pStyle w:val="TOC2"/>
         <w:tabs>
           <w:tab w:val="clear" w:pos="720"/>
-          <w:tab w:val="right" w:pos="8617" w:leader="dot"/>
+          <w:tab w:val="right" w:pos="8844" w:leader="dot"/>
         </w:tabs>
-        <w:spacing w:lineRule="auto" w:line="240" w:before="0" w:after="40"/>
-        <w:ind w:hanging="0" w:start="340"/>
+        <w:spacing w:lineRule="auto" w:line="240" w:before="0" w:after="0"/>
+        <w:ind w:hanging="0" w:start="340" w:end="0"/>
         <w:rPr/>
       </w:pPr>
       <w:r>
         <w:rPr>
           <w:rFonts w:eastAsia="Times New Roman" w:cs="Times New Roman"/>
           <w:b w:val="false"/>
-          <w:color w:val="000000"/>
           <w:sz w:val="26"/>
         </w:rPr>
         <w:t>2.2. Điều lệ công ty (*).</w:t>
+      </w:r>
+      <w:r>
+        <w:rPr/>
         <w:tab/>
-        <w:t>11</w:t>
+      </w:r>
+      <w:r>
+        <w:rPr>
+          <w:rFonts w:eastAsia="Times New Roman" w:cs="Times New Roman"/>
+          <w:b w:val="false"/>
+          <w:sz w:val="26"/>
+        </w:rPr>
+        <w:t>9</w:t>
       </w:r>
     </w:p>
     <w:p>
@@ -2155,22 +3630,31 @@
         <w:pStyle w:val="TOC1"/>
         <w:tabs>
           <w:tab w:val="clear" w:pos="720"/>
-          <w:tab w:val="right" w:pos="8617" w:leader="dot"/>
+          <w:tab w:val="right" w:pos="8844" w:leader="dot"/>
         </w:tabs>
-        <w:spacing w:lineRule="auto" w:line="240" w:before="0" w:after="40"/>
-        <w:ind w:hanging="0" w:start="0"/>
+        <w:spacing w:lineRule="auto" w:line="240" w:before="0" w:after="0"/>
+        <w:ind w:hanging="0" w:start="0" w:end="0"/>
         <w:rPr/>
       </w:pPr>
       <w:r>
         <w:rPr>
           <w:rFonts w:eastAsia="Times New Roman" w:cs="Times New Roman"/>
           <w:b/>
-          <w:color w:val="000000"/>
           <w:sz w:val="26"/>
         </w:rPr>
         <w:t>CHƯƠNG 3. TƯ VẤN XÂY DỰNG CƠ SỞ PHÁP LÝ CHO HOẠT ĐỘNG NỘI BỘ.</w:t>
+      </w:r>
+      <w:r>
+        <w:rPr/>
         <w:tab/>
-        <w:t>14</w:t>
+      </w:r>
+      <w:r>
+        <w:rPr>
+          <w:rFonts w:eastAsia="Times New Roman" w:cs="Times New Roman"/>
+          <w:b/>
+          <w:sz w:val="26"/>
+        </w:rPr>
+        <w:t>12</w:t>
       </w:r>
     </w:p>
     <w:p>
@@ -2178,22 +3662,31 @@
         <w:pStyle w:val="TOC2"/>
         <w:tabs>
           <w:tab w:val="clear" w:pos="720"/>
-          <w:tab w:val="right" w:pos="8617" w:leader="dot"/>
+          <w:tab w:val="right" w:pos="8844" w:leader="dot"/>
         </w:tabs>
-        <w:spacing w:lineRule="auto" w:line="240" w:before="0" w:after="40"/>
-        <w:ind w:hanging="0" w:start="340"/>
+        <w:spacing w:lineRule="auto" w:line="240" w:before="0" w:after="0"/>
+        <w:ind w:hanging="0" w:start="340" w:end="0"/>
         <w:rPr/>
       </w:pPr>
       <w:r>
         <w:rPr>
           <w:rFonts w:eastAsia="Times New Roman" w:cs="Times New Roman"/>
           <w:b w:val="false"/>
-          <w:color w:val="000000"/>
           <w:sz w:val="26"/>
         </w:rPr>
         <w:t>3.1. Tư vấn tổ chức và tiến hành Đại hội đồng cổ đông.</w:t>
+      </w:r>
+      <w:r>
+        <w:rPr/>
         <w:tab/>
-        <w:t>14</w:t>
+      </w:r>
+      <w:r>
+        <w:rPr>
+          <w:rFonts w:eastAsia="Times New Roman" w:cs="Times New Roman"/>
+          <w:b w:val="false"/>
+          <w:sz w:val="26"/>
+        </w:rPr>
+        <w:t>12</w:t>
       </w:r>
     </w:p>
     <w:p>
@@ -2201,22 +3694,31 @@
         <w:pStyle w:val="TOC2"/>
         <w:tabs>
           <w:tab w:val="clear" w:pos="720"/>
-          <w:tab w:val="right" w:pos="8617" w:leader="dot"/>
+          <w:tab w:val="right" w:pos="8844" w:leader="dot"/>
         </w:tabs>
-        <w:spacing w:lineRule="auto" w:line="240" w:before="0" w:after="40"/>
-        <w:ind w:hanging="0" w:start="340"/>
+        <w:spacing w:lineRule="auto" w:line="240" w:before="0" w:after="0"/>
+        <w:ind w:hanging="0" w:start="340" w:end="0"/>
         <w:rPr/>
       </w:pPr>
       <w:r>
         <w:rPr>
           <w:rFonts w:eastAsia="Times New Roman" w:cs="Times New Roman"/>
           <w:b w:val="false"/>
-          <w:color w:val="000000"/>
           <w:sz w:val="26"/>
         </w:rPr>
         <w:t>3.2. Hợp đồng lao động (*).</w:t>
+      </w:r>
+      <w:r>
+        <w:rPr/>
         <w:tab/>
-        <w:t>16</w:t>
+      </w:r>
+      <w:r>
+        <w:rPr>
+          <w:rFonts w:eastAsia="Times New Roman" w:cs="Times New Roman"/>
+          <w:b w:val="false"/>
+          <w:sz w:val="26"/>
+        </w:rPr>
+        <w:t>14</w:t>
       </w:r>
     </w:p>
     <w:p>
@@ -2224,22 +3726,31 @@
         <w:pStyle w:val="TOC2"/>
         <w:tabs>
           <w:tab w:val="clear" w:pos="720"/>
-          <w:tab w:val="right" w:pos="8617" w:leader="dot"/>
+          <w:tab w:val="right" w:pos="8844" w:leader="dot"/>
         </w:tabs>
-        <w:spacing w:lineRule="auto" w:line="240" w:before="0" w:after="40"/>
-        <w:ind w:hanging="0" w:start="340"/>
+        <w:spacing w:lineRule="auto" w:line="240" w:before="0" w:after="0"/>
+        <w:ind w:hanging="0" w:start="340" w:end="0"/>
         <w:rPr/>
       </w:pPr>
       <w:r>
         <w:rPr>
           <w:rFonts w:eastAsia="Times New Roman" w:cs="Times New Roman"/>
           <w:b w:val="false"/>
-          <w:color w:val="000000"/>
           <w:sz w:val="26"/>
         </w:rPr>
         <w:t>3.3. Hợp đồng bảo mật thông tin (*).</w:t>
+      </w:r>
+      <w:r>
+        <w:rPr/>
         <w:tab/>
-        <w:t>18</w:t>
+      </w:r>
+      <w:r>
+        <w:rPr>
+          <w:rFonts w:eastAsia="Times New Roman" w:cs="Times New Roman"/>
+          <w:b w:val="false"/>
+          <w:sz w:val="26"/>
+        </w:rPr>
+        <w:t>16</w:t>
       </w:r>
     </w:p>
     <w:p>
@@ -2247,22 +3758,31 @@
         <w:pStyle w:val="TOC2"/>
         <w:tabs>
           <w:tab w:val="clear" w:pos="720"/>
-          <w:tab w:val="right" w:pos="8617" w:leader="dot"/>
+          <w:tab w:val="right" w:pos="8844" w:leader="dot"/>
         </w:tabs>
-        <w:spacing w:lineRule="auto" w:line="240" w:before="0" w:after="40"/>
-        <w:ind w:hanging="0" w:start="340"/>
+        <w:spacing w:lineRule="auto" w:line="240" w:before="0" w:after="0"/>
+        <w:ind w:hanging="0" w:start="340" w:end="0"/>
         <w:rPr/>
       </w:pPr>
       <w:r>
         <w:rPr>
           <w:rFonts w:eastAsia="Times New Roman" w:cs="Times New Roman"/>
           <w:b w:val="false"/>
-          <w:color w:val="000000"/>
           <w:sz w:val="26"/>
         </w:rPr>
         <w:t>3.4. Thỏa thuận sở hữu trí tuệ.</w:t>
+      </w:r>
+      <w:r>
+        <w:rPr/>
         <w:tab/>
-        <w:t>20</w:t>
+      </w:r>
+      <w:r>
+        <w:rPr>
+          <w:rFonts w:eastAsia="Times New Roman" w:cs="Times New Roman"/>
+          <w:b w:val="false"/>
+          <w:sz w:val="26"/>
+        </w:rPr>
+        <w:t>18</w:t>
       </w:r>
     </w:p>
     <w:p>
@@ -2270,22 +3790,31 @@
         <w:pStyle w:val="TOC2"/>
         <w:tabs>
           <w:tab w:val="clear" w:pos="720"/>
-          <w:tab w:val="right" w:pos="8617" w:leader="dot"/>
+          <w:tab w:val="right" w:pos="8844" w:leader="dot"/>
         </w:tabs>
-        <w:spacing w:lineRule="auto" w:line="240" w:before="0" w:after="40"/>
-        <w:ind w:hanging="0" w:start="340"/>
+        <w:spacing w:lineRule="auto" w:line="240" w:before="0" w:after="0"/>
+        <w:ind w:hanging="0" w:start="340" w:end="0"/>
         <w:rPr/>
       </w:pPr>
       <w:r>
         <w:rPr>
           <w:rFonts w:eastAsia="Times New Roman" w:cs="Times New Roman"/>
           <w:b w:val="false"/>
-          <w:color w:val="000000"/>
           <w:sz w:val="26"/>
         </w:rPr>
         <w:t>3.5. Hợp đồng với Giám đốc hoặc Tổng giám đốc.</w:t>
+      </w:r>
+      <w:r>
+        <w:rPr/>
         <w:tab/>
-        <w:t>23</w:t>
+      </w:r>
+      <w:r>
+        <w:rPr>
+          <w:rFonts w:eastAsia="Times New Roman" w:cs="Times New Roman"/>
+          <w:b w:val="false"/>
+          <w:sz w:val="26"/>
+        </w:rPr>
+        <w:t>21</w:t>
       </w:r>
     </w:p>
     <w:p>
@@ -2293,22 +3822,31 @@
         <w:pStyle w:val="TOC2"/>
         <w:tabs>
           <w:tab w:val="clear" w:pos="720"/>
-          <w:tab w:val="right" w:pos="8617" w:leader="dot"/>
+          <w:tab w:val="right" w:pos="8844" w:leader="dot"/>
         </w:tabs>
-        <w:spacing w:lineRule="auto" w:line="240" w:before="0" w:after="40"/>
-        <w:ind w:hanging="0" w:start="340"/>
+        <w:spacing w:lineRule="auto" w:line="240" w:before="0" w:after="0"/>
+        <w:ind w:hanging="0" w:start="340" w:end="0"/>
         <w:rPr/>
       </w:pPr>
       <w:r>
         <w:rPr>
           <w:rFonts w:eastAsia="Times New Roman" w:cs="Times New Roman"/>
           <w:b w:val="false"/>
-          <w:color w:val="000000"/>
           <w:sz w:val="26"/>
         </w:rPr>
         <w:t>3.6. Thỏa thuận giữa các cổ đông.</w:t>
+      </w:r>
+      <w:r>
+        <w:rPr/>
         <w:tab/>
-        <w:t>26</w:t>
+      </w:r>
+      <w:r>
+        <w:rPr>
+          <w:rFonts w:eastAsia="Times New Roman" w:cs="Times New Roman"/>
+          <w:b w:val="false"/>
+          <w:sz w:val="26"/>
+        </w:rPr>
+        <w:t>24</w:t>
       </w:r>
     </w:p>
     <w:p>
@@ -2316,22 +3854,31 @@
         <w:pStyle w:val="TOC1"/>
         <w:tabs>
           <w:tab w:val="clear" w:pos="720"/>
-          <w:tab w:val="right" w:pos="8617" w:leader="dot"/>
+          <w:tab w:val="right" w:pos="8844" w:leader="dot"/>
         </w:tabs>
-        <w:spacing w:lineRule="auto" w:line="240" w:before="0" w:after="40"/>
-        <w:ind w:hanging="0" w:start="0"/>
+        <w:spacing w:lineRule="auto" w:line="240" w:before="0" w:after="0"/>
+        <w:ind w:hanging="0" w:start="0" w:end="0"/>
         <w:rPr/>
       </w:pPr>
       <w:r>
         <w:rPr>
           <w:rFonts w:eastAsia="Times New Roman" w:cs="Times New Roman"/>
           <w:b/>
-          <w:color w:val="000000"/>
           <w:sz w:val="26"/>
         </w:rPr>
         <w:t>CHƯƠNG 4. TƯ VẤN PHÁP LÝ PHỤC VỤ HOẠT ĐỘNG KINH DOANH.</w:t>
+      </w:r>
+      <w:r>
+        <w:rPr/>
         <w:tab/>
-        <w:t>31</w:t>
+      </w:r>
+      <w:r>
+        <w:rPr>
+          <w:rFonts w:eastAsia="Times New Roman" w:cs="Times New Roman"/>
+          <w:b/>
+          <w:sz w:val="26"/>
+        </w:rPr>
+        <w:t>29</w:t>
       </w:r>
     </w:p>
     <w:p>
@@ -2339,22 +3886,31 @@
         <w:pStyle w:val="TOC2"/>
         <w:tabs>
           <w:tab w:val="clear" w:pos="720"/>
-          <w:tab w:val="right" w:pos="8617" w:leader="dot"/>
+          <w:tab w:val="right" w:pos="8844" w:leader="dot"/>
         </w:tabs>
-        <w:spacing w:lineRule="auto" w:line="240" w:before="0" w:after="40"/>
-        <w:ind w:hanging="0" w:start="340"/>
+        <w:spacing w:lineRule="auto" w:line="240" w:before="0" w:after="0"/>
+        <w:ind w:hanging="0" w:start="340" w:end="0"/>
         <w:rPr/>
       </w:pPr>
       <w:r>
         <w:rPr>
           <w:rFonts w:eastAsia="Times New Roman" w:cs="Times New Roman"/>
           <w:b w:val="false"/>
-          <w:color w:val="000000"/>
           <w:sz w:val="26"/>
         </w:rPr>
         <w:t>4.1. Hợp đồng mở và sử dụng ví điện tử (*).</w:t>
+      </w:r>
+      <w:r>
+        <w:rPr/>
         <w:tab/>
-        <w:t>31</w:t>
+      </w:r>
+      <w:r>
+        <w:rPr>
+          <w:rFonts w:eastAsia="Times New Roman" w:cs="Times New Roman"/>
+          <w:b w:val="false"/>
+          <w:sz w:val="26"/>
+        </w:rPr>
+        <w:t>29</w:t>
       </w:r>
     </w:p>
     <w:p>
@@ -2362,22 +3918,31 @@
         <w:pStyle w:val="TOC2"/>
         <w:tabs>
           <w:tab w:val="clear" w:pos="720"/>
-          <w:tab w:val="right" w:pos="8617" w:leader="dot"/>
+          <w:tab w:val="right" w:pos="8844" w:leader="dot"/>
         </w:tabs>
-        <w:spacing w:lineRule="auto" w:line="240" w:before="0" w:after="40"/>
-        <w:ind w:hanging="0" w:start="340"/>
+        <w:spacing w:lineRule="auto" w:line="240" w:before="0" w:after="0"/>
+        <w:ind w:hanging="0" w:start="340" w:end="0"/>
         <w:rPr/>
       </w:pPr>
       <w:r>
         <w:rPr>
           <w:rFonts w:eastAsia="Times New Roman" w:cs="Times New Roman"/>
           <w:b w:val="false"/>
-          <w:color w:val="000000"/>
           <w:sz w:val="26"/>
         </w:rPr>
         <w:t>4.2. Hợp đồng thuê ngoài dịch vụ công nghệ thông tin.</w:t>
+      </w:r>
+      <w:r>
+        <w:rPr/>
         <w:tab/>
-        <w:t>35</w:t>
+      </w:r>
+      <w:r>
+        <w:rPr>
+          <w:rFonts w:eastAsia="Times New Roman" w:cs="Times New Roman"/>
+          <w:b w:val="false"/>
+          <w:sz w:val="26"/>
+        </w:rPr>
+        <w:t>33</w:t>
       </w:r>
     </w:p>
     <w:p>
@@ -2385,22 +3950,31 @@
         <w:pStyle w:val="TOC2"/>
         <w:tabs>
           <w:tab w:val="clear" w:pos="720"/>
-          <w:tab w:val="right" w:pos="8617" w:leader="dot"/>
+          <w:tab w:val="right" w:pos="8844" w:leader="dot"/>
         </w:tabs>
-        <w:spacing w:lineRule="auto" w:line="240" w:before="0" w:after="40"/>
-        <w:ind w:hanging="0" w:start="340"/>
+        <w:spacing w:lineRule="auto" w:line="240" w:before="0" w:after="0"/>
+        <w:ind w:hanging="0" w:start="340" w:end="0"/>
         <w:rPr/>
       </w:pPr>
       <w:r>
         <w:rPr>
           <w:rFonts w:eastAsia="Times New Roman" w:cs="Times New Roman"/>
           <w:b w:val="false"/>
-          <w:color w:val="000000"/>
           <w:sz w:val="26"/>
         </w:rPr>
         <w:t>4.3. Hợp đồng hợp tác khuyến mại.</w:t>
+      </w:r>
+      <w:r>
+        <w:rPr/>
         <w:tab/>
-        <w:t>40</w:t>
+      </w:r>
+      <w:r>
+        <w:rPr>
+          <w:rFonts w:eastAsia="Times New Roman" w:cs="Times New Roman"/>
+          <w:b w:val="false"/>
+          <w:sz w:val="26"/>
+        </w:rPr>
+        <w:t>38</w:t>
       </w:r>
     </w:p>
     <w:p>
@@ -2408,22 +3982,31 @@
         <w:pStyle w:val="TOC2"/>
         <w:tabs>
           <w:tab w:val="clear" w:pos="720"/>
-          <w:tab w:val="right" w:pos="8617" w:leader="dot"/>
+          <w:tab w:val="right" w:pos="8844" w:leader="dot"/>
         </w:tabs>
-        <w:spacing w:lineRule="auto" w:line="240" w:before="0" w:after="40"/>
-        <w:ind w:hanging="0" w:start="340"/>
+        <w:spacing w:lineRule="auto" w:line="240" w:before="0" w:after="0"/>
+        <w:ind w:hanging="0" w:start="340" w:end="0"/>
         <w:rPr/>
       </w:pPr>
       <w:r>
         <w:rPr>
           <w:rFonts w:eastAsia="Times New Roman" w:cs="Times New Roman"/>
           <w:b w:val="false"/>
-          <w:color w:val="000000"/>
           <w:sz w:val="26"/>
         </w:rPr>
         <w:t>4.4. Hợp đồng hợp tác kinh doanh.</w:t>
+      </w:r>
+      <w:r>
+        <w:rPr/>
         <w:tab/>
-        <w:t>42</w:t>
+      </w:r>
+      <w:r>
+        <w:rPr>
+          <w:rFonts w:eastAsia="Times New Roman" w:cs="Times New Roman"/>
+          <w:b w:val="false"/>
+          <w:sz w:val="26"/>
+        </w:rPr>
+        <w:t>40</w:t>
       </w:r>
     </w:p>
     <w:p>
@@ -2431,22 +4014,31 @@
         <w:pStyle w:val="TOC2"/>
         <w:tabs>
           <w:tab w:val="clear" w:pos="720"/>
-          <w:tab w:val="right" w:pos="8617" w:leader="dot"/>
+          <w:tab w:val="right" w:pos="8844" w:leader="dot"/>
         </w:tabs>
-        <w:spacing w:lineRule="auto" w:line="240" w:before="0" w:after="40"/>
-        <w:ind w:hanging="0" w:start="340"/>
+        <w:spacing w:lineRule="auto" w:line="240" w:before="0" w:after="0"/>
+        <w:ind w:hanging="0" w:start="340" w:end="0"/>
         <w:rPr/>
       </w:pPr>
       <w:r>
         <w:rPr>
           <w:rFonts w:eastAsia="Times New Roman" w:cs="Times New Roman"/>
           <w:b w:val="false"/>
-          <w:color w:val="000000"/>
           <w:sz w:val="26"/>
         </w:rPr>
         <w:t>4.5. Hợp đồng kết nối và mở tài khoản bảo đảm thanh toán (*).</w:t>
+      </w:r>
+      <w:r>
+        <w:rPr/>
         <w:tab/>
-        <w:t>44</w:t>
+      </w:r>
+      <w:r>
+        <w:rPr>
+          <w:rFonts w:eastAsia="Times New Roman" w:cs="Times New Roman"/>
+          <w:b w:val="false"/>
+          <w:sz w:val="26"/>
+        </w:rPr>
+        <w:t>42</w:t>
       </w:r>
     </w:p>
     <w:p>
@@ -2454,22 +4046,31 @@
         <w:pStyle w:val="TOC2"/>
         <w:tabs>
           <w:tab w:val="clear" w:pos="720"/>
-          <w:tab w:val="right" w:pos="8617" w:leader="dot"/>
+          <w:tab w:val="right" w:pos="8844" w:leader="dot"/>
         </w:tabs>
-        <w:spacing w:lineRule="auto" w:line="240" w:before="0" w:after="40"/>
-        <w:ind w:hanging="0" w:start="340"/>
+        <w:spacing w:lineRule="auto" w:line="240" w:before="0" w:after="0"/>
+        <w:ind w:hanging="0" w:start="340" w:end="0"/>
         <w:rPr/>
       </w:pPr>
       <w:r>
         <w:rPr>
           <w:rFonts w:eastAsia="Times New Roman" w:cs="Times New Roman"/>
           <w:b w:val="false"/>
-          <w:color w:val="000000"/>
           <w:sz w:val="26"/>
         </w:rPr>
         <w:t>4.6. Hợp đồng cung cấp dịch vụ thanh toán bằng ví điện tử.</w:t>
+      </w:r>
+      <w:r>
+        <w:rPr/>
         <w:tab/>
-        <w:t>49</w:t>
+      </w:r>
+      <w:r>
+        <w:rPr>
+          <w:rFonts w:eastAsia="Times New Roman" w:cs="Times New Roman"/>
+          <w:b w:val="false"/>
+          <w:sz w:val="26"/>
+        </w:rPr>
+        <w:t>47</w:t>
       </w:r>
     </w:p>
     <w:p>
@@ -2477,22 +4078,31 @@
         <w:pStyle w:val="TOC2"/>
         <w:tabs>
           <w:tab w:val="clear" w:pos="720"/>
-          <w:tab w:val="right" w:pos="8617" w:leader="dot"/>
+          <w:tab w:val="right" w:pos="8844" w:leader="dot"/>
         </w:tabs>
-        <w:spacing w:lineRule="auto" w:line="240" w:before="0" w:after="40"/>
-        <w:ind w:hanging="0" w:start="340"/>
+        <w:spacing w:lineRule="auto" w:line="240" w:before="0" w:after="0"/>
+        <w:ind w:hanging="0" w:start="340" w:end="0"/>
         <w:rPr/>
       </w:pPr>
       <w:r>
         <w:rPr>
           <w:rFonts w:eastAsia="Times New Roman" w:cs="Times New Roman"/>
           <w:b w:val="false"/>
-          <w:color w:val="000000"/>
           <w:sz w:val="26"/>
         </w:rPr>
         <w:t>4.7. Hợp đồng với đơn vị chấp nhận thanh toán (*).</w:t>
+      </w:r>
+      <w:r>
+        <w:rPr/>
         <w:tab/>
-        <w:t>54</w:t>
+      </w:r>
+      <w:r>
+        <w:rPr>
+          <w:rFonts w:eastAsia="Times New Roman" w:cs="Times New Roman"/>
+          <w:b w:val="false"/>
+          <w:sz w:val="26"/>
+        </w:rPr>
+        <w:t>52</w:t>
       </w:r>
     </w:p>
     <w:p>
@@ -2500,22 +4110,31 @@
         <w:pStyle w:val="TOC2"/>
         <w:tabs>
           <w:tab w:val="clear" w:pos="720"/>
-          <w:tab w:val="right" w:pos="8617" w:leader="dot"/>
+          <w:tab w:val="right" w:pos="8844" w:leader="dot"/>
         </w:tabs>
-        <w:spacing w:lineRule="auto" w:line="240" w:before="0" w:after="40"/>
-        <w:ind w:hanging="0" w:start="340"/>
+        <w:spacing w:lineRule="auto" w:line="240" w:before="0" w:after="0"/>
+        <w:ind w:hanging="0" w:start="340" w:end="0"/>
         <w:rPr/>
       </w:pPr>
       <w:r>
         <w:rPr>
           <w:rFonts w:eastAsia="Times New Roman" w:cs="Times New Roman"/>
           <w:b w:val="false"/>
-          <w:color w:val="000000"/>
           <w:sz w:val="26"/>
         </w:rPr>
         <w:t>4.8. Hợp đồng cung cấp dịch vụ tích hợp API ví điện tử.</w:t>
+      </w:r>
+      <w:r>
+        <w:rPr/>
         <w:tab/>
-        <w:t>58</w:t>
+      </w:r>
+      <w:r>
+        <w:rPr>
+          <w:rFonts w:eastAsia="Times New Roman" w:cs="Times New Roman"/>
+          <w:b w:val="false"/>
+          <w:sz w:val="26"/>
+        </w:rPr>
+        <w:t>56</w:t>
       </w:r>
     </w:p>
     <w:p>
@@ -2523,22 +4142,31 @@
         <w:pStyle w:val="TOC2"/>
         <w:tabs>
           <w:tab w:val="clear" w:pos="720"/>
-          <w:tab w:val="right" w:pos="8617" w:leader="dot"/>
+          <w:tab w:val="right" w:pos="8844" w:leader="dot"/>
         </w:tabs>
-        <w:spacing w:lineRule="auto" w:line="240" w:before="0" w:after="40"/>
-        <w:ind w:hanging="0" w:start="340"/>
+        <w:spacing w:lineRule="auto" w:line="240" w:before="0" w:after="0"/>
+        <w:ind w:hanging="0" w:start="340" w:end="0"/>
         <w:rPr/>
       </w:pPr>
       <w:r>
         <w:rPr>
           <w:rFonts w:eastAsia="Times New Roman" w:cs="Times New Roman"/>
           <w:b w:val="false"/>
-          <w:color w:val="000000"/>
           <w:sz w:val="26"/>
         </w:rPr>
         <w:t>4.9. Hợp đồng sử dụng dịch vụ ví điện tử liên kết ngân hàng (*).</w:t>
+      </w:r>
+      <w:r>
+        <w:rPr/>
         <w:tab/>
-        <w:t>65</w:t>
+      </w:r>
+      <w:r>
+        <w:rPr>
+          <w:rFonts w:eastAsia="Times New Roman" w:cs="Times New Roman"/>
+          <w:b w:val="false"/>
+          <w:sz w:val="26"/>
+        </w:rPr>
+        <w:t>63</w:t>
       </w:r>
     </w:p>
     <w:p>
@@ -2546,22 +4174,31 @@
         <w:pStyle w:val="TOC1"/>
         <w:tabs>
           <w:tab w:val="clear" w:pos="720"/>
-          <w:tab w:val="right" w:pos="8617" w:leader="dot"/>
+          <w:tab w:val="right" w:pos="8844" w:leader="dot"/>
         </w:tabs>
-        <w:spacing w:lineRule="auto" w:line="240" w:before="0" w:after="40"/>
-        <w:ind w:hanging="0" w:start="0"/>
+        <w:spacing w:lineRule="auto" w:line="240" w:before="0" w:after="0"/>
+        <w:ind w:hanging="0" w:start="0" w:end="0"/>
         <w:rPr/>
       </w:pPr>
       <w:r>
         <w:rPr>
           <w:rFonts w:eastAsia="Times New Roman" w:cs="Times New Roman"/>
           <w:b/>
-          <w:color w:val="000000"/>
           <w:sz w:val="26"/>
         </w:rPr>
         <w:t>CHƯƠNG 5. TƯ VẤN TUÂN THỦ VÀ QUẢN TRỊ RỦI RO PHÁP LÝ.</w:t>
+      </w:r>
+      <w:r>
+        <w:rPr/>
         <w:tab/>
-        <w:t>68</w:t>
+      </w:r>
+      <w:r>
+        <w:rPr>
+          <w:rFonts w:eastAsia="Times New Roman" w:cs="Times New Roman"/>
+          <w:b/>
+          <w:sz w:val="26"/>
+        </w:rPr>
+        <w:t>66</w:t>
       </w:r>
     </w:p>
     <w:p>
@@ -2569,22 +4206,31 @@
         <w:pStyle w:val="TOC2"/>
         <w:tabs>
           <w:tab w:val="clear" w:pos="720"/>
-          <w:tab w:val="right" w:pos="8617" w:leader="dot"/>
+          <w:tab w:val="right" w:pos="8844" w:leader="dot"/>
         </w:tabs>
-        <w:spacing w:lineRule="auto" w:line="240" w:before="0" w:after="40"/>
-        <w:ind w:hanging="0" w:start="340"/>
+        <w:spacing w:lineRule="auto" w:line="240" w:before="0" w:after="0"/>
+        <w:ind w:hanging="0" w:start="340" w:end="0"/>
         <w:rPr/>
       </w:pPr>
       <w:r>
         <w:rPr>
           <w:rFonts w:eastAsia="Times New Roman" w:cs="Times New Roman"/>
           <w:b w:val="false"/>
-          <w:color w:val="000000"/>
           <w:sz w:val="26"/>
         </w:rPr>
         <w:t>5.1. Chính sách bảo vệ dữ liệu cá nhân (*).</w:t>
+      </w:r>
+      <w:r>
+        <w:rPr/>
         <w:tab/>
-        <w:t>68</w:t>
+      </w:r>
+      <w:r>
+        <w:rPr>
+          <w:rFonts w:eastAsia="Times New Roman" w:cs="Times New Roman"/>
+          <w:b w:val="false"/>
+          <w:sz w:val="26"/>
+        </w:rPr>
+        <w:t>66</w:t>
       </w:r>
     </w:p>
     <w:p>
@@ -2592,22 +4238,31 @@
         <w:pStyle w:val="TOC2"/>
         <w:tabs>
           <w:tab w:val="clear" w:pos="720"/>
-          <w:tab w:val="right" w:pos="8617" w:leader="dot"/>
+          <w:tab w:val="right" w:pos="8844" w:leader="dot"/>
         </w:tabs>
-        <w:spacing w:lineRule="auto" w:line="240" w:before="0" w:after="40"/>
-        <w:ind w:hanging="0" w:start="340"/>
+        <w:spacing w:lineRule="auto" w:line="240" w:before="0" w:after="0"/>
+        <w:ind w:hanging="0" w:start="340" w:end="0"/>
         <w:rPr/>
       </w:pPr>
       <w:r>
         <w:rPr>
           <w:rFonts w:eastAsia="Times New Roman" w:cs="Times New Roman"/>
           <w:b w:val="false"/>
-          <w:color w:val="000000"/>
           <w:sz w:val="26"/>
         </w:rPr>
         <w:t>5.2. Quy trình xử lý khiếu nại và tra soát (*).</w:t>
+      </w:r>
+      <w:r>
+        <w:rPr/>
         <w:tab/>
-        <w:t>70</w:t>
+      </w:r>
+      <w:r>
+        <w:rPr>
+          <w:rFonts w:eastAsia="Times New Roman" w:cs="Times New Roman"/>
+          <w:b w:val="false"/>
+          <w:sz w:val="26"/>
+        </w:rPr>
+        <w:t>68</w:t>
       </w:r>
     </w:p>
     <w:p>
@@ -2615,22 +4270,31 @@
         <w:pStyle w:val="TOC2"/>
         <w:tabs>
           <w:tab w:val="clear" w:pos="720"/>
-          <w:tab w:val="right" w:pos="8617" w:leader="dot"/>
+          <w:tab w:val="right" w:pos="8844" w:leader="dot"/>
         </w:tabs>
-        <w:spacing w:lineRule="auto" w:line="240" w:before="0" w:after="40"/>
-        <w:ind w:hanging="0" w:start="340"/>
+        <w:spacing w:lineRule="auto" w:line="240" w:before="0" w:after="0"/>
+        <w:ind w:hanging="0" w:start="340" w:end="0"/>
         <w:rPr/>
       </w:pPr>
       <w:r>
         <w:rPr>
           <w:rFonts w:eastAsia="Times New Roman" w:cs="Times New Roman"/>
           <w:b w:val="false"/>
-          <w:color w:val="000000"/>
           <w:sz w:val="26"/>
         </w:rPr>
         <w:t>5.3. Dịch vụ cập nhật pháp lý định kỳ.</w:t>
+      </w:r>
+      <w:r>
+        <w:rPr/>
         <w:tab/>
-        <w:t>72</w:t>
+      </w:r>
+      <w:r>
+        <w:rPr>
+          <w:rFonts w:eastAsia="Times New Roman" w:cs="Times New Roman"/>
+          <w:b w:val="false"/>
+          <w:sz w:val="26"/>
+        </w:rPr>
+        <w:t>70</w:t>
       </w:r>
     </w:p>
     <w:p>
@@ -2638,22 +4302,31 @@
         <w:pStyle w:val="TOC1"/>
         <w:tabs>
           <w:tab w:val="clear" w:pos="720"/>
-          <w:tab w:val="right" w:pos="8617" w:leader="dot"/>
+          <w:tab w:val="right" w:pos="8844" w:leader="dot"/>
         </w:tabs>
-        <w:spacing w:lineRule="auto" w:line="240" w:before="0" w:after="40"/>
-        <w:ind w:hanging="0" w:start="0"/>
+        <w:spacing w:lineRule="auto" w:line="240" w:before="0" w:after="0"/>
+        <w:ind w:hanging="0" w:start="0" w:end="0"/>
         <w:rPr/>
       </w:pPr>
       <w:r>
         <w:rPr>
           <w:rFonts w:eastAsia="Times New Roman" w:cs="Times New Roman"/>
           <w:b/>
-          <w:color w:val="000000"/>
           <w:sz w:val="26"/>
         </w:rPr>
         <w:t>CHƯƠNG 6. TƯ VẤN XỬ LÝ CÁC VẤN ĐỀ PHÁT SINH.</w:t>
+      </w:r>
+      <w:r>
+        <w:rPr/>
         <w:tab/>
-        <w:t>75</w:t>
+      </w:r>
+      <w:r>
+        <w:rPr>
+          <w:rFonts w:eastAsia="Times New Roman" w:cs="Times New Roman"/>
+          <w:b/>
+          <w:sz w:val="26"/>
+        </w:rPr>
+        <w:t>73</w:t>
       </w:r>
     </w:p>
     <w:p>
@@ -2661,22 +4334,31 @@
         <w:pStyle w:val="TOC2"/>
         <w:tabs>
           <w:tab w:val="clear" w:pos="720"/>
-          <w:tab w:val="right" w:pos="8617" w:leader="dot"/>
+          <w:tab w:val="right" w:pos="8844" w:leader="dot"/>
         </w:tabs>
-        <w:spacing w:lineRule="auto" w:line="240" w:before="0" w:after="40"/>
-        <w:ind w:hanging="0" w:start="340"/>
+        <w:spacing w:lineRule="auto" w:line="240" w:before="0" w:after="0"/>
+        <w:ind w:hanging="0" w:start="340" w:end="0"/>
         <w:rPr/>
       </w:pPr>
       <w:r>
         <w:rPr>
           <w:rFonts w:eastAsia="Times New Roman" w:cs="Times New Roman"/>
           <w:b w:val="false"/>
-          <w:color w:val="000000"/>
           <w:sz w:val="26"/>
         </w:rPr>
         <w:t>6.1. Giới thiệu dịch vụ.</w:t>
+      </w:r>
+      <w:r>
+        <w:rPr/>
         <w:tab/>
-        <w:t>75</w:t>
+      </w:r>
+      <w:r>
+        <w:rPr>
+          <w:rFonts w:eastAsia="Times New Roman" w:cs="Times New Roman"/>
+          <w:b w:val="false"/>
+          <w:sz w:val="26"/>
+        </w:rPr>
+        <w:t>73</w:t>
       </w:r>
     </w:p>
     <w:p>
@@ -2684,22 +4366,31 @@
         <w:pStyle w:val="TOC2"/>
         <w:tabs>
           <w:tab w:val="clear" w:pos="720"/>
-          <w:tab w:val="right" w:pos="8617" w:leader="dot"/>
+          <w:tab w:val="right" w:pos="8844" w:leader="dot"/>
         </w:tabs>
-        <w:spacing w:lineRule="auto" w:line="240" w:before="0" w:after="40"/>
-        <w:ind w:hanging="0" w:start="340"/>
+        <w:spacing w:lineRule="auto" w:line="240" w:before="0" w:after="0"/>
+        <w:ind w:hanging="0" w:start="340" w:end="0"/>
         <w:rPr/>
       </w:pPr>
       <w:r>
         <w:rPr>
           <w:rFonts w:eastAsia="Times New Roman" w:cs="Times New Roman"/>
           <w:b w:val="false"/>
-          <w:color w:val="000000"/>
           <w:sz w:val="26"/>
         </w:rPr>
         <w:t>6.2. Nội dung dịch vụ.</w:t>
+      </w:r>
+      <w:r>
+        <w:rPr/>
         <w:tab/>
-        <w:t>75</w:t>
+      </w:r>
+      <w:r>
+        <w:rPr>
+          <w:rFonts w:eastAsia="Times New Roman" w:cs="Times New Roman"/>
+          <w:b w:val="false"/>
+          <w:sz w:val="26"/>
+        </w:rPr>
+        <w:t>73</w:t>
       </w:r>
     </w:p>
     <w:p>
@@ -2707,22 +4398,31 @@
         <w:pStyle w:val="TOC2"/>
         <w:tabs>
           <w:tab w:val="clear" w:pos="720"/>
-          <w:tab w:val="right" w:pos="8617" w:leader="dot"/>
+          <w:tab w:val="right" w:pos="8844" w:leader="dot"/>
         </w:tabs>
-        <w:spacing w:lineRule="auto" w:line="240" w:before="0" w:after="40"/>
-        <w:ind w:hanging="0" w:start="340"/>
+        <w:spacing w:lineRule="auto" w:line="240" w:before="0" w:after="0"/>
+        <w:ind w:hanging="0" w:start="340" w:end="0"/>
         <w:rPr/>
       </w:pPr>
       <w:r>
         <w:rPr>
           <w:rFonts w:eastAsia="Times New Roman" w:cs="Times New Roman"/>
           <w:b w:val="false"/>
-          <w:color w:val="000000"/>
           <w:sz w:val="26"/>
         </w:rPr>
         <w:t>6.3. Phạm vi dịch vụ.</w:t>
+      </w:r>
+      <w:r>
+        <w:rPr/>
         <w:tab/>
-        <w:t>76</w:t>
+      </w:r>
+      <w:r>
+        <w:rPr>
+          <w:rFonts w:eastAsia="Times New Roman" w:cs="Times New Roman"/>
+          <w:b w:val="false"/>
+          <w:sz w:val="26"/>
+        </w:rPr>
+        <w:t>74</w:t>
       </w:r>
     </w:p>
     <w:p>
@@ -2730,22 +4430,31 @@
         <w:pStyle w:val="TOC2"/>
         <w:tabs>
           <w:tab w:val="clear" w:pos="720"/>
-          <w:tab w:val="right" w:pos="8617" w:leader="dot"/>
+          <w:tab w:val="right" w:pos="8844" w:leader="dot"/>
         </w:tabs>
-        <w:spacing w:lineRule="auto" w:line="240" w:before="0" w:after="40"/>
-        <w:ind w:hanging="0" w:start="340"/>
+        <w:spacing w:lineRule="auto" w:line="240" w:before="0" w:after="0"/>
+        <w:ind w:hanging="0" w:start="340" w:end="0"/>
         <w:rPr/>
       </w:pPr>
       <w:r>
         <w:rPr>
           <w:rFonts w:eastAsia="Times New Roman" w:cs="Times New Roman"/>
           <w:b w:val="false"/>
-          <w:color w:val="000000"/>
           <w:sz w:val="26"/>
         </w:rPr>
         <w:t>6.4. Mục đích dịch vụ.</w:t>
+      </w:r>
+      <w:r>
+        <w:rPr/>
         <w:tab/>
-        <w:t>76</w:t>
+      </w:r>
+      <w:r>
+        <w:rPr>
+          <w:rFonts w:eastAsia="Times New Roman" w:cs="Times New Roman"/>
+          <w:b w:val="false"/>
+          <w:sz w:val="26"/>
+        </w:rPr>
+        <w:t>74</w:t>
       </w:r>
     </w:p>
     <w:p>
@@ -2753,22 +4462,31 @@
         <w:pStyle w:val="TOC1"/>
         <w:tabs>
           <w:tab w:val="clear" w:pos="720"/>
-          <w:tab w:val="right" w:pos="8617" w:leader="dot"/>
+          <w:tab w:val="right" w:pos="8844" w:leader="dot"/>
         </w:tabs>
-        <w:spacing w:lineRule="auto" w:line="240" w:before="0" w:after="40"/>
-        <w:ind w:hanging="0" w:start="0"/>
+        <w:spacing w:lineRule="auto" w:line="240" w:before="0" w:after="0"/>
+        <w:ind w:hanging="0" w:start="0" w:end="0"/>
         <w:rPr/>
       </w:pPr>
       <w:r>
         <w:rPr>
           <w:rFonts w:eastAsia="Times New Roman" w:cs="Times New Roman"/>
           <w:b/>
-          <w:color w:val="000000"/>
           <w:sz w:val="26"/>
         </w:rPr>
         <w:t>CHƯƠNG 7. HAI SẢN PHẨM DEMO.</w:t>
+      </w:r>
+      <w:r>
+        <w:rPr/>
         <w:tab/>
-        <w:t>78</w:t>
+      </w:r>
+      <w:r>
+        <w:rPr>
+          <w:rFonts w:eastAsia="Times New Roman" w:cs="Times New Roman"/>
+          <w:b/>
+          <w:sz w:val="26"/>
+        </w:rPr>
+        <w:t>76</w:t>
       </w:r>
     </w:p>
     <w:p>
@@ -2776,22 +4494,31 @@
         <w:pStyle w:val="TOC2"/>
         <w:tabs>
           <w:tab w:val="clear" w:pos="720"/>
-          <w:tab w:val="right" w:pos="8617" w:leader="dot"/>
+          <w:tab w:val="right" w:pos="8844" w:leader="dot"/>
         </w:tabs>
-        <w:spacing w:lineRule="auto" w:line="240" w:before="0" w:after="40"/>
-        <w:ind w:hanging="0" w:start="340"/>
+        <w:spacing w:lineRule="auto" w:line="240" w:before="0" w:after="0"/>
+        <w:ind w:hanging="0" w:start="340" w:end="0"/>
         <w:rPr/>
       </w:pPr>
       <w:r>
         <w:rPr>
           <w:rFonts w:eastAsia="Times New Roman" w:cs="Times New Roman"/>
           <w:b w:val="false"/>
-          <w:color w:val="000000"/>
           <w:sz w:val="26"/>
         </w:rPr>
         <w:t>7.1. Demo Điều lệ công ty cổ phần cung ứng dịch vụ ví điện tử.</w:t>
+      </w:r>
+      <w:r>
+        <w:rPr/>
         <w:tab/>
-        <w:t>78</w:t>
+      </w:r>
+      <w:r>
+        <w:rPr>
+          <w:rFonts w:eastAsia="Times New Roman" w:cs="Times New Roman"/>
+          <w:b w:val="false"/>
+          <w:sz w:val="26"/>
+        </w:rPr>
+        <w:t>76</w:t>
       </w:r>
     </w:p>
     <w:p>
@@ -2799,22 +4526,31 @@
         <w:pStyle w:val="TOC2"/>
         <w:tabs>
           <w:tab w:val="clear" w:pos="720"/>
-          <w:tab w:val="right" w:pos="8617" w:leader="dot"/>
+          <w:tab w:val="right" w:pos="8844" w:leader="dot"/>
         </w:tabs>
-        <w:spacing w:lineRule="auto" w:line="240" w:before="0" w:after="40"/>
-        <w:ind w:hanging="0" w:start="340"/>
+        <w:spacing w:lineRule="auto" w:line="240" w:before="0" w:after="0"/>
+        <w:ind w:hanging="0" w:start="340" w:end="0"/>
         <w:rPr/>
       </w:pPr>
       <w:r>
         <w:rPr>
           <w:rFonts w:eastAsia="Times New Roman" w:cs="Times New Roman"/>
           <w:b w:val="false"/>
-          <w:color w:val="000000"/>
           <w:sz w:val="26"/>
         </w:rPr>
         <w:t>7.2. Demo Hợp đồng mở và sử dụng ví điện tử.</w:t>
+      </w:r>
+      <w:r>
+        <w:rPr/>
         <w:tab/>
-        <w:t>78</w:t>
+      </w:r>
+      <w:r>
+        <w:rPr>
+          <w:rFonts w:eastAsia="Times New Roman" w:cs="Times New Roman"/>
+          <w:b w:val="false"/>
+          <w:sz w:val="26"/>
+        </w:rPr>
+        <w:t>76</w:t>
       </w:r>
     </w:p>
     <w:p>
@@ -2822,22 +4558,31 @@
         <w:pStyle w:val="TOC1"/>
         <w:tabs>
           <w:tab w:val="clear" w:pos="720"/>
-          <w:tab w:val="right" w:pos="8617" w:leader="dot"/>
+          <w:tab w:val="right" w:pos="8844" w:leader="dot"/>
         </w:tabs>
-        <w:spacing w:lineRule="auto" w:line="240" w:before="0" w:after="40"/>
-        <w:ind w:hanging="0" w:start="0"/>
+        <w:spacing w:lineRule="auto" w:line="240" w:before="0" w:after="0"/>
+        <w:ind w:hanging="0" w:start="0" w:end="0"/>
         <w:rPr/>
       </w:pPr>
       <w:r>
         <w:rPr>
           <w:rFonts w:eastAsia="Times New Roman" w:cs="Times New Roman"/>
           <w:b/>
-          <w:color w:val="000000"/>
           <w:sz w:val="26"/>
         </w:rPr>
         <w:t>KẾT LUẬN VÀ KIẾN NGHỊ.</w:t>
+      </w:r>
+      <w:r>
+        <w:rPr/>
         <w:tab/>
-        <w:t>79</w:t>
+      </w:r>
+      <w:r>
+        <w:rPr>
+          <w:rFonts w:eastAsia="Times New Roman" w:cs="Times New Roman"/>
+          <w:b/>
+          <w:sz w:val="26"/>
+        </w:rPr>
+        <w:t>77</w:t>
       </w:r>
     </w:p>
     <w:p>
@@ -2845,22 +4590,31 @@
         <w:pStyle w:val="TOC1"/>
         <w:tabs>
           <w:tab w:val="clear" w:pos="720"/>
-          <w:tab w:val="right" w:pos="8617" w:leader="dot"/>
+          <w:tab w:val="right" w:pos="8844" w:leader="dot"/>
         </w:tabs>
-        <w:spacing w:lineRule="auto" w:line="240" w:before="0" w:after="40"/>
-        <w:ind w:hanging="0" w:start="0"/>
+        <w:spacing w:lineRule="auto" w:line="240" w:before="0" w:after="0"/>
+        <w:ind w:hanging="0" w:start="0" w:end="0"/>
         <w:rPr/>
       </w:pPr>
       <w:r>
         <w:rPr>
           <w:rFonts w:eastAsia="Times New Roman" w:cs="Times New Roman"/>
           <w:b/>
-          <w:color w:val="000000"/>
           <w:sz w:val="26"/>
         </w:rPr>
         <w:t>DANH MỤC CĂN CỨ PHÁP LÝ CẬP NHẬT.</w:t>
+      </w:r>
+      <w:r>
+        <w:rPr/>
         <w:tab/>
-        <w:t>79</w:t>
+      </w:r>
+      <w:r>
+        <w:rPr>
+          <w:rFonts w:eastAsia="Times New Roman" w:cs="Times New Roman"/>
+          <w:b/>
+          <w:sz w:val="26"/>
+        </w:rPr>
+        <w:t>77</w:t>
       </w:r>
     </w:p>
     <w:p>
@@ -13513,16 +15267,16 @@
       </w:r>
     </w:p>
     <w:sectPr>
-      <w:headerReference w:type="even" r:id="rId10"/>
-      <w:headerReference w:type="default" r:id="rId11"/>
-      <w:headerReference w:type="first" r:id="rId12"/>
-      <w:footerReference w:type="even" r:id="rId13"/>
-      <w:footerReference w:type="default" r:id="rId14"/>
-      <w:footerReference w:type="first" r:id="rId15"/>
+      <w:headerReference w:type="even" r:id="rId16"/>
+      <w:headerReference w:type="default" r:id="rId17"/>
+      <w:headerReference w:type="first" r:id="rId18"/>
+      <w:footerReference w:type="even" r:id="rId19"/>
+      <w:footerReference w:type="default" r:id="rId20"/>
+      <w:footerReference w:type="first" r:id="rId21"/>
       <w:type w:val="nextPage"/>
       <w:pgSz w:w="11906" w:h="16838"/>
       <w:pgMar w:left="1701" w:right="1134" w:gutter="0" w:header="567" w:top="1134" w:footer="567" w:bottom="1134"/>
-      <w:pgNumType w:fmt="decimal"/>
+      <w:pgNumType w:start="1" w:fmt="decimal"/>
       <w:formProt w:val="false"/>
       <w:textDirection w:val="lrTb"/>
       <w:docGrid w:type="default" w:linePitch="360" w:charSpace="0"/>
@@ -13631,48 +15385,10 @@
   <w:p>
     <w:pPr>
       <w:pStyle w:val="Footer"/>
-      <w:jc w:val="center"/>
       <w:rPr/>
     </w:pPr>
     <w:r>
-      <w:rPr>
-        <w:rFonts w:eastAsia="Times New Roman" w:cs="Times New Roman"/>
-        <w:color w:val="000000"/>
-        <w:sz w:val="26"/>
-      </w:rPr>
-      <w:fldChar w:fldCharType="begin"/>
-    </w:r>
-    <w:r>
-      <w:rPr>
-        <w:rFonts w:eastAsia="Times New Roman" w:cs="Times New Roman"/>
-        <w:color w:val="000000"/>
-        <w:sz w:val="26"/>
-      </w:rPr>
-      <w:instrText xml:space="preserve"> PAGE </w:instrText>
-    </w:r>
-    <w:r>
-      <w:rPr>
-        <w:rFonts w:eastAsia="Times New Roman" w:cs="Times New Roman"/>
-        <w:color w:val="000000"/>
-        <w:sz w:val="26"/>
-      </w:rPr>
-      <w:fldChar w:fldCharType="separate"/>
-    </w:r>
-    <w:r>
-      <w:rPr>
-        <w:rFonts w:eastAsia="Times New Roman" w:cs="Times New Roman"/>
-        <w:color w:val="000000"/>
-        <w:sz w:val="26"/>
-      </w:rPr>
-      <w:t>80</w:t>
-    </w:r>
-    <w:r>
-      <w:rPr>
-        <w:rFonts w:eastAsia="Times New Roman" w:cs="Times New Roman"/>
-        <w:color w:val="000000"/>
-        <w:sz w:val="26"/>
-      </w:rPr>
-      <w:fldChar w:fldCharType="end"/>
+      <w:rPr/>
     </w:r>
   </w:p>
 </w:ftr>
@@ -13683,6 +15399,35 @@
   <w:p>
     <w:pPr>
       <w:pStyle w:val="Footer"/>
+      <w:rPr/>
+    </w:pPr>
+    <w:r>
+      <w:rPr/>
+    </w:r>
+  </w:p>
+</w:ftr>
+</file>
+
+<file path=word/footer7.xml><?xml version="1.0" encoding="utf-8"?>
+<w:ftr xmlns:o="urn:schemas-microsoft-com:office:office" xmlns:r="http://schemas.openxmlformats.org/officeDocument/2006/relationships" xmlns:v="urn:schemas-microsoft-com:vml" xmlns:w="http://schemas.openxmlformats.org/wordprocessingml/2006/main" xmlns:w10="urn:schemas-microsoft-com:office:word" xmlns:wp="http://schemas.openxmlformats.org/drawingml/2006/wordprocessingDrawing" xmlns:pic="http://schemas.openxmlformats.org/drawingml/2006/picture" xmlns:wps="http://schemas.microsoft.com/office/word/2010/wordprocessingShape" xmlns:wpg="http://schemas.microsoft.com/office/word/2010/wordprocessingGroup" xmlns:mc="http://schemas.openxmlformats.org/markup-compatibility/2006" xmlns:wp14="http://schemas.microsoft.com/office/word/2010/wordprocessingDrawing" xmlns:w14="http://schemas.microsoft.com/office/word/2010/wordml" xmlns:w15="http://schemas.microsoft.com/office/word/2012/wordml" mc:Ignorable="w14 wp14 w15">
+  <w:p>
+    <w:pPr>
+      <w:pStyle w:val="Footer"/>
+      <w:rPr/>
+    </w:pPr>
+    <w:r>
+      <w:rPr/>
+    </w:r>
+  </w:p>
+</w:ftr>
+</file>
+
+<file path=word/footer8.xml><?xml version="1.0" encoding="utf-8"?>
+<w:ftr xmlns:o="urn:schemas-microsoft-com:office:office" xmlns:r="http://schemas.openxmlformats.org/officeDocument/2006/relationships" xmlns:v="urn:schemas-microsoft-com:vml" xmlns:w="http://schemas.openxmlformats.org/wordprocessingml/2006/main" xmlns:w10="urn:schemas-microsoft-com:office:word" xmlns:wp="http://schemas.openxmlformats.org/drawingml/2006/wordprocessingDrawing" xmlns:pic="http://schemas.openxmlformats.org/drawingml/2006/picture" xmlns:wps="http://schemas.microsoft.com/office/word/2010/wordprocessingShape" xmlns:wpg="http://schemas.microsoft.com/office/word/2010/wordprocessingGroup" xmlns:mc="http://schemas.openxmlformats.org/markup-compatibility/2006" xmlns:wp14="http://schemas.microsoft.com/office/word/2010/wordprocessingDrawing" xmlns:w14="http://schemas.microsoft.com/office/word/2010/wordml" xmlns:w15="http://schemas.microsoft.com/office/word/2012/wordml" mc:Ignorable="w14 wp14 w15">
+  <w:p>
+    <w:pPr>
+      <w:pStyle w:val="Normal"/>
+      <w:spacing w:before="0" w:after="120"/>
       <w:jc w:val="center"/>
       <w:rPr/>
     </w:pPr>
@@ -13716,7 +15461,60 @@
         <w:color w:val="000000"/>
         <w:sz w:val="26"/>
       </w:rPr>
-      <w:t>80</w:t>
+      <w:t>5</w:t>
+    </w:r>
+    <w:r>
+      <w:rPr>
+        <w:rFonts w:eastAsia="Times New Roman" w:cs="Times New Roman"/>
+        <w:color w:val="000000"/>
+        <w:sz w:val="26"/>
+      </w:rPr>
+      <w:fldChar w:fldCharType="end"/>
+    </w:r>
+  </w:p>
+</w:ftr>
+</file>
+
+<file path=word/footer9.xml><?xml version="1.0" encoding="utf-8"?>
+<w:ftr xmlns:o="urn:schemas-microsoft-com:office:office" xmlns:r="http://schemas.openxmlformats.org/officeDocument/2006/relationships" xmlns:v="urn:schemas-microsoft-com:vml" xmlns:w="http://schemas.openxmlformats.org/wordprocessingml/2006/main" xmlns:w10="urn:schemas-microsoft-com:office:word" xmlns:wp="http://schemas.openxmlformats.org/drawingml/2006/wordprocessingDrawing" xmlns:pic="http://schemas.openxmlformats.org/drawingml/2006/picture" xmlns:wps="http://schemas.microsoft.com/office/word/2010/wordprocessingShape" xmlns:wpg="http://schemas.microsoft.com/office/word/2010/wordprocessingGroup" xmlns:mc="http://schemas.openxmlformats.org/markup-compatibility/2006" xmlns:wp14="http://schemas.microsoft.com/office/word/2010/wordprocessingDrawing" xmlns:w14="http://schemas.microsoft.com/office/word/2010/wordml" xmlns:w15="http://schemas.microsoft.com/office/word/2012/wordml" mc:Ignorable="w14 wp14 w15">
+  <w:p>
+    <w:pPr>
+      <w:pStyle w:val="Normal"/>
+      <w:spacing w:before="0" w:after="120"/>
+      <w:jc w:val="center"/>
+      <w:rPr/>
+    </w:pPr>
+    <w:r>
+      <w:rPr>
+        <w:rFonts w:eastAsia="Times New Roman" w:cs="Times New Roman"/>
+        <w:color w:val="000000"/>
+        <w:sz w:val="26"/>
+      </w:rPr>
+      <w:fldChar w:fldCharType="begin"/>
+    </w:r>
+    <w:r>
+      <w:rPr>
+        <w:rFonts w:eastAsia="Times New Roman" w:cs="Times New Roman"/>
+        <w:color w:val="000000"/>
+        <w:sz w:val="26"/>
+      </w:rPr>
+      <w:instrText xml:space="preserve"> PAGE </w:instrText>
+    </w:r>
+    <w:r>
+      <w:rPr>
+        <w:rFonts w:eastAsia="Times New Roman" w:cs="Times New Roman"/>
+        <w:color w:val="000000"/>
+        <w:sz w:val="26"/>
+      </w:rPr>
+      <w:fldChar w:fldCharType="separate"/>
+    </w:r>
+    <w:r>
+      <w:rPr>
+        <w:rFonts w:eastAsia="Times New Roman" w:cs="Times New Roman"/>
+        <w:color w:val="000000"/>
+        <w:sz w:val="26"/>
+      </w:rPr>
+      <w:t>5</w:t>
     </w:r>
     <w:r>
       <w:rPr>
@@ -13804,6 +15602,50 @@
 </file>
 
 <file path=word/header6.xml><?xml version="1.0" encoding="utf-8"?>
+<w:hdr xmlns:o="urn:schemas-microsoft-com:office:office" xmlns:r="http://schemas.openxmlformats.org/officeDocument/2006/relationships" xmlns:v="urn:schemas-microsoft-com:vml" xmlns:w="http://schemas.openxmlformats.org/wordprocessingml/2006/main" xmlns:w10="urn:schemas-microsoft-com:office:word" xmlns:wp="http://schemas.openxmlformats.org/drawingml/2006/wordprocessingDrawing" xmlns:pic="http://schemas.openxmlformats.org/drawingml/2006/picture" xmlns:wps="http://schemas.microsoft.com/office/word/2010/wordprocessingShape" xmlns:wpg="http://schemas.microsoft.com/office/word/2010/wordprocessingGroup" xmlns:mc="http://schemas.openxmlformats.org/markup-compatibility/2006" xmlns:wp14="http://schemas.microsoft.com/office/word/2010/wordprocessingDrawing" xmlns:w14="http://schemas.microsoft.com/office/word/2010/wordml" xmlns:w15="http://schemas.microsoft.com/office/word/2012/wordml" mc:Ignorable="w14 wp14 w15">
+  <w:p>
+    <w:pPr>
+      <w:pStyle w:val="Header"/>
+      <w:jc w:val="center"/>
+      <w:rPr/>
+    </w:pPr>
+    <w:r>
+      <w:rPr/>
+    </w:r>
+  </w:p>
+</w:hdr>
+</file>
+
+<file path=word/header7.xml><?xml version="1.0" encoding="utf-8"?>
+<w:hdr xmlns:o="urn:schemas-microsoft-com:office:office" xmlns:r="http://schemas.openxmlformats.org/officeDocument/2006/relationships" xmlns:v="urn:schemas-microsoft-com:vml" xmlns:w="http://schemas.openxmlformats.org/wordprocessingml/2006/main" xmlns:w10="urn:schemas-microsoft-com:office:word" xmlns:wp="http://schemas.openxmlformats.org/drawingml/2006/wordprocessingDrawing" xmlns:pic="http://schemas.openxmlformats.org/drawingml/2006/picture" xmlns:wps="http://schemas.microsoft.com/office/word/2010/wordprocessingShape" xmlns:wpg="http://schemas.microsoft.com/office/word/2010/wordprocessingGroup" xmlns:mc="http://schemas.openxmlformats.org/markup-compatibility/2006" xmlns:wp14="http://schemas.microsoft.com/office/word/2010/wordprocessingDrawing" xmlns:w14="http://schemas.microsoft.com/office/word/2010/wordml" xmlns:w15="http://schemas.microsoft.com/office/word/2012/wordml" mc:Ignorable="w14 wp14 w15">
+  <w:p>
+    <w:pPr>
+      <w:pStyle w:val="Header"/>
+      <w:rPr/>
+    </w:pPr>
+    <w:r>
+      <w:rPr/>
+    </w:r>
+  </w:p>
+</w:hdr>
+</file>
+
+<file path=word/header8.xml><?xml version="1.0" encoding="utf-8"?>
+<w:hdr xmlns:o="urn:schemas-microsoft-com:office:office" xmlns:r="http://schemas.openxmlformats.org/officeDocument/2006/relationships" xmlns:v="urn:schemas-microsoft-com:vml" xmlns:w="http://schemas.openxmlformats.org/wordprocessingml/2006/main" xmlns:w10="urn:schemas-microsoft-com:office:word" xmlns:wp="http://schemas.openxmlformats.org/drawingml/2006/wordprocessingDrawing" xmlns:pic="http://schemas.openxmlformats.org/drawingml/2006/picture" xmlns:wps="http://schemas.microsoft.com/office/word/2010/wordprocessingShape" xmlns:wpg="http://schemas.microsoft.com/office/word/2010/wordprocessingGroup" xmlns:mc="http://schemas.openxmlformats.org/markup-compatibility/2006" xmlns:wp14="http://schemas.microsoft.com/office/word/2010/wordprocessingDrawing" xmlns:w14="http://schemas.microsoft.com/office/word/2010/wordml" xmlns:w15="http://schemas.microsoft.com/office/word/2012/wordml" mc:Ignorable="w14 wp14 w15">
+  <w:p>
+    <w:pPr>
+      <w:pStyle w:val="Header"/>
+      <w:jc w:val="center"/>
+      <w:rPr/>
+    </w:pPr>
+    <w:r>
+      <w:rPr/>
+    </w:r>
+  </w:p>
+</w:hdr>
+</file>
+
+<file path=word/header9.xml><?xml version="1.0" encoding="utf-8"?>
 <w:hdr xmlns:o="urn:schemas-microsoft-com:office:office" xmlns:r="http://schemas.openxmlformats.org/officeDocument/2006/relationships" xmlns:v="urn:schemas-microsoft-com:vml" xmlns:w="http://schemas.openxmlformats.org/wordprocessingml/2006/main" xmlns:w10="urn:schemas-microsoft-com:office:word" xmlns:wp="http://schemas.openxmlformats.org/drawingml/2006/wordprocessingDrawing" xmlns:pic="http://schemas.openxmlformats.org/drawingml/2006/picture" xmlns:wps="http://schemas.microsoft.com/office/word/2010/wordprocessingShape" xmlns:wpg="http://schemas.microsoft.com/office/word/2010/wordprocessingGroup" xmlns:mc="http://schemas.openxmlformats.org/markup-compatibility/2006" xmlns:wp14="http://schemas.microsoft.com/office/word/2010/wordprocessingDrawing" xmlns:w14="http://schemas.microsoft.com/office/word/2010/wordml" xmlns:w15="http://schemas.microsoft.com/office/word/2012/wordml" mc:Ignorable="w14 wp14 w15">
   <w:p>
     <w:pPr>
